--- a/Fase 2/Evidencias Grupales/2.4_GuiaEstudiante_Fase 2_DesarrolloProyecto APT.docx
+++ b/Fase 2/Evidencias Grupales/2.4_GuiaEstudiante_Fase 2_DesarrolloProyecto APT.docx
@@ -1,11 +1,8 @@
 
 <file path=word/document.xml><?xml version="1.0" encoding="utf-8"?>
-<w:document xmlns:wpc="http://schemas.microsoft.com/office/word/2010/wordprocessingCanvas" xmlns:cx="http://schemas.microsoft.com/office/drawing/2014/chartex" xmlns:mc="http://schemas.openxmlformats.org/markup-compatibility/2006" xmlns:o="urn:schemas-microsoft-com:office:office" xmlns:r="http://schemas.openxmlformats.org/officeDocument/2006/relationships" xmlns:m="http://schemas.openxmlformats.org/officeDocument/2006/math" xmlns:v="urn:schemas-microsoft-com:vml" xmlns:wp14="http://schemas.microsoft.com/office/word/2010/wordprocessingDrawing" xmlns:wp="http://schemas.openxmlformats.org/drawingml/2006/wordprocessingDrawing" xmlns:w10="urn:schemas-microsoft-com:office:word" xmlns:w="http://schemas.openxmlformats.org/wordprocessingml/2006/main" xmlns:w14="http://schemas.microsoft.com/office/word/2010/wordml" xmlns:w15="http://schemas.microsoft.com/office/word/2012/wordml" xmlns:w16se="http://schemas.microsoft.com/office/word/2015/wordml/symex" xmlns:wpg="http://schemas.microsoft.com/office/word/2010/wordprocessingGroup" xmlns:wpi="http://schemas.microsoft.com/office/word/2010/wordprocessingInk" xmlns:wne="http://schemas.microsoft.com/office/word/2006/wordml" xmlns:wps="http://schemas.microsoft.com/office/word/2010/wordprocessingShape" mc:Ignorable="w14 w15 w16se wp14">
+<w:document xmlns:wpc="http://schemas.microsoft.com/office/word/2010/wordprocessingCanvas" xmlns:cx="http://schemas.microsoft.com/office/drawing/2014/chartex" xmlns:cx1="http://schemas.microsoft.com/office/drawing/2015/9/8/chartex" xmlns:cx2="http://schemas.microsoft.com/office/drawing/2015/10/21/chartex" xmlns:cx3="http://schemas.microsoft.com/office/drawing/2016/5/9/chartex" xmlns:cx4="http://schemas.microsoft.com/office/drawing/2016/5/10/chartex" xmlns:cx5="http://schemas.microsoft.com/office/drawing/2016/5/11/chartex" xmlns:cx6="http://schemas.microsoft.com/office/drawing/2016/5/12/chartex" xmlns:cx7="http://schemas.microsoft.com/office/drawing/2016/5/13/chartex" xmlns:cx8="http://schemas.microsoft.com/office/drawing/2016/5/14/chartex" xmlns:mc="http://schemas.openxmlformats.org/markup-compatibility/2006" xmlns:aink="http://schemas.microsoft.com/office/drawing/2016/ink" xmlns:am3d="http://schemas.microsoft.com/office/drawing/2017/model3d" xmlns:o="urn:schemas-microsoft-com:office:office" xmlns:oel="http://schemas.microsoft.com/office/2019/extlst" xmlns:r="http://schemas.openxmlformats.org/officeDocument/2006/relationships" xmlns:m="http://schemas.openxmlformats.org/officeDocument/2006/math" xmlns:v="urn:schemas-microsoft-com:vml" xmlns:wp14="http://schemas.microsoft.com/office/word/2010/wordprocessingDrawing" xmlns:wp="http://schemas.openxmlformats.org/drawingml/2006/wordprocessingDrawing" xmlns:w10="urn:schemas-microsoft-com:office:word" xmlns:w="http://schemas.openxmlformats.org/wordprocessingml/2006/main" xmlns:w14="http://schemas.microsoft.com/office/word/2010/wordml" xmlns:w15="http://schemas.microsoft.com/office/word/2012/wordml" xmlns:w16cex="http://schemas.microsoft.com/office/word/2018/wordml/cex" xmlns:w16cid="http://schemas.microsoft.com/office/word/2016/wordml/cid" xmlns:w16="http://schemas.microsoft.com/office/word/2018/wordml" xmlns:w16du="http://schemas.microsoft.com/office/word/2023/wordml/word16du" xmlns:w16sdtdh="http://schemas.microsoft.com/office/word/2020/wordml/sdtdatahash" xmlns:w16sdtfl="http://schemas.microsoft.com/office/word/2024/wordml/sdtformatlock" xmlns:w16se="http://schemas.microsoft.com/office/word/2015/wordml/symex" xmlns:wpg="http://schemas.microsoft.com/office/word/2010/wordprocessingGroup" xmlns:wpi="http://schemas.microsoft.com/office/word/2010/wordprocessingInk" xmlns:wne="http://schemas.microsoft.com/office/word/2006/wordml" xmlns:wps="http://schemas.microsoft.com/office/word/2010/wordprocessingShape" mc:Ignorable="w14 w15 w16se w16cid w16 w16cex w16sdtdh w16sdtfl w16du wp14">
   <w:body>
-    <w:p>
-      <w:bookmarkStart w:id="0" w:name="_GoBack"/>
-      <w:bookmarkEnd w:id="0"/>
-    </w:p>
+    <w:p/>
     <w:p>
       <w:pPr>
         <w:rPr>
@@ -165,6 +162,7 @@
                                 </w:rPr>
                                 <w:t xml:space="preserve">Asignatura </w:t>
                               </w:r>
+                              <w:proofErr w:type="spellStart"/>
                               <w:r>
                                 <w:rPr>
                                   <w:b/>
@@ -174,6 +172,7 @@
                                 </w:rPr>
                                 <w:t>Capstone</w:t>
                               </w:r>
+                              <w:proofErr w:type="spellEnd"/>
                             </w:p>
                           </w:txbxContent>
                         </wps:txbx>
@@ -238,7 +237,7 @@
           </mc:Choice>
           <mc:Fallback>
             <w:pict>
-              <v:group w14:anchorId="39581AEC" id="Grupo 27" o:spid="_x0000_s1026" style="position:absolute;margin-left:0;margin-top:.75pt;width:491.25pt;height:123pt;z-index:251659264;mso-position-horizontal:center;mso-position-horizontal-relative:margin;mso-width-relative:margin;mso-height-relative:margin" coordsize="59912,15621" o:gfxdata="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">
+              <v:group w14:anchorId="39581AEC" id="Grupo 27" o:spid="_x0000_s1026" style="position:absolute;margin-left:0;margin-top:.75pt;width:491.25pt;height:123pt;z-index:251659264;mso-position-horizontal:center;mso-position-horizontal-relative:margin;mso-width-relative:margin;mso-height-relative:margin" coordsize="59912,15621" o:gfxdata="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">
                 <v:shapetype id="_x0000_t202" coordsize="21600,21600" o:spt="202" path="m,l,21600r21600,l21600,xe">
                   <v:stroke joinstyle="miter"/>
                   <v:path gradientshapeok="t" o:connecttype="rect"/>
@@ -341,6 +340,7 @@
                           </w:rPr>
                           <w:t xml:space="preserve">Asignatura </w:t>
                         </w:r>
+                        <w:proofErr w:type="spellStart"/>
                         <w:r>
                           <w:rPr>
                             <w:b/>
@@ -350,6 +350,7 @@
                           </w:rPr>
                           <w:t>Capstone</w:t>
                         </w:r>
+                        <w:proofErr w:type="spellEnd"/>
                       </w:p>
                     </w:txbxContent>
                   </v:textbox>
@@ -430,7 +431,7 @@
     </w:p>
     <w:tbl>
       <w:tblPr>
-        <w:tblStyle w:val="Tablaconcuadrcula"/>
+        <w:tblStyle w:val="TableGrid"/>
         <w:tblW w:w="9639" w:type="dxa"/>
         <w:tblInd w:w="-572" w:type="dxa"/>
         <w:tblBorders>
@@ -524,7 +525,7 @@
           </w:tcPr>
           <w:p>
             <w:pPr>
-              <w:pStyle w:val="Piedepgina"/>
+              <w:pStyle w:val="Footer"/>
               <w:jc w:val="both"/>
               <w:rPr>
                 <w:rFonts w:ascii="Calibri" w:hAnsi="Calibri"/>
@@ -568,7 +569,7 @@
     </w:p>
     <w:tbl>
       <w:tblPr>
-        <w:tblStyle w:val="Tablaconcuadrcula"/>
+        <w:tblStyle w:val="TableGrid"/>
         <w:tblW w:w="9639" w:type="dxa"/>
         <w:tblInd w:w="-572" w:type="dxa"/>
         <w:tblBorders>
@@ -627,161 +628,403 @@
           </w:tcPr>
           <w:p>
             <w:pPr>
+              <w:spacing w:after="60" w:line="240" w:lineRule="auto"/>
               <w:jc w:val="both"/>
-              <w:rPr>
-                <w:rFonts w:ascii="Calibri" w:hAnsi="Calibri" w:cs="Arial"/>
-                <w:i/>
-                <w:color w:val="548DD4"/>
-                <w:sz w:val="20"/>
-                <w:szCs w:val="20"/>
-                <w:lang w:eastAsia="es-CL"/>
-              </w:rPr>
-            </w:pPr>
-            <w:r>
-              <w:rPr>
-                <w:rFonts w:ascii="Calibri" w:hAnsi="Calibri" w:cs="Arial"/>
-                <w:i/>
-                <w:color w:val="548DD4"/>
-                <w:sz w:val="20"/>
-                <w:szCs w:val="20"/>
-                <w:lang w:eastAsia="es-CL"/>
-              </w:rPr>
-              <w:t xml:space="preserve">En esta </w:t>
-            </w:r>
-            <w:r>
-              <w:rPr>
-                <w:rFonts w:ascii="Calibri" w:hAnsi="Calibri" w:cs="Arial"/>
-                <w:i/>
-                <w:color w:val="548DD4"/>
-                <w:sz w:val="20"/>
-                <w:szCs w:val="20"/>
-                <w:lang w:eastAsia="es-CL"/>
-              </w:rPr>
-              <w:t>sección</w:t>
-            </w:r>
-            <w:r>
-              <w:rPr>
-                <w:rFonts w:ascii="Calibri" w:hAnsi="Calibri" w:cs="Arial"/>
-                <w:i/>
-                <w:color w:val="548DD4"/>
-                <w:sz w:val="20"/>
-                <w:szCs w:val="20"/>
-                <w:lang w:eastAsia="es-CL"/>
-              </w:rPr>
-              <w:t xml:space="preserve"> deberá</w:t>
-            </w:r>
-            <w:r>
-              <w:rPr>
-                <w:rFonts w:ascii="Calibri" w:hAnsi="Calibri" w:cs="Arial"/>
-                <w:i/>
-                <w:color w:val="548DD4"/>
-                <w:sz w:val="20"/>
-                <w:szCs w:val="20"/>
-                <w:lang w:eastAsia="es-CL"/>
-              </w:rPr>
-              <w:t>s</w:t>
-            </w:r>
-            <w:r>
-              <w:rPr>
-                <w:rFonts w:ascii="Calibri" w:hAnsi="Calibri" w:cs="Arial"/>
-                <w:i/>
-                <w:color w:val="548DD4"/>
-                <w:sz w:val="20"/>
-                <w:szCs w:val="20"/>
-                <w:lang w:eastAsia="es-CL"/>
-              </w:rPr>
-              <w:t xml:space="preserve"> </w:t>
-            </w:r>
-            <w:r>
-              <w:rPr>
-                <w:rFonts w:ascii="Calibri" w:hAnsi="Calibri" w:cs="Arial"/>
-                <w:i/>
-                <w:color w:val="548DD4"/>
-                <w:sz w:val="20"/>
-                <w:szCs w:val="20"/>
-                <w:lang w:eastAsia="es-CL"/>
-              </w:rPr>
-              <w:t xml:space="preserve">realizar un resumen de los avances que has realizado en tu proyecto APT. </w:t>
-            </w:r>
-            <w:r>
-              <w:rPr>
-                <w:rFonts w:ascii="Calibri" w:hAnsi="Calibri" w:cs="Arial"/>
-                <w:i/>
-                <w:color w:val="548DD4"/>
-                <w:sz w:val="20"/>
-                <w:szCs w:val="20"/>
-                <w:lang w:eastAsia="es-CL"/>
-              </w:rPr>
-              <w:t xml:space="preserve">Relata </w:t>
-            </w:r>
-            <w:r>
-              <w:rPr>
-                <w:rFonts w:ascii="Calibri" w:hAnsi="Calibri" w:cs="Arial"/>
-                <w:i/>
-                <w:color w:val="548DD4"/>
-                <w:sz w:val="20"/>
-                <w:szCs w:val="20"/>
-                <w:lang w:eastAsia="es-CL"/>
-              </w:rPr>
-              <w:t xml:space="preserve">brevemente </w:t>
-            </w:r>
-            <w:r>
-              <w:rPr>
-                <w:rFonts w:ascii="Calibri" w:hAnsi="Calibri" w:cs="Arial"/>
-                <w:i/>
-                <w:color w:val="548DD4"/>
-                <w:sz w:val="20"/>
-                <w:szCs w:val="20"/>
-                <w:lang w:eastAsia="es-CL"/>
-              </w:rPr>
-              <w:t xml:space="preserve">qué </w:t>
-            </w:r>
-            <w:r>
-              <w:rPr>
-                <w:rFonts w:ascii="Calibri" w:hAnsi="Calibri" w:cs="Arial"/>
-                <w:i/>
-                <w:color w:val="548DD4"/>
-                <w:sz w:val="20"/>
-                <w:szCs w:val="20"/>
-                <w:lang w:eastAsia="es-CL"/>
-              </w:rPr>
-              <w:t xml:space="preserve">actividades </w:t>
-            </w:r>
-            <w:r>
-              <w:rPr>
-                <w:rFonts w:ascii="Calibri" w:hAnsi="Calibri" w:cs="Arial"/>
-                <w:i/>
-                <w:color w:val="548DD4"/>
-                <w:sz w:val="20"/>
-                <w:szCs w:val="20"/>
-                <w:lang w:eastAsia="es-CL"/>
-              </w:rPr>
-              <w:t>del proyecto has llevado a cabo y qué objetivos específicos has cumplido hasta el minuto y de qué manera.</w:t>
-            </w:r>
-          </w:p>
-          <w:p>
-            <w:pPr>
+            </w:pPr>
+            <w:r>
+              <w:rPr>
+                <w:rFonts w:ascii="Calibri" w:hAnsi="Calibri" w:cs="Calibri"/>
+                <w:sz w:val="20"/>
+              </w:rPr>
+              <w:t xml:space="preserve">Corte de avance: </w:t>
+            </w:r>
+            <w:r>
+              <w:rPr>
+                <w:rFonts w:ascii="Calibri" w:hAnsi="Calibri" w:cs="Calibri"/>
+                <w:b/>
+                <w:sz w:val="20"/>
+              </w:rPr>
+              <w:t>16 de octubre de 2026</w:t>
+            </w:r>
+            <w:r>
+              <w:rPr>
+                <w:rFonts w:ascii="Calibri" w:hAnsi="Calibri" w:cs="Calibri"/>
+                <w:sz w:val="20"/>
+              </w:rPr>
+              <w:t xml:space="preserve"> (semana 10 de 18, cierre del Sprint 5). Equipo: Álvaro Barrera (Product Owner) y Franco Núñez (Scrum Master). El proyecto avanza en nueve sprints de dos semanas desde el 7 de agosto; los sprints 1 a 4 están cerrados y el 5 termina esta semana.</w:t>
+            </w:r>
+          </w:p>
+          <w:p>
+            <w:pPr>
+              <w:spacing w:before="80" w:after="60" w:line="240" w:lineRule="auto"/>
               <w:jc w:val="both"/>
-              <w:rPr>
-                <w:rFonts w:ascii="Calibri" w:hAnsi="Calibri" w:cs="Arial"/>
-                <w:i/>
-                <w:color w:val="548DD4"/>
-                <w:sz w:val="20"/>
-                <w:szCs w:val="20"/>
-                <w:lang w:eastAsia="es-CL"/>
-              </w:rPr>
-            </w:pPr>
-            <w:r>
-              <w:rPr>
-                <w:rFonts w:ascii="Calibri" w:hAnsi="Calibri" w:cs="Arial"/>
-                <w:i/>
-                <w:color w:val="548DD4"/>
-                <w:sz w:val="20"/>
-                <w:szCs w:val="20"/>
-                <w:lang w:eastAsia="es-CL"/>
-              </w:rPr>
-              <w:t>En caso que hayas realizado ajustes a los objetivos o metodología, debes incluir dichos apartados nuevamente en este informe, señalando cuáles son dichos ajustes.</w:t>
-            </w:r>
+            </w:pPr>
+            <w:r>
+              <w:rPr>
+                <w:rFonts w:ascii="Calibri" w:hAnsi="Calibri" w:cs="Calibri"/>
+                <w:b/>
+                <w:sz w:val="20"/>
+              </w:rPr>
+              <w:t>Actividades realizadas</w:t>
+            </w:r>
+          </w:p>
+          <w:p>
+            <w:pPr>
+              <w:spacing w:after="20" w:line="240" w:lineRule="auto"/>
+              <w:ind w:left="200" w:hanging="160"/>
+            </w:pPr>
+            <w:r>
+              <w:rPr>
+                <w:rFonts w:ascii="Calibri" w:hAnsi="Calibri" w:cs="Calibri"/>
+                <w:sz w:val="20"/>
+              </w:rPr>
+              <w:t xml:space="preserve">• </w:t>
+            </w:r>
+            <w:r>
+              <w:rPr>
+                <w:rFonts w:ascii="Calibri" w:hAnsi="Calibri" w:cs="Calibri"/>
+                <w:b/>
+                <w:sz w:val="20"/>
+              </w:rPr>
+              <w:t>Sprints 1–2 · Caja on-premise:</w:t>
+            </w:r>
+            <w:r>
+              <w:rPr>
+                <w:rFonts w:ascii="Calibri" w:hAnsi="Calibri" w:cs="Calibri"/>
+                <w:sz w:val="20"/>
+              </w:rPr>
+              <w:t xml:space="preserve"> la caja de venta quedó construida, verificada y desplegada en el TV Box (Debian, ARM64) con sus siete módulos: base SQLite, productos y kardex, caja y cajeros con PIN, venta transaccional con numeración correlativa y cola de emisión, interfaz por teclado y lector, sincronización FIFO hacia la nube y servicio systemd en modo kiosco. La «regla de oro» se comprobó: con el emisor caído, la venta se completa en 13 ms, y el sistema usa unos 58 MB de RAM.</w:t>
+            </w:r>
+          </w:p>
+          <w:p>
+            <w:pPr>
+              <w:spacing w:after="20" w:line="240" w:lineRule="auto"/>
+              <w:ind w:left="200" w:hanging="160"/>
+            </w:pPr>
+            <w:r>
+              <w:rPr>
+                <w:rFonts w:ascii="Calibri" w:hAnsi="Calibri" w:cs="Calibri"/>
+                <w:sz w:val="20"/>
+              </w:rPr>
+              <w:t xml:space="preserve">• </w:t>
+            </w:r>
+            <w:r>
+              <w:rPr>
+                <w:rFonts w:ascii="Calibri" w:hAnsi="Calibri" w:cs="Calibri"/>
+                <w:b/>
+                <w:sz w:val="20"/>
+              </w:rPr>
+              <w:t>Sprint 3 · Plataforma web multi-tenant:</w:t>
+            </w:r>
+            <w:r>
+              <w:rPr>
+                <w:rFonts w:ascii="Calibri" w:hAnsi="Calibri" w:cs="Calibri"/>
+                <w:sz w:val="20"/>
+              </w:rPr>
+              <w:t xml:space="preserve"> sitio comercial, formulario de contacto, panel de administración y panel del dueño (mini-ERP), con aislamiento de datos por cliente_id.</w:t>
+            </w:r>
+          </w:p>
+          <w:p>
+            <w:pPr>
+              <w:spacing w:after="20" w:line="240" w:lineRule="auto"/>
+              <w:ind w:left="200" w:hanging="160"/>
+            </w:pPr>
+            <w:r>
+              <w:rPr>
+                <w:rFonts w:ascii="Calibri" w:hAnsi="Calibri" w:cs="Calibri"/>
+                <w:sz w:val="20"/>
+              </w:rPr>
+              <w:t xml:space="preserve">• </w:t>
+            </w:r>
+            <w:r>
+              <w:rPr>
+                <w:rFonts w:ascii="Calibri" w:hAnsi="Calibri" w:cs="Calibri"/>
+                <w:b/>
+                <w:sz w:val="20"/>
+              </w:rPr>
+              <w:t>Sprint 4 · Recorrido de la demo:</w:t>
+            </w:r>
+            <w:r>
+              <w:rPr>
+                <w:rFonts w:ascii="Calibri" w:hAnsi="Calibri" w:cs="Calibri"/>
+                <w:sz w:val="20"/>
+              </w:rPr>
+              <w:t xml:space="preserve"> auditoría del código y plan de acción (23-sep), replanificación del backlog (25-sep, +13 historias), despliegue de Walkan Web en el servidor </w:t>
+            </w:r>
+            <w:r>
+              <w:rPr>
+                <w:rFonts w:ascii="Calibri" w:hAnsi="Calibri" w:cs="Calibri"/>
+                <w:sz w:val="20"/>
+              </w:rPr>
+              <w:t>de prueba</w:t>
+            </w:r>
+            <w:r>
+              <w:rPr>
+                <w:rFonts w:ascii="Calibri" w:hAnsi="Calibri" w:cs="Calibri"/>
+                <w:sz w:val="20"/>
+              </w:rPr>
+              <w:t xml:space="preserve"> (walkan.duckdns.org), seguridad mínima, registro autoservicio con pago (Flow simulado), activación de la cuenta con el pago y límite de cajas por plan.</w:t>
+            </w:r>
+          </w:p>
+          <w:p>
+            <w:pPr>
+              <w:spacing w:after="20" w:line="240" w:lineRule="auto"/>
+              <w:ind w:left="200" w:hanging="160"/>
+            </w:pPr>
+            <w:r>
+              <w:rPr>
+                <w:rFonts w:ascii="Calibri" w:hAnsi="Calibri" w:cs="Calibri"/>
+                <w:sz w:val="20"/>
+              </w:rPr>
+              <w:t xml:space="preserve">• </w:t>
+            </w:r>
+            <w:r>
+              <w:rPr>
+                <w:rFonts w:ascii="Calibri" w:hAnsi="Calibri" w:cs="Calibri"/>
+                <w:b/>
+                <w:sz w:val="20"/>
+              </w:rPr>
+              <w:t>Sprint 5 · Inventario y cuenta:</w:t>
+            </w:r>
+            <w:r>
+              <w:rPr>
+                <w:rFonts w:ascii="Calibri" w:hAnsi="Calibri" w:cs="Calibri"/>
+                <w:sz w:val="20"/>
+              </w:rPr>
+              <w:t xml:space="preserve"> módulo de inventario completo (CRUD con SKU único, kardex, ajustes con motivo, ingreso de mercadería con lotes y vencimiento FEFO, importación CSV, etiquetas EAN-13, conteo físico), simulador de caja con ~90 días de ventas, inventario predictivo, pedidos sugeridos por proveedor, análisis de rotación ABC y 77 pruebas end-to-end; además «Mi cuenta» (cambio de clave), restablecimiento de clave por el staff y «Mi plan» con datos reales.</w:t>
+            </w:r>
+          </w:p>
+          <w:p>
+            <w:pPr>
+              <w:spacing w:before="80" w:after="60" w:line="240" w:lineRule="auto"/>
+              <w:jc w:val="both"/>
+            </w:pPr>
+            <w:r>
+              <w:rPr>
+                <w:rFonts w:ascii="Calibri" w:hAnsi="Calibri" w:cs="Calibri"/>
+                <w:b/>
+                <w:sz w:val="20"/>
+              </w:rPr>
+              <w:t>Objetivos específicos cumplidos</w:t>
+            </w:r>
+          </w:p>
+          <w:p>
+            <w:pPr>
+              <w:spacing w:after="20" w:line="240" w:lineRule="auto"/>
+              <w:ind w:left="200" w:hanging="160"/>
+            </w:pPr>
+            <w:r>
+              <w:rPr>
+                <w:rFonts w:ascii="Calibri" w:hAnsi="Calibri" w:cs="Calibri"/>
+                <w:sz w:val="20"/>
+              </w:rPr>
+              <w:t xml:space="preserve">• </w:t>
+            </w:r>
+            <w:r>
+              <w:rPr>
+                <w:rFonts w:ascii="Calibri" w:hAnsi="Calibri" w:cs="Calibri"/>
+                <w:b/>
+                <w:sz w:val="20"/>
+              </w:rPr>
+              <w:t>OE1 · Requerimientos (cumplido):</w:t>
+            </w:r>
+            <w:r>
+              <w:rPr>
+                <w:rFonts w:ascii="Calibri" w:hAnsi="Calibri" w:cs="Calibri"/>
+                <w:sz w:val="20"/>
+              </w:rPr>
+              <w:t xml:space="preserve"> Product Backlog de 29 historias en 12 épicas, con criterios de aceptación, priorizado con MoSCoW; complementado con la auditoría del código y la revisión del flujo de usuario.</w:t>
+            </w:r>
+          </w:p>
+          <w:p>
+            <w:pPr>
+              <w:spacing w:after="20" w:line="240" w:lineRule="auto"/>
+              <w:ind w:left="200" w:hanging="160"/>
+            </w:pPr>
+            <w:r>
+              <w:rPr>
+                <w:rFonts w:ascii="Calibri" w:hAnsi="Calibri" w:cs="Calibri"/>
+                <w:sz w:val="20"/>
+              </w:rPr>
+              <w:lastRenderedPageBreak/>
+              <w:t xml:space="preserve">• </w:t>
+            </w:r>
+            <w:r>
+              <w:rPr>
+                <w:rFonts w:ascii="Calibri" w:hAnsi="Calibri" w:cs="Calibri"/>
+                <w:b/>
+                <w:sz w:val="20"/>
+              </w:rPr>
+              <w:t>OE2 · Arquitectura y modelo de datos (cumplido):</w:t>
+            </w:r>
+            <w:r>
+              <w:rPr>
+                <w:rFonts w:ascii="Calibri" w:hAnsi="Calibri" w:cs="Calibri"/>
+                <w:sz w:val="20"/>
+              </w:rPr>
+              <w:t xml:space="preserve"> arquitectura en dos planos (caja local y nube), modelos entidad-relación de la caja y de la nube, 15 migraciones versionadas y registro de decisiones D-01 a D-15.</w:t>
+            </w:r>
+          </w:p>
+          <w:p>
+            <w:pPr>
+              <w:spacing w:after="20" w:line="240" w:lineRule="auto"/>
+              <w:ind w:left="200" w:hanging="160"/>
+            </w:pPr>
+            <w:r>
+              <w:rPr>
+                <w:rFonts w:ascii="Calibri" w:hAnsi="Calibri" w:cs="Calibri"/>
+                <w:sz w:val="20"/>
+              </w:rPr>
+              <w:t xml:space="preserve">• </w:t>
+            </w:r>
+            <w:r>
+              <w:rPr>
+                <w:rFonts w:ascii="Calibri" w:hAnsi="Calibri" w:cs="Calibri"/>
+                <w:b/>
+                <w:sz w:val="20"/>
+              </w:rPr>
+              <w:t>OE3 · Interfaz de usuario (cumplido, con ajuste):</w:t>
+            </w:r>
+            <w:r>
+              <w:rPr>
+                <w:rFonts w:ascii="Calibri" w:hAnsi="Calibri" w:cs="Calibri"/>
+                <w:sz w:val="20"/>
+              </w:rPr>
+              <w:t xml:space="preserve"> panel del dueño y de administración operativos, adaptables al celular y con contraste AA; se construyeron en HTML/JS servido por NestJS en lugar de React (ver Metodología).</w:t>
+            </w:r>
+          </w:p>
+          <w:p>
+            <w:pPr>
+              <w:spacing w:after="20" w:line="240" w:lineRule="auto"/>
+              <w:ind w:left="200" w:hanging="160"/>
+            </w:pPr>
+            <w:r>
+              <w:rPr>
+                <w:rFonts w:ascii="Calibri" w:hAnsi="Calibri" w:cs="Calibri"/>
+                <w:sz w:val="20"/>
+              </w:rPr>
+              <w:t xml:space="preserve">• </w:t>
+            </w:r>
+            <w:r>
+              <w:rPr>
+                <w:rFonts w:ascii="Calibri" w:hAnsi="Calibri" w:cs="Calibri"/>
+                <w:b/>
+                <w:sz w:val="20"/>
+              </w:rPr>
+              <w:t>OE4 · Lógica predictiva (cumplido, adelantado a la Fase 2):</w:t>
+            </w:r>
+            <w:r>
+              <w:rPr>
+                <w:rFonts w:ascii="Calibri" w:hAnsi="Calibri" w:cs="Calibri"/>
+                <w:sz w:val="20"/>
+              </w:rPr>
+              <w:t xml:space="preserve"> venta diaria por promedio móvil de 28 días, días de stock, punto de reorden, cantidad sugerida y clasificación ABC, verificados con datos simulados y un chequeo de fórmulas con casos borde.</w:t>
+            </w:r>
+          </w:p>
+          <w:p>
+            <w:pPr>
+              <w:spacing w:after="20" w:line="240" w:lineRule="auto"/>
+              <w:ind w:left="200" w:hanging="160"/>
+            </w:pPr>
+            <w:r>
+              <w:rPr>
+                <w:rFonts w:ascii="Calibri" w:hAnsi="Calibri" w:cs="Calibri"/>
+                <w:sz w:val="20"/>
+              </w:rPr>
+              <w:t xml:space="preserve">• </w:t>
+            </w:r>
+            <w:r>
+              <w:rPr>
+                <w:rFonts w:ascii="Calibri" w:hAnsi="Calibri" w:cs="Calibri"/>
+                <w:b/>
+                <w:sz w:val="20"/>
+              </w:rPr>
+              <w:t>OE5 · Lista de compra y recepción (cumplido, adelantado):</w:t>
+            </w:r>
+            <w:r>
+              <w:rPr>
+                <w:rFonts w:ascii="Calibri" w:hAnsi="Calibri" w:cs="Calibri"/>
+                <w:sz w:val="20"/>
+              </w:rPr>
+              <w:t xml:space="preserve"> pedidos sugeridos por proveedor en un clic, envío por WhatsApp, correo o impresión, y recepción editable que suma stock mediante movimientos.</w:t>
+            </w:r>
+          </w:p>
+          <w:p>
+            <w:pPr>
+              <w:spacing w:after="20" w:line="240" w:lineRule="auto"/>
+              <w:ind w:left="200" w:hanging="160"/>
+            </w:pPr>
+            <w:r>
+              <w:rPr>
+                <w:rFonts w:ascii="Calibri" w:hAnsi="Calibri" w:cs="Calibri"/>
+                <w:sz w:val="20"/>
+              </w:rPr>
+              <w:t xml:space="preserve">• </w:t>
+            </w:r>
+            <w:r>
+              <w:rPr>
+                <w:rFonts w:ascii="Calibri" w:hAnsi="Calibri" w:cs="Calibri"/>
+                <w:b/>
+                <w:sz w:val="20"/>
+              </w:rPr>
+              <w:t>OE6 · Validación y pruebas (en curso):</w:t>
+            </w:r>
+            <w:r>
+              <w:rPr>
+                <w:rFonts w:ascii="Calibri" w:hAnsi="Calibri" w:cs="Calibri"/>
+                <w:sz w:val="20"/>
+              </w:rPr>
+              <w:t xml:space="preserve"> 77 pruebas Playwright (inventario, compras, ventas y lotes, aislamiento entre negocios, XSS, móvil y accesibilidad), pruebas de idempotencia de la sincronización y chequeos de fórmulas. Falta probar el recorrido completo con la caja real y, si se puede, un piloto.</w:t>
+            </w:r>
+          </w:p>
+          <w:p>
+            <w:pPr>
+              <w:spacing w:before="80" w:after="60" w:line="240" w:lineRule="auto"/>
+              <w:jc w:val="both"/>
+            </w:pPr>
+            <w:r>
+              <w:rPr>
+                <w:rFonts w:ascii="Calibri" w:hAnsi="Calibri" w:cs="Calibri"/>
+                <w:b/>
+                <w:sz w:val="20"/>
+              </w:rPr>
+              <w:t>Pendiente principal</w:t>
+            </w:r>
+          </w:p>
+          <w:p>
+            <w:pPr>
+              <w:spacing w:after="60" w:line="240" w:lineRule="auto"/>
+              <w:jc w:val="both"/>
+            </w:pPr>
+            <w:r>
+              <w:rPr>
+                <w:rFonts w:ascii="Calibri" w:hAnsi="Calibri" w:cs="Calibri"/>
+                <w:sz w:val="20"/>
+              </w:rPr>
+              <w:t xml:space="preserve">Catálogo nube </w:t>
+            </w:r>
+            <w:r>
+              <w:rPr>
+                <w:rFonts w:ascii="Calibri" w:hAnsi="Calibri" w:cs="Calibri"/>
+                <w:sz w:val="20"/>
+              </w:rPr>
+              <w:t>-&gt;</w:t>
+            </w:r>
+            <w:r>
+              <w:rPr>
+                <w:rFonts w:ascii="Calibri" w:hAnsi="Calibri" w:cs="Calibri"/>
+                <w:sz w:val="20"/>
+              </w:rPr>
+              <w:t xml:space="preserve"> caja (H21), pago con Flow real desde el servidor, morosidad (H28), cobro recurrente (H15), endurecimiento final de seguridad y resumen de ventas por período (H23). El detalle y las estrategias están en las secciones 2 y 3.</w:t>
+            </w:r>
+          </w:p>
+          <w:p>
+            <w:pPr>
+              <w:spacing w:after="0"/>
+              <w:rPr>
+                <w:sz w:val="4"/>
+              </w:rPr>
+            </w:pPr>
           </w:p>
         </w:tc>
       </w:tr>
@@ -806,6 +1049,7 @@
                 <w:rFonts w:ascii="Calibri" w:hAnsi="Calibri"/>
                 <w:color w:val="1F3864" w:themeColor="accent1" w:themeShade="80"/>
               </w:rPr>
+              <w:lastRenderedPageBreak/>
               <w:t>Objetivos</w:t>
             </w:r>
           </w:p>
@@ -817,28 +1061,156 @@
           </w:tcPr>
           <w:p>
             <w:pPr>
+              <w:spacing w:after="60" w:line="240" w:lineRule="auto"/>
               <w:jc w:val="both"/>
-              <w:rPr>
-                <w:rFonts w:ascii="Calibri" w:hAnsi="Calibri" w:cs="Arial"/>
+            </w:pPr>
+            <w:r>
+              <w:rPr>
+                <w:rFonts w:ascii="Calibri" w:hAnsi="Calibri" w:cs="Calibri"/>
+                <w:sz w:val="20"/>
+              </w:rPr>
+              <w:t>Se mantiene el propósito del proyecto. Se ajusta la redacción del objetivo general y de los objetivos específicos 3 y 6 para reflejar el stack real y la estrategia de pruebas:</w:t>
+            </w:r>
+          </w:p>
+          <w:p>
+            <w:pPr>
+              <w:spacing w:before="80" w:after="60" w:line="240" w:lineRule="auto"/>
+              <w:jc w:val="both"/>
+            </w:pPr>
+            <w:r>
+              <w:rPr>
+                <w:rFonts w:ascii="Calibri" w:hAnsi="Calibri" w:cs="Calibri"/>
                 <w:b/>
-                <w:i/>
-                <w:color w:val="548DD4"/>
-                <w:sz w:val="20"/>
-                <w:szCs w:val="20"/>
-                <w:lang w:eastAsia="es-CL"/>
-              </w:rPr>
-            </w:pPr>
-            <w:r>
-              <w:rPr>
-                <w:rFonts w:ascii="Calibri" w:hAnsi="Calibri" w:cs="Arial"/>
-                <w:i/>
-                <w:color w:val="548DD4"/>
-                <w:sz w:val="20"/>
-                <w:szCs w:val="20"/>
-                <w:lang w:eastAsia="es-CL"/>
-              </w:rPr>
-              <w:t>Opcional en caso de ajuste</w:t>
-            </w:r>
+                <w:sz w:val="20"/>
+              </w:rPr>
+              <w:t>Objetivo general (ajustado)</w:t>
+            </w:r>
+          </w:p>
+          <w:p>
+            <w:pPr>
+              <w:spacing w:after="60" w:line="240" w:lineRule="auto"/>
+              <w:jc w:val="both"/>
+            </w:pPr>
+            <w:r>
+              <w:rPr>
+                <w:rFonts w:ascii="Calibri" w:hAnsi="Calibri" w:cs="Calibri"/>
+                <w:sz w:val="20"/>
+              </w:rPr>
+              <w:t>Desarrollar Walkan, una solución de software para almacenes de barrio compuesta por una caja de venta en hardware de bajo costo y una plataforma web multi-tenant, construida con TypeScript, NestJS y SQLite, que siga vendiendo aunque se corte internet y que optimice la toma de decisiones mediante análisis predictivo de ventas y sugerencias de reabastecimiento.</w:t>
+            </w:r>
+          </w:p>
+          <w:p>
+            <w:pPr>
+              <w:spacing w:before="80" w:after="60" w:line="240" w:lineRule="auto"/>
+              <w:jc w:val="both"/>
+            </w:pPr>
+            <w:r>
+              <w:rPr>
+                <w:rFonts w:ascii="Calibri" w:hAnsi="Calibri" w:cs="Calibri"/>
+                <w:b/>
+                <w:sz w:val="20"/>
+              </w:rPr>
+              <w:t>Objetivos específicos</w:t>
+            </w:r>
+          </w:p>
+          <w:p>
+            <w:pPr>
+              <w:spacing w:after="20" w:line="240" w:lineRule="auto"/>
+              <w:ind w:left="200" w:hanging="160"/>
+            </w:pPr>
+            <w:r>
+              <w:rPr>
+                <w:rFonts w:ascii="Calibri" w:hAnsi="Calibri" w:cs="Calibri"/>
+                <w:sz w:val="20"/>
+              </w:rPr>
+              <w:t>• OE1. Relevar y especificar los requerimientos funcionales y no funcionales de la gestión de inventario y ventas en pequeños comercios. (Sin cambios.)</w:t>
+            </w:r>
+          </w:p>
+          <w:p>
+            <w:pPr>
+              <w:spacing w:after="20" w:line="240" w:lineRule="auto"/>
+              <w:ind w:left="200" w:hanging="160"/>
+            </w:pPr>
+            <w:r>
+              <w:rPr>
+                <w:rFonts w:ascii="Calibri" w:hAnsi="Calibri" w:cs="Calibri"/>
+                <w:sz w:val="20"/>
+              </w:rPr>
+              <w:t>• OE2. Diseñar la arquitectura del sistema y los modelos de datos relacionales en SQLite de la caja y de la nube. (Precisado: dos planos.)</w:t>
+            </w:r>
+          </w:p>
+          <w:p>
+            <w:pPr>
+              <w:spacing w:after="20" w:line="240" w:lineRule="auto"/>
+              <w:ind w:left="200" w:hanging="160"/>
+            </w:pPr>
+            <w:r>
+              <w:rPr>
+                <w:rFonts w:ascii="Calibri" w:hAnsi="Calibri" w:cs="Calibri"/>
+                <w:sz w:val="20"/>
+              </w:rPr>
+              <w:t>• OE3. Desarrollar la caja de venta y la plataforma web (registro, suscripción, panel del dueño y administración), priorizando la usabilidad y la velocidad de operación. (Ajustado: se elimina la exigencia de React.)</w:t>
+            </w:r>
+          </w:p>
+          <w:p>
+            <w:pPr>
+              <w:spacing w:after="20" w:line="240" w:lineRule="auto"/>
+              <w:ind w:left="200" w:hanging="160"/>
+            </w:pPr>
+            <w:r>
+              <w:rPr>
+                <w:rFonts w:ascii="Calibri" w:hAnsi="Calibri" w:cs="Calibri"/>
+                <w:sz w:val="20"/>
+              </w:rPr>
+              <w:t>• OE4. Implementar la lógica predictiva para estimar la demanda e identificar artículos de alta y baja rotación. (Sin cambios.)</w:t>
+            </w:r>
+          </w:p>
+          <w:p>
+            <w:pPr>
+              <w:spacing w:after="20" w:line="240" w:lineRule="auto"/>
+              <w:ind w:left="200" w:hanging="160"/>
+            </w:pPr>
+            <w:r>
+              <w:rPr>
+                <w:rFonts w:ascii="Calibri" w:hAnsi="Calibri" w:cs="Calibri"/>
+                <w:sz w:val="20"/>
+              </w:rPr>
+              <w:t>• OE5. Desarrollar la lista de compra sugerida por proveedor y el registro de la recepción de mercadería. (Sin cambios.)</w:t>
+            </w:r>
+          </w:p>
+          <w:p>
+            <w:pPr>
+              <w:spacing w:after="20" w:line="240" w:lineRule="auto"/>
+              <w:ind w:left="200" w:hanging="160"/>
+            </w:pPr>
+            <w:r>
+              <w:rPr>
+                <w:rFonts w:ascii="Calibri" w:hAnsi="Calibri" w:cs="Calibri"/>
+                <w:sz w:val="20"/>
+              </w:rPr>
+              <w:t>• OE6. Validar el sistema mediante pruebas end-to-end automatizadas, verificación de fórmulas y escenarios de uso con datos simulados; el piloto en un almacén real queda como opcional. (Ajustado.)</w:t>
+            </w:r>
+          </w:p>
+          <w:p>
+            <w:pPr>
+              <w:spacing w:after="60" w:line="240" w:lineRule="auto"/>
+              <w:jc w:val="both"/>
+            </w:pPr>
+            <w:r>
+              <w:rPr>
+                <w:rFonts w:ascii="Calibri" w:hAnsi="Calibri" w:cs="Calibri"/>
+                <w:sz w:val="20"/>
+              </w:rPr>
+              <w:t>El chatbot de consultas por WhatsApp o Telegram, planteado como opcional en la Fase 1, se descarta para esta versión. La integración real con el SII sigue como trabajo futuro: el comprobante se emite de forma simulada detrás de una interfaz preparada para el reemplazo.</w:t>
+            </w:r>
+          </w:p>
+          <w:p>
+            <w:pPr>
+              <w:spacing w:after="0"/>
+              <w:rPr>
+                <w:sz w:val="4"/>
+              </w:rPr>
+            </w:pPr>
           </w:p>
         </w:tc>
       </w:tr>
@@ -874,27 +1246,221 @@
           </w:tcPr>
           <w:p>
             <w:pPr>
+              <w:spacing w:after="60" w:line="240" w:lineRule="auto"/>
               <w:jc w:val="both"/>
-              <w:rPr>
-                <w:rFonts w:ascii="Calibri" w:hAnsi="Calibri" w:cs="Arial"/>
-                <w:i/>
-                <w:color w:val="548DD4"/>
-                <w:sz w:val="20"/>
-                <w:szCs w:val="20"/>
-                <w:lang w:eastAsia="es-CL"/>
-              </w:rPr>
-            </w:pPr>
-            <w:r>
-              <w:rPr>
-                <w:rFonts w:ascii="Calibri" w:hAnsi="Calibri" w:cs="Arial"/>
-                <w:i/>
-                <w:color w:val="548DD4"/>
-                <w:sz w:val="20"/>
-                <w:szCs w:val="20"/>
-                <w:lang w:eastAsia="es-CL"/>
-              </w:rPr>
-              <w:t>Opcional en caso de ajuste</w:t>
-            </w:r>
+            </w:pPr>
+            <w:r>
+              <w:rPr>
+                <w:rFonts w:ascii="Calibri" w:hAnsi="Calibri" w:cs="Calibri"/>
+                <w:sz w:val="20"/>
+              </w:rPr>
+              <w:t>Se mantiene Scrum (Álvaro Barrera como Product Owner, Franco Núñez como Scrum Master y ambos como equipo de desarrollo), con los siguientes ajustes:</w:t>
+            </w:r>
+          </w:p>
+          <w:p>
+            <w:pPr>
+              <w:spacing w:after="20" w:line="240" w:lineRule="auto"/>
+              <w:ind w:left="200" w:hanging="160"/>
+            </w:pPr>
+            <w:r>
+              <w:rPr>
+                <w:rFonts w:ascii="Calibri" w:hAnsi="Calibri" w:cs="Calibri"/>
+                <w:sz w:val="20"/>
+              </w:rPr>
+              <w:lastRenderedPageBreak/>
+              <w:t xml:space="preserve">• </w:t>
+            </w:r>
+            <w:r>
+              <w:rPr>
+                <w:rFonts w:ascii="Calibri" w:hAnsi="Calibri" w:cs="Calibri"/>
+                <w:b/>
+                <w:sz w:val="20"/>
+              </w:rPr>
+              <w:t>Calendario:</w:t>
+            </w:r>
+            <w:r>
+              <w:rPr>
+                <w:rFonts w:ascii="Calibri" w:hAnsi="Calibri" w:cs="Calibri"/>
+                <w:sz w:val="20"/>
+              </w:rPr>
+              <w:t xml:space="preserve"> nueve sprints de dos semanas sobre las 18 semanas del semestre (inicio el 7 de agosto, sin receso), recalibrado el 9 de octubre. Velocidad promedio de los sprints 1 a 4: 22,5 puntos.</w:t>
+            </w:r>
+          </w:p>
+          <w:p>
+            <w:pPr>
+              <w:spacing w:after="20" w:line="240" w:lineRule="auto"/>
+              <w:ind w:left="200" w:hanging="160"/>
+            </w:pPr>
+            <w:r>
+              <w:rPr>
+                <w:rFonts w:ascii="Calibri" w:hAnsi="Calibri" w:cs="Calibri"/>
+                <w:sz w:val="20"/>
+              </w:rPr>
+              <w:t xml:space="preserve">• </w:t>
+            </w:r>
+            <w:r>
+              <w:rPr>
+                <w:rFonts w:ascii="Calibri" w:hAnsi="Calibri" w:cs="Calibri"/>
+                <w:b/>
+                <w:sz w:val="20"/>
+              </w:rPr>
+              <w:t>Replanificación del backlog (25-sep):</w:t>
+            </w:r>
+            <w:r>
+              <w:rPr>
+                <w:rFonts w:ascii="Calibri" w:hAnsi="Calibri" w:cs="Calibri"/>
+                <w:sz w:val="20"/>
+              </w:rPr>
+              <w:t xml:space="preserve"> al definir el recorrido de la demo se agregaron 13 historias (H17–H29, 63 puntos) y dos épicas nuevas: Seguridad y calidad (E11) e Inventario predictivo (E12).</w:t>
+            </w:r>
+          </w:p>
+          <w:p>
+            <w:pPr>
+              <w:spacing w:after="20" w:line="240" w:lineRule="auto"/>
+              <w:ind w:left="200" w:hanging="160"/>
+            </w:pPr>
+            <w:r>
+              <w:rPr>
+                <w:rFonts w:ascii="Calibri" w:hAnsi="Calibri" w:cs="Calibri"/>
+                <w:sz w:val="20"/>
+              </w:rPr>
+              <w:t xml:space="preserve">• </w:t>
+            </w:r>
+            <w:r>
+              <w:rPr>
+                <w:rFonts w:ascii="Calibri" w:hAnsi="Calibri" w:cs="Calibri"/>
+                <w:b/>
+                <w:sz w:val="20"/>
+              </w:rPr>
+              <w:t>Endurecimiento antes de nuevas funciones:</w:t>
+            </w:r>
+            <w:r>
+              <w:rPr>
+                <w:rFonts w:ascii="Calibri" w:hAnsi="Calibri" w:cs="Calibri"/>
+                <w:sz w:val="20"/>
+              </w:rPr>
+              <w:t xml:space="preserve"> la auditoría del 23 de septiembre detectó diferencias entre la documentación y el código, errores que rompían la demo y problemas de seguridad; se corrigieron primero y lo obsoleto se eliminó en vez de arreglarse.</w:t>
+            </w:r>
+          </w:p>
+          <w:p>
+            <w:pPr>
+              <w:spacing w:after="20" w:line="240" w:lineRule="auto"/>
+              <w:ind w:left="200" w:hanging="160"/>
+            </w:pPr>
+            <w:r>
+              <w:rPr>
+                <w:rFonts w:ascii="Calibri" w:hAnsi="Calibri" w:cs="Calibri"/>
+                <w:sz w:val="20"/>
+              </w:rPr>
+              <w:t xml:space="preserve">• </w:t>
+            </w:r>
+            <w:r>
+              <w:rPr>
+                <w:rFonts w:ascii="Calibri" w:hAnsi="Calibri" w:cs="Calibri"/>
+                <w:b/>
+                <w:sz w:val="20"/>
+              </w:rPr>
+              <w:t>Interfaz sin React:</w:t>
+            </w:r>
+            <w:r>
+              <w:rPr>
+                <w:rFonts w:ascii="Calibri" w:hAnsi="Calibri" w:cs="Calibri"/>
+                <w:sz w:val="20"/>
+              </w:rPr>
+              <w:t xml:space="preserve"> el panel se mantiene en HTML/JavaScript servido por NestJS (EJS), con todos los textos escapados contra XSS. El esfuerzo previsto para la migración se reasignó a funcionalidades y pruebas.</w:t>
+            </w:r>
+          </w:p>
+          <w:p>
+            <w:pPr>
+              <w:spacing w:after="20" w:line="240" w:lineRule="auto"/>
+              <w:ind w:left="200" w:hanging="160"/>
+            </w:pPr>
+            <w:r>
+              <w:rPr>
+                <w:rFonts w:ascii="Calibri" w:hAnsi="Calibri" w:cs="Calibri"/>
+                <w:sz w:val="20"/>
+              </w:rPr>
+              <w:t xml:space="preserve">• </w:t>
+            </w:r>
+            <w:r>
+              <w:rPr>
+                <w:rFonts w:ascii="Calibri" w:hAnsi="Calibri" w:cs="Calibri"/>
+                <w:b/>
+                <w:sz w:val="20"/>
+              </w:rPr>
+              <w:t>Verificación:</w:t>
+            </w:r>
+            <w:r>
+              <w:rPr>
+                <w:rFonts w:ascii="Calibri" w:hAnsi="Calibri" w:cs="Calibri"/>
+                <w:sz w:val="20"/>
+              </w:rPr>
+              <w:t xml:space="preserve"> además de probar cada incremento por HTTP y en el hardware, se incorporan pruebas end-to-end con Playwright, chequeos de fórmulas y revisiones de seguridad y correctitud del código antes de cerrar una historia.</w:t>
+            </w:r>
+          </w:p>
+          <w:p>
+            <w:pPr>
+              <w:spacing w:after="20" w:line="240" w:lineRule="auto"/>
+              <w:ind w:left="200" w:hanging="160"/>
+            </w:pPr>
+            <w:r>
+              <w:rPr>
+                <w:rFonts w:ascii="Calibri" w:hAnsi="Calibri" w:cs="Calibri"/>
+                <w:sz w:val="20"/>
+              </w:rPr>
+              <w:t xml:space="preserve">• </w:t>
+            </w:r>
+            <w:r>
+              <w:rPr>
+                <w:rFonts w:ascii="Calibri" w:hAnsi="Calibri" w:cs="Calibri"/>
+                <w:b/>
+                <w:sz w:val="20"/>
+              </w:rPr>
+              <w:t>Gestión del repositorio:</w:t>
+            </w:r>
+            <w:r>
+              <w:rPr>
+                <w:rFonts w:ascii="Calibri" w:hAnsi="Calibri" w:cs="Calibri"/>
+                <w:sz w:val="20"/>
+              </w:rPr>
+              <w:t xml:space="preserve"> ramas por integrante sobre main en GitLab, Conventional Commits en español y respaldos fechados; los entregables académicos se versionan en GitHub.</w:t>
+            </w:r>
+          </w:p>
+          <w:p>
+            <w:pPr>
+              <w:spacing w:after="20" w:line="240" w:lineRule="auto"/>
+              <w:ind w:left="200" w:hanging="160"/>
+            </w:pPr>
+            <w:r>
+              <w:rPr>
+                <w:rFonts w:ascii="Calibri" w:hAnsi="Calibri" w:cs="Calibri"/>
+                <w:sz w:val="20"/>
+              </w:rPr>
+              <w:t xml:space="preserve">• </w:t>
+            </w:r>
+            <w:r>
+              <w:rPr>
+                <w:rFonts w:ascii="Calibri" w:hAnsi="Calibri" w:cs="Calibri"/>
+                <w:b/>
+                <w:sz w:val="20"/>
+              </w:rPr>
+              <w:t>Seguimiento:</w:t>
+            </w:r>
+            <w:r>
+              <w:rPr>
+                <w:rFonts w:ascii="Calibri" w:hAnsi="Calibri" w:cs="Calibri"/>
+                <w:sz w:val="20"/>
+              </w:rPr>
+              <w:t xml:space="preserve"> dailies breves lunes, miércoles y viernes (videollamada o mensaje) y un recordatorio semanal para actualizar la documentación, acordado tras la retrospectiva.</w:t>
+            </w:r>
+          </w:p>
+          <w:p>
+            <w:pPr>
+              <w:spacing w:after="0"/>
+              <w:rPr>
+                <w:sz w:val="4"/>
+              </w:rPr>
+            </w:pPr>
           </w:p>
         </w:tc>
       </w:tr>
@@ -919,6 +1485,7 @@
                 <w:rFonts w:ascii="Calibri" w:hAnsi="Calibri"/>
                 <w:color w:val="1F3864" w:themeColor="accent1" w:themeShade="80"/>
               </w:rPr>
+              <w:lastRenderedPageBreak/>
               <w:t>Evidencias de avance</w:t>
             </w:r>
           </w:p>
@@ -930,395 +1497,209 @@
           </w:tcPr>
           <w:p>
             <w:pPr>
+              <w:spacing w:after="60" w:line="240" w:lineRule="auto"/>
               <w:jc w:val="both"/>
-              <w:rPr>
-                <w:rFonts w:ascii="Calibri" w:hAnsi="Calibri" w:cs="Arial"/>
-                <w:i/>
-                <w:color w:val="548DD4"/>
-                <w:sz w:val="20"/>
-                <w:szCs w:val="20"/>
-                <w:lang w:eastAsia="es-CL"/>
-              </w:rPr>
-            </w:pPr>
-            <w:r>
-              <w:rPr>
-                <w:rFonts w:ascii="Calibri" w:hAnsi="Calibri" w:cs="Arial"/>
-                <w:i/>
-                <w:color w:val="548DD4"/>
-                <w:sz w:val="20"/>
-                <w:szCs w:val="20"/>
-                <w:lang w:eastAsia="es-CL"/>
-              </w:rPr>
-              <w:t>Describe la</w:t>
-            </w:r>
-            <w:r>
-              <w:rPr>
-                <w:rFonts w:ascii="Calibri" w:hAnsi="Calibri" w:cs="Arial"/>
-                <w:i/>
-                <w:color w:val="548DD4"/>
-                <w:sz w:val="20"/>
-                <w:szCs w:val="20"/>
-                <w:lang w:eastAsia="es-CL"/>
-              </w:rPr>
-              <w:t>(</w:t>
-            </w:r>
-            <w:r>
-              <w:rPr>
-                <w:rFonts w:ascii="Calibri" w:hAnsi="Calibri" w:cs="Arial"/>
-                <w:i/>
-                <w:color w:val="548DD4"/>
-                <w:sz w:val="20"/>
-                <w:szCs w:val="20"/>
-                <w:lang w:eastAsia="es-CL"/>
-              </w:rPr>
-              <w:t>s</w:t>
-            </w:r>
-            <w:r>
-              <w:rPr>
-                <w:rFonts w:ascii="Calibri" w:hAnsi="Calibri" w:cs="Arial"/>
-                <w:i/>
-                <w:color w:val="548DD4"/>
-                <w:sz w:val="20"/>
-                <w:szCs w:val="20"/>
-                <w:lang w:eastAsia="es-CL"/>
-              </w:rPr>
-              <w:t>)</w:t>
-            </w:r>
-            <w:r>
-              <w:rPr>
-                <w:rFonts w:ascii="Calibri" w:hAnsi="Calibri" w:cs="Arial"/>
-                <w:i/>
-                <w:color w:val="548DD4"/>
-                <w:sz w:val="20"/>
-                <w:szCs w:val="20"/>
-                <w:lang w:eastAsia="es-CL"/>
-              </w:rPr>
-              <w:t xml:space="preserve"> evidencia</w:t>
-            </w:r>
-            <w:r>
-              <w:rPr>
-                <w:rFonts w:ascii="Calibri" w:hAnsi="Calibri" w:cs="Arial"/>
-                <w:i/>
-                <w:color w:val="548DD4"/>
-                <w:sz w:val="20"/>
-                <w:szCs w:val="20"/>
-                <w:lang w:eastAsia="es-CL"/>
-              </w:rPr>
-              <w:t>(</w:t>
-            </w:r>
-            <w:r>
-              <w:rPr>
-                <w:rFonts w:ascii="Calibri" w:hAnsi="Calibri" w:cs="Arial"/>
-                <w:i/>
-                <w:color w:val="548DD4"/>
-                <w:sz w:val="20"/>
-                <w:szCs w:val="20"/>
-                <w:lang w:eastAsia="es-CL"/>
-              </w:rPr>
-              <w:t>s</w:t>
-            </w:r>
-            <w:r>
-              <w:rPr>
-                <w:rFonts w:ascii="Calibri" w:hAnsi="Calibri" w:cs="Arial"/>
-                <w:i/>
-                <w:color w:val="548DD4"/>
-                <w:sz w:val="20"/>
-                <w:szCs w:val="20"/>
-                <w:lang w:eastAsia="es-CL"/>
-              </w:rPr>
-              <w:t>)</w:t>
-            </w:r>
-            <w:r>
-              <w:rPr>
-                <w:rFonts w:ascii="Calibri" w:hAnsi="Calibri" w:cs="Arial"/>
-                <w:i/>
-                <w:color w:val="548DD4"/>
-                <w:sz w:val="20"/>
-                <w:szCs w:val="20"/>
-                <w:lang w:eastAsia="es-CL"/>
-              </w:rPr>
-              <w:t xml:space="preserve"> que </w:t>
-            </w:r>
-            <w:r>
-              <w:rPr>
-                <w:rFonts w:ascii="Calibri" w:hAnsi="Calibri" w:cs="Arial"/>
-                <w:i/>
-                <w:color w:val="548DD4"/>
-                <w:sz w:val="20"/>
-                <w:szCs w:val="20"/>
-                <w:lang w:eastAsia="es-CL"/>
-              </w:rPr>
-              <w:t xml:space="preserve">presentarás en este informe de avance y justifica </w:t>
-            </w:r>
-            <w:r>
-              <w:rPr>
-                <w:rFonts w:ascii="Calibri" w:hAnsi="Calibri" w:cs="Arial"/>
-                <w:i/>
-                <w:color w:val="548DD4"/>
-                <w:sz w:val="20"/>
-                <w:szCs w:val="20"/>
-                <w:lang w:eastAsia="es-CL"/>
-              </w:rPr>
-              <w:t xml:space="preserve">de qué manera </w:t>
-            </w:r>
-            <w:r>
-              <w:rPr>
-                <w:rFonts w:ascii="Calibri" w:hAnsi="Calibri" w:cs="Arial"/>
-                <w:i/>
-                <w:color w:val="548DD4"/>
-                <w:sz w:val="20"/>
-                <w:szCs w:val="20"/>
-                <w:lang w:eastAsia="es-CL"/>
-              </w:rPr>
-              <w:t>esta</w:t>
-            </w:r>
-            <w:r>
-              <w:rPr>
-                <w:rFonts w:ascii="Calibri" w:hAnsi="Calibri" w:cs="Arial"/>
-                <w:i/>
-                <w:color w:val="548DD4"/>
-                <w:sz w:val="20"/>
-                <w:szCs w:val="20"/>
-                <w:lang w:eastAsia="es-CL"/>
-              </w:rPr>
-              <w:t>(</w:t>
-            </w:r>
-            <w:r>
-              <w:rPr>
-                <w:rFonts w:ascii="Calibri" w:hAnsi="Calibri" w:cs="Arial"/>
-                <w:i/>
-                <w:color w:val="548DD4"/>
-                <w:sz w:val="20"/>
-                <w:szCs w:val="20"/>
-                <w:lang w:eastAsia="es-CL"/>
-              </w:rPr>
-              <w:t>s</w:t>
-            </w:r>
-            <w:r>
-              <w:rPr>
-                <w:rFonts w:ascii="Calibri" w:hAnsi="Calibri" w:cs="Arial"/>
-                <w:i/>
-                <w:color w:val="548DD4"/>
-                <w:sz w:val="20"/>
-                <w:szCs w:val="20"/>
-                <w:lang w:eastAsia="es-CL"/>
-              </w:rPr>
-              <w:t>)</w:t>
-            </w:r>
-            <w:r>
-              <w:rPr>
-                <w:rFonts w:ascii="Calibri" w:hAnsi="Calibri" w:cs="Arial"/>
-                <w:i/>
-                <w:color w:val="548DD4"/>
-                <w:sz w:val="20"/>
-                <w:szCs w:val="20"/>
-                <w:lang w:eastAsia="es-CL"/>
-              </w:rPr>
-              <w:t xml:space="preserve"> evidencia</w:t>
-            </w:r>
-            <w:r>
-              <w:rPr>
-                <w:rFonts w:ascii="Calibri" w:hAnsi="Calibri" w:cs="Arial"/>
-                <w:i/>
-                <w:color w:val="548DD4"/>
-                <w:sz w:val="20"/>
-                <w:szCs w:val="20"/>
-                <w:lang w:eastAsia="es-CL"/>
-              </w:rPr>
-              <w:t>(</w:t>
-            </w:r>
-            <w:r>
-              <w:rPr>
-                <w:rFonts w:ascii="Calibri" w:hAnsi="Calibri" w:cs="Arial"/>
-                <w:i/>
-                <w:color w:val="548DD4"/>
-                <w:sz w:val="20"/>
-                <w:szCs w:val="20"/>
-                <w:lang w:eastAsia="es-CL"/>
-              </w:rPr>
-              <w:t>s</w:t>
-            </w:r>
-            <w:r>
-              <w:rPr>
-                <w:rFonts w:ascii="Calibri" w:hAnsi="Calibri" w:cs="Arial"/>
-                <w:i/>
-                <w:color w:val="548DD4"/>
-                <w:sz w:val="20"/>
-                <w:szCs w:val="20"/>
-                <w:lang w:eastAsia="es-CL"/>
-              </w:rPr>
-              <w:t>)</w:t>
-            </w:r>
-            <w:r>
-              <w:rPr>
-                <w:rFonts w:ascii="Calibri" w:hAnsi="Calibri" w:cs="Arial"/>
-                <w:i/>
-                <w:color w:val="548DD4"/>
-                <w:sz w:val="20"/>
-                <w:szCs w:val="20"/>
-                <w:lang w:eastAsia="es-CL"/>
-              </w:rPr>
-              <w:t xml:space="preserve"> </w:t>
-            </w:r>
-            <w:r>
-              <w:rPr>
-                <w:rFonts w:ascii="Calibri" w:hAnsi="Calibri" w:cs="Arial"/>
-                <w:i/>
-                <w:color w:val="548DD4"/>
-                <w:sz w:val="20"/>
-                <w:szCs w:val="20"/>
-                <w:lang w:eastAsia="es-CL"/>
-              </w:rPr>
-              <w:t xml:space="preserve">permite(n) </w:t>
-            </w:r>
-            <w:r>
-              <w:rPr>
-                <w:rFonts w:ascii="Calibri" w:hAnsi="Calibri" w:cs="Arial"/>
-                <w:i/>
-                <w:color w:val="548DD4"/>
-                <w:sz w:val="20"/>
-                <w:szCs w:val="20"/>
-                <w:lang w:eastAsia="es-CL"/>
-              </w:rPr>
-              <w:t>da</w:t>
-            </w:r>
-            <w:r>
-              <w:rPr>
-                <w:rFonts w:ascii="Calibri" w:hAnsi="Calibri" w:cs="Arial"/>
-                <w:i/>
-                <w:color w:val="548DD4"/>
-                <w:sz w:val="20"/>
-                <w:szCs w:val="20"/>
-                <w:lang w:eastAsia="es-CL"/>
-              </w:rPr>
-              <w:t>r</w:t>
-            </w:r>
-            <w:r>
-              <w:rPr>
-                <w:rFonts w:ascii="Calibri" w:hAnsi="Calibri" w:cs="Arial"/>
-                <w:i/>
-                <w:color w:val="548DD4"/>
-                <w:sz w:val="20"/>
-                <w:szCs w:val="20"/>
-                <w:lang w:eastAsia="es-CL"/>
-              </w:rPr>
-              <w:t xml:space="preserve"> cuenta del </w:t>
-            </w:r>
-            <w:r>
-              <w:rPr>
-                <w:rFonts w:ascii="Calibri" w:hAnsi="Calibri" w:cs="Arial"/>
-                <w:i/>
-                <w:color w:val="548DD4"/>
-                <w:sz w:val="20"/>
-                <w:szCs w:val="20"/>
-                <w:lang w:eastAsia="es-CL"/>
-              </w:rPr>
-              <w:t>desarrollo</w:t>
-            </w:r>
-            <w:r>
-              <w:rPr>
-                <w:rFonts w:ascii="Calibri" w:hAnsi="Calibri" w:cs="Arial"/>
-                <w:i/>
-                <w:color w:val="548DD4"/>
-                <w:sz w:val="20"/>
-                <w:szCs w:val="20"/>
-                <w:lang w:eastAsia="es-CL"/>
-              </w:rPr>
-              <w:t xml:space="preserve"> </w:t>
-            </w:r>
-            <w:r>
-              <w:rPr>
-                <w:rFonts w:ascii="Calibri" w:hAnsi="Calibri" w:cs="Arial"/>
-                <w:i/>
-                <w:color w:val="548DD4"/>
-                <w:sz w:val="20"/>
-                <w:szCs w:val="20"/>
-                <w:lang w:eastAsia="es-CL"/>
-              </w:rPr>
-              <w:t>del proyecto.</w:t>
-            </w:r>
-          </w:p>
-          <w:p>
-            <w:pPr>
+            </w:pPr>
+            <w:r>
+              <w:rPr>
+                <w:rFonts w:ascii="Calibri" w:hAnsi="Calibri" w:cs="Calibri"/>
+                <w:sz w:val="20"/>
+              </w:rPr>
+              <w:t xml:space="preserve">Las evidencias se adjuntan en la carpeta </w:t>
+            </w:r>
+            <w:r>
+              <w:rPr>
+                <w:rFonts w:ascii="Calibri" w:hAnsi="Calibri" w:cs="Calibri"/>
+                <w:b/>
+                <w:sz w:val="20"/>
+              </w:rPr>
+              <w:t>Fase 2/Evidencias Proyecto</w:t>
+            </w:r>
+            <w:r>
+              <w:rPr>
+                <w:rFonts w:ascii="Calibri" w:hAnsi="Calibri" w:cs="Calibri"/>
+                <w:sz w:val="20"/>
+              </w:rPr>
+              <w:t xml:space="preserve"> del repositorio de entregas (https://github.com/Chazito/Walkan); el código está en GitLab (https://gitlab.com/insomnia-group1/walkan).</w:t>
+            </w:r>
+          </w:p>
+          <w:p>
+            <w:pPr>
+              <w:spacing w:after="20" w:line="240" w:lineRule="auto"/>
+              <w:ind w:left="200" w:hanging="160"/>
+            </w:pPr>
+            <w:r>
+              <w:rPr>
+                <w:rFonts w:ascii="Calibri" w:hAnsi="Calibri" w:cs="Calibri"/>
+                <w:sz w:val="20"/>
+              </w:rPr>
+              <w:t xml:space="preserve">• </w:t>
+            </w:r>
+            <w:r>
+              <w:rPr>
+                <w:rFonts w:ascii="Calibri" w:hAnsi="Calibri" w:cs="Calibri"/>
+                <w:b/>
+                <w:sz w:val="20"/>
+              </w:rPr>
+              <w:t>Evidencias Ágiles (Word):</w:t>
+            </w:r>
+            <w:r>
+              <w:rPr>
+                <w:rFonts w:ascii="Calibri" w:hAnsi="Calibri" w:cs="Calibri"/>
+                <w:sz w:val="20"/>
+              </w:rPr>
+              <w:t xml:space="preserve"> visión, Product Backlog con estado, épicas e historias con criterios de aceptación, Impact Map y Story Map, arquitectura por capas y de despliegue, modelos entidad-relación de la nube y de la caja, sprint backlog y Scrumboard, burndown del sprint y del producto, registro de dailies, registro de impedimentos, Sprint Reviews y retrospectivas. Justificación: muestra la aplicación de Scrum y el trabajo de cada integrante.</w:t>
+            </w:r>
+          </w:p>
+          <w:p>
+            <w:pPr>
+              <w:spacing w:after="20" w:line="240" w:lineRule="auto"/>
+              <w:ind w:left="200" w:hanging="160"/>
+            </w:pPr>
+            <w:r>
+              <w:rPr>
+                <w:rFonts w:ascii="Calibri" w:hAnsi="Calibri" w:cs="Calibri"/>
+                <w:sz w:val="20"/>
+              </w:rPr>
+              <w:t xml:space="preserve">• </w:t>
+            </w:r>
+            <w:r>
+              <w:rPr>
+                <w:rFonts w:ascii="Calibri" w:hAnsi="Calibri" w:cs="Calibri"/>
+                <w:b/>
+                <w:sz w:val="20"/>
+              </w:rPr>
+              <w:t>Carta Gantt (Excel):</w:t>
+            </w:r>
+            <w:r>
+              <w:rPr>
+                <w:rFonts w:ascii="Calibri" w:hAnsi="Calibri" w:cs="Calibri"/>
+                <w:sz w:val="20"/>
+              </w:rPr>
+              <w:t xml:space="preserve"> las 18 semanas por fase, con el estado de cada actividad. Justificación: evidencia la planificación y el control de plazos.</w:t>
+            </w:r>
+          </w:p>
+          <w:p>
+            <w:pPr>
+              <w:spacing w:after="20" w:line="240" w:lineRule="auto"/>
+              <w:ind w:left="200" w:hanging="160"/>
+            </w:pPr>
+            <w:r>
+              <w:rPr>
+                <w:rFonts w:ascii="Calibri" w:hAnsi="Calibri" w:cs="Calibri"/>
+                <w:sz w:val="20"/>
+              </w:rPr>
+              <w:t xml:space="preserve">• </w:t>
+            </w:r>
+            <w:r>
+              <w:rPr>
+                <w:rFonts w:ascii="Calibri" w:hAnsi="Calibri" w:cs="Calibri"/>
+                <w:b/>
+                <w:sz w:val="20"/>
+              </w:rPr>
+              <w:t>Presentación Fase 2 (PowerPoint):</w:t>
+            </w:r>
+            <w:r>
+              <w:rPr>
+                <w:rFonts w:ascii="Calibri" w:hAnsi="Calibri" w:cs="Calibri"/>
+                <w:sz w:val="20"/>
+              </w:rPr>
+              <w:t xml:space="preserve"> síntesis del avance y del recorrido de la demo para la revisión con el docente.</w:t>
+            </w:r>
+          </w:p>
+          <w:p>
+            <w:pPr>
+              <w:spacing w:after="20" w:line="240" w:lineRule="auto"/>
+              <w:ind w:left="200" w:hanging="160"/>
+            </w:pPr>
+            <w:r>
+              <w:rPr>
+                <w:rFonts w:ascii="Calibri" w:hAnsi="Calibri" w:cs="Calibri"/>
+                <w:sz w:val="20"/>
+              </w:rPr>
+              <w:t xml:space="preserve">• </w:t>
+            </w:r>
+            <w:r>
+              <w:rPr>
+                <w:rFonts w:ascii="Calibri" w:hAnsi="Calibri" w:cs="Calibri"/>
+                <w:b/>
+                <w:sz w:val="20"/>
+              </w:rPr>
+              <w:t>Producto funcionando:</w:t>
+            </w:r>
+            <w:r>
+              <w:rPr>
+                <w:rFonts w:ascii="Calibri" w:hAnsi="Calibri" w:cs="Calibri"/>
+                <w:sz w:val="20"/>
+              </w:rPr>
+              <w:t xml:space="preserve"> Walkan Web desplegada en el servidor Primigenio (registro, pago, activación, panel del dueño, administración) y la caja en el TV Box. Justificación: evidencia la construcción, integración e implantación de la solución; se muestra en vivo en la revisión.</w:t>
+            </w:r>
+          </w:p>
+          <w:p>
+            <w:pPr>
+              <w:spacing w:after="20" w:line="240" w:lineRule="auto"/>
+              <w:ind w:left="200" w:hanging="160"/>
+            </w:pPr>
+            <w:r>
+              <w:rPr>
+                <w:rFonts w:ascii="Calibri" w:hAnsi="Calibri" w:cs="Calibri"/>
+                <w:sz w:val="20"/>
+              </w:rPr>
+              <w:t xml:space="preserve">• </w:t>
+            </w:r>
+            <w:r>
+              <w:rPr>
+                <w:rFonts w:ascii="Calibri" w:hAnsi="Calibri" w:cs="Calibri"/>
+                <w:b/>
+                <w:sz w:val="20"/>
+              </w:rPr>
+              <w:t>Código y pruebas:</w:t>
+            </w:r>
+            <w:r>
+              <w:rPr>
+                <w:rFonts w:ascii="Calibri" w:hAnsi="Calibri" w:cs="Calibri"/>
+                <w:sz w:val="20"/>
+              </w:rPr>
+              <w:t xml:space="preserve"> historial de commits por integrante, 15 migraciones de base de datos, 77 pruebas Playwright y los chequeos de predicción y lotes. Justificación: permite verificar cada historia contra sus criterios de aceptación.</w:t>
+            </w:r>
+          </w:p>
+          <w:p>
+            <w:pPr>
+              <w:spacing w:before="80" w:after="60" w:line="240" w:lineRule="auto"/>
               <w:jc w:val="both"/>
-              <w:rPr>
-                <w:rFonts w:ascii="Calibri" w:hAnsi="Calibri" w:cs="Arial"/>
-                <w:i/>
-                <w:color w:val="548DD4"/>
-                <w:sz w:val="20"/>
-                <w:szCs w:val="20"/>
-                <w:lang w:eastAsia="es-CL"/>
-              </w:rPr>
-            </w:pPr>
-            <w:r>
-              <w:rPr>
-                <w:rFonts w:ascii="Calibri" w:hAnsi="Calibri" w:cs="Arial"/>
-                <w:i/>
-                <w:color w:val="548DD4"/>
-                <w:sz w:val="20"/>
-                <w:szCs w:val="20"/>
-                <w:lang w:eastAsia="es-CL"/>
-              </w:rPr>
-              <w:t xml:space="preserve">En caso de ser pertinente </w:t>
-            </w:r>
-            <w:r>
-              <w:rPr>
-                <w:rFonts w:ascii="Calibri" w:hAnsi="Calibri" w:cs="Arial"/>
-                <w:i/>
-                <w:color w:val="548DD4"/>
-                <w:sz w:val="20"/>
-                <w:szCs w:val="20"/>
-                <w:lang w:eastAsia="es-CL"/>
-              </w:rPr>
-              <w:t>explica cómo resguardaste la calidad de tu Proyecto APT a partir de aspectos propios de tu disciplina (correcta aplicación de metodologías, actividades, herramientas, recursos propios, etc.).</w:t>
-            </w:r>
-          </w:p>
-          <w:p>
-            <w:pPr>
+            </w:pPr>
+            <w:r>
+              <w:rPr>
+                <w:rFonts w:ascii="Calibri" w:hAnsi="Calibri" w:cs="Calibri"/>
+                <w:b/>
+                <w:sz w:val="20"/>
+              </w:rPr>
+              <w:t>Resguardo de la calidad</w:t>
+            </w:r>
+          </w:p>
+          <w:p>
+            <w:pPr>
+              <w:spacing w:after="60" w:line="240" w:lineRule="auto"/>
               <w:jc w:val="both"/>
-              <w:rPr>
-                <w:rFonts w:ascii="Calibri" w:hAnsi="Calibri" w:cs="Arial"/>
-                <w:b/>
-                <w:i/>
-                <w:color w:val="548DD4"/>
-                <w:sz w:val="20"/>
-                <w:szCs w:val="20"/>
-                <w:lang w:eastAsia="es-CL"/>
-              </w:rPr>
-            </w:pPr>
-            <w:r>
-              <w:rPr>
-                <w:rFonts w:ascii="Calibri" w:hAnsi="Calibri" w:cs="Arial"/>
-                <w:i/>
-                <w:color w:val="548DD4"/>
-                <w:sz w:val="20"/>
-                <w:szCs w:val="20"/>
-                <w:lang w:eastAsia="es-CL"/>
-              </w:rPr>
-              <w:t>En este apartado adjuntar la(s) evidencia(s) seleccionada(s) para ser evaluada por el docente.</w:t>
-            </w:r>
+            </w:pPr>
+            <w:r>
+              <w:rPr>
+                <w:rFonts w:ascii="Calibri" w:hAnsi="Calibri" w:cs="Calibri"/>
+                <w:sz w:val="20"/>
+              </w:rPr>
+              <w:t>Diseño del esquema y de las decisiones técnicas antes de programar (D-01 a D-15); operaciones críticas en una sola transacción (venta, numeración correlativa, movimientos de stock); aislamiento multi-tenant comprobado con pruebas automatizadas; stock modificado solo mediante movimientos de kardex para mantener la trazabilidad; dos auditorías de seguridad y dos revisiones de correctitud sin hallazgos altos ni críticos abiertos; accesibilidad AA en tema claro y oscuro; y documentación técnica comentada junto al código.</w:t>
+            </w:r>
+          </w:p>
+          <w:p>
+            <w:pPr>
+              <w:spacing w:after="0"/>
+              <w:rPr>
+                <w:sz w:val="4"/>
+              </w:rPr>
+            </w:pPr>
           </w:p>
         </w:tc>
       </w:tr>
-    </w:tbl>
-    <w:tbl>
-      <w:tblPr>
-        <w:tblStyle w:val="Tablaconcuadrcula"/>
-        <w:tblpPr w:leftFromText="141" w:rightFromText="141" w:vertAnchor="text" w:horzAnchor="margin" w:tblpX="-719" w:tblpY="-116"/>
-        <w:tblW w:w="9640" w:type="dxa"/>
-        <w:tblBorders>
-          <w:top w:val="single" w:sz="4" w:space="0" w:color="BFBFBF" w:themeColor="background1" w:themeShade="BF"/>
-          <w:left w:val="single" w:sz="4" w:space="0" w:color="BFBFBF" w:themeColor="background1" w:themeShade="BF"/>
-          <w:bottom w:val="single" w:sz="4" w:space="0" w:color="BFBFBF" w:themeColor="background1" w:themeShade="BF"/>
-          <w:right w:val="single" w:sz="4" w:space="0" w:color="BFBFBF" w:themeColor="background1" w:themeShade="BF"/>
-          <w:insideH w:val="single" w:sz="4" w:space="0" w:color="BFBFBF" w:themeColor="background1" w:themeShade="BF"/>
-          <w:insideV w:val="single" w:sz="4" w:space="0" w:color="BFBFBF" w:themeColor="background1" w:themeShade="BF"/>
-        </w:tblBorders>
-        <w:tblLook w:val="04A0" w:firstRow="1" w:lastRow="0" w:firstColumn="1" w:lastColumn="0" w:noHBand="0" w:noVBand="1"/>
-      </w:tblPr>
-      <w:tblGrid>
-        <w:gridCol w:w="9640"/>
-      </w:tblGrid>
       <w:tr>
         <w:trPr>
           <w:trHeight w:val="440"/>
@@ -1326,6 +1707,7 @@
         <w:tc>
           <w:tcPr>
             <w:tcW w:w="9640" w:type="dxa"/>
+            <w:gridSpan w:val="2"/>
             <w:vAlign w:val="center"/>
           </w:tcPr>
           <w:p>
@@ -1344,7 +1726,6 @@
                 <w:sz w:val="28"/>
                 <w:szCs w:val="28"/>
               </w:rPr>
-              <w:lastRenderedPageBreak/>
               <w:t>2</w:t>
             </w:r>
             <w:r>
@@ -1375,6 +1756,7 @@
         <w:tc>
           <w:tcPr>
             <w:tcW w:w="9640" w:type="dxa"/>
+            <w:gridSpan w:val="2"/>
             <w:shd w:val="clear" w:color="auto" w:fill="D9E2F3" w:themeFill="accent1" w:themeFillTint="33"/>
             <w:vAlign w:val="center"/>
           </w:tcPr>
@@ -1391,6 +1773,7 @@
                 <w:rFonts w:ascii="Calibri" w:hAnsi="Calibri"/>
                 <w:color w:val="1F3864" w:themeColor="accent1" w:themeShade="80"/>
               </w:rPr>
+              <w:lastRenderedPageBreak/>
               <w:t xml:space="preserve">Examina cuidadosamente tu plan de trabajo, enfocándote especialmente en la columna de </w:t>
             </w:r>
             <w:r>
@@ -1425,8 +1808,7 @@
     </w:p>
     <w:tbl>
       <w:tblPr>
-        <w:tblStyle w:val="Tablaconcuadrcula"/>
-        <w:tblpPr w:leftFromText="180" w:rightFromText="180" w:vertAnchor="page" w:horzAnchor="margin" w:tblpXSpec="center" w:tblpY="3517"/>
+        <w:tblStyle w:val="TableGrid"/>
         <w:tblW w:w="9776" w:type="dxa"/>
         <w:tblBorders>
           <w:top w:val="single" w:sz="4" w:space="0" w:color="BFBFBF" w:themeColor="background1" w:themeShade="BF"/>
@@ -1440,14 +1822,14 @@
         <w:tblLook w:val="04A0" w:firstRow="1" w:lastRow="0" w:firstColumn="1" w:lastColumn="0" w:noHBand="0" w:noVBand="1"/>
       </w:tblPr>
       <w:tblGrid>
-        <w:gridCol w:w="1328"/>
-        <w:gridCol w:w="1077"/>
-        <w:gridCol w:w="1276"/>
-        <w:gridCol w:w="1276"/>
-        <w:gridCol w:w="1275"/>
-        <w:gridCol w:w="1276"/>
-        <w:gridCol w:w="1418"/>
-        <w:gridCol w:w="850"/>
+        <w:gridCol w:w="1250"/>
+        <w:gridCol w:w="1100"/>
+        <w:gridCol w:w="1150"/>
+        <w:gridCol w:w="820"/>
+        <w:gridCol w:w="1000"/>
+        <w:gridCol w:w="1500"/>
+        <w:gridCol w:w="900"/>
+        <w:gridCol w:w="2056"/>
       </w:tblGrid>
       <w:tr>
         <w:trPr>
@@ -1485,7 +1867,7 @@
         </w:trPr>
         <w:tc>
           <w:tcPr>
-            <w:tcW w:w="1328" w:type="dxa"/>
+            <w:tcW w:w="1250" w:type="dxa"/>
             <w:vAlign w:val="center"/>
           </w:tcPr>
           <w:p>
@@ -1525,7 +1907,7 @@
         </w:tc>
         <w:tc>
           <w:tcPr>
-            <w:tcW w:w="1077" w:type="dxa"/>
+            <w:tcW w:w="1100" w:type="dxa"/>
             <w:vAlign w:val="center"/>
           </w:tcPr>
           <w:p>
@@ -1549,7 +1931,7 @@
         </w:tc>
         <w:tc>
           <w:tcPr>
-            <w:tcW w:w="1276" w:type="dxa"/>
+            <w:tcW w:w="1150" w:type="dxa"/>
             <w:vAlign w:val="center"/>
           </w:tcPr>
           <w:p>
@@ -1573,7 +1955,7 @@
         </w:tc>
         <w:tc>
           <w:tcPr>
-            <w:tcW w:w="1276" w:type="dxa"/>
+            <w:tcW w:w="820" w:type="dxa"/>
             <w:vAlign w:val="center"/>
           </w:tcPr>
           <w:p>
@@ -1597,7 +1979,7 @@
         </w:tc>
         <w:tc>
           <w:tcPr>
-            <w:tcW w:w="1275" w:type="dxa"/>
+            <w:tcW w:w="1000" w:type="dxa"/>
             <w:vAlign w:val="center"/>
           </w:tcPr>
           <w:p>
@@ -1619,7 +2001,7 @@
             </w:r>
             <w:r>
               <w:rPr>
-                <w:rStyle w:val="Refdenotaalpie"/>
+                <w:rStyle w:val="FootnoteReference"/>
                 <w:rFonts w:ascii="Calibri" w:hAnsi="Calibri"/>
                 <w:color w:val="1F3864" w:themeColor="accent1" w:themeShade="80"/>
                 <w:sz w:val="18"/>
@@ -1630,7 +2012,7 @@
         </w:tc>
         <w:tc>
           <w:tcPr>
-            <w:tcW w:w="1276" w:type="dxa"/>
+            <w:tcW w:w="1500" w:type="dxa"/>
             <w:vAlign w:val="center"/>
           </w:tcPr>
           <w:p>
@@ -1654,7 +2036,7 @@
         </w:tc>
         <w:tc>
           <w:tcPr>
-            <w:tcW w:w="1418" w:type="dxa"/>
+            <w:tcW w:w="900" w:type="dxa"/>
             <w:vAlign w:val="center"/>
           </w:tcPr>
           <w:p>
@@ -1678,7 +2060,7 @@
         </w:tc>
         <w:tc>
           <w:tcPr>
-            <w:tcW w:w="850" w:type="dxa"/>
+            <w:tcW w:w="2056" w:type="dxa"/>
             <w:vAlign w:val="center"/>
           </w:tcPr>
           <w:p>
@@ -1710,598 +2092,4946 @@
         </w:tc>
       </w:tr>
       <w:tr>
-        <w:trPr>
-          <w:trHeight w:val="2410"/>
-        </w:trPr>
-        <w:tc>
-          <w:tcPr>
-            <w:tcW w:w="1328" w:type="dxa"/>
-          </w:tcPr>
-          <w:p>
-            <w:pPr>
-              <w:jc w:val="both"/>
-              <w:rPr>
-                <w:b/>
-                <w:sz w:val="18"/>
-                <w:szCs w:val="24"/>
-              </w:rPr>
-            </w:pPr>
-            <w:r>
-              <w:rPr>
-                <w:rFonts w:ascii="Calibri" w:hAnsi="Calibri" w:cs="Arial"/>
-                <w:i/>
-                <w:color w:val="548DD4"/>
-                <w:sz w:val="18"/>
-                <w:szCs w:val="20"/>
-                <w:lang w:eastAsia="es-CL"/>
-              </w:rPr>
-              <w:t xml:space="preserve">Nombra las competencias o unidades de competencias </w:t>
-            </w:r>
-            <w:r>
-              <w:rPr>
-                <w:rFonts w:ascii="Calibri" w:hAnsi="Calibri" w:cs="Arial"/>
-                <w:i/>
-                <w:color w:val="548DD4"/>
-                <w:sz w:val="18"/>
-                <w:szCs w:val="20"/>
-                <w:lang w:eastAsia="es-CL"/>
-              </w:rPr>
-              <w:t xml:space="preserve">que se relacionan con las diferentes actividades </w:t>
-            </w:r>
-            <w:r>
-              <w:rPr>
-                <w:rFonts w:ascii="Calibri" w:hAnsi="Calibri" w:cs="Arial"/>
-                <w:i/>
-                <w:color w:val="548DD4"/>
-                <w:sz w:val="18"/>
-                <w:szCs w:val="20"/>
-                <w:lang w:eastAsia="es-CL"/>
-              </w:rPr>
-              <w:t>requeridas para el desarrollo de</w:t>
-            </w:r>
-            <w:r>
-              <w:rPr>
-                <w:rFonts w:ascii="Calibri" w:hAnsi="Calibri" w:cs="Arial"/>
-                <w:i/>
-                <w:color w:val="548DD4"/>
-                <w:sz w:val="18"/>
-                <w:szCs w:val="20"/>
-                <w:lang w:eastAsia="es-CL"/>
-              </w:rPr>
-              <w:t>l proyecto APT</w:t>
-            </w:r>
-            <w:r>
-              <w:rPr>
-                <w:rFonts w:ascii="Calibri" w:hAnsi="Calibri" w:cs="Arial"/>
-                <w:i/>
-                <w:color w:val="548DD4"/>
-                <w:sz w:val="18"/>
-                <w:szCs w:val="20"/>
-                <w:lang w:eastAsia="es-CL"/>
-              </w:rPr>
-              <w:t>.</w:t>
-            </w:r>
-          </w:p>
-        </w:tc>
-        <w:tc>
-          <w:tcPr>
-            <w:tcW w:w="1077" w:type="dxa"/>
-          </w:tcPr>
-          <w:p>
-            <w:pPr>
-              <w:jc w:val="both"/>
-              <w:rPr>
-                <w:rFonts w:ascii="Calibri" w:hAnsi="Calibri" w:cs="Arial"/>
-                <w:i/>
-                <w:color w:val="548DD4"/>
-                <w:sz w:val="18"/>
-                <w:szCs w:val="20"/>
-                <w:lang w:eastAsia="es-CL"/>
-              </w:rPr>
-            </w:pPr>
-            <w:r>
-              <w:rPr>
-                <w:rFonts w:ascii="Calibri" w:hAnsi="Calibri" w:cs="Arial"/>
-                <w:i/>
-                <w:color w:val="548DD4"/>
-                <w:sz w:val="18"/>
-                <w:szCs w:val="20"/>
-                <w:lang w:eastAsia="es-CL"/>
-              </w:rPr>
-              <w:t>Nombra</w:t>
-            </w:r>
-            <w:r>
-              <w:rPr>
-                <w:rFonts w:ascii="Calibri" w:hAnsi="Calibri" w:cs="Arial"/>
-                <w:i/>
-                <w:color w:val="548DD4"/>
-                <w:sz w:val="18"/>
-                <w:szCs w:val="20"/>
-                <w:lang w:eastAsia="es-CL"/>
-              </w:rPr>
-              <w:t xml:space="preserve"> la</w:t>
-            </w:r>
-            <w:r>
-              <w:rPr>
-                <w:rFonts w:ascii="Calibri" w:hAnsi="Calibri" w:cs="Arial"/>
-                <w:i/>
-                <w:color w:val="548DD4"/>
-                <w:sz w:val="18"/>
-                <w:szCs w:val="20"/>
-                <w:lang w:eastAsia="es-CL"/>
-              </w:rPr>
-              <w:t>s</w:t>
-            </w:r>
-            <w:r>
-              <w:rPr>
-                <w:rFonts w:ascii="Calibri" w:hAnsi="Calibri" w:cs="Arial"/>
-                <w:i/>
-                <w:color w:val="548DD4"/>
-                <w:sz w:val="18"/>
-                <w:szCs w:val="20"/>
-                <w:lang w:eastAsia="es-CL"/>
-              </w:rPr>
-              <w:t xml:space="preserve"> </w:t>
-            </w:r>
-            <w:r>
-              <w:rPr>
-                <w:rFonts w:ascii="Calibri" w:hAnsi="Calibri" w:cs="Arial"/>
-                <w:i/>
-                <w:color w:val="548DD4"/>
-                <w:sz w:val="18"/>
-                <w:szCs w:val="20"/>
-                <w:lang w:eastAsia="es-CL"/>
-              </w:rPr>
-              <w:t xml:space="preserve">actividades que se necesitan para desarrollar el proyecto APT. </w:t>
-            </w:r>
-          </w:p>
-        </w:tc>
-        <w:tc>
-          <w:tcPr>
-            <w:tcW w:w="1276" w:type="dxa"/>
-          </w:tcPr>
-          <w:p>
-            <w:pPr>
-              <w:jc w:val="both"/>
-              <w:rPr>
-                <w:b/>
-                <w:sz w:val="18"/>
-                <w:szCs w:val="24"/>
-              </w:rPr>
-            </w:pPr>
-            <w:r>
-              <w:rPr>
-                <w:rFonts w:ascii="Calibri" w:hAnsi="Calibri" w:cs="Arial"/>
-                <w:i/>
-                <w:color w:val="548DD4"/>
-                <w:sz w:val="18"/>
-                <w:szCs w:val="20"/>
-                <w:lang w:eastAsia="es-CL"/>
-              </w:rPr>
-              <w:t>Nombra los recursos necesarios para llevar a cabo las actividades</w:t>
-            </w:r>
-            <w:r>
-              <w:rPr>
-                <w:rFonts w:ascii="Calibri" w:hAnsi="Calibri" w:cs="Arial"/>
-                <w:i/>
-                <w:color w:val="548DD4"/>
-                <w:sz w:val="18"/>
-                <w:szCs w:val="20"/>
-                <w:lang w:eastAsia="es-CL"/>
-              </w:rPr>
-              <w:t xml:space="preserve"> </w:t>
-            </w:r>
-            <w:r>
-              <w:rPr>
-                <w:rFonts w:ascii="Calibri" w:hAnsi="Calibri" w:cs="Arial"/>
-                <w:i/>
-                <w:color w:val="548DD4"/>
-                <w:sz w:val="18"/>
-                <w:szCs w:val="20"/>
-                <w:lang w:eastAsia="es-CL"/>
-              </w:rPr>
-              <w:t>definidas.</w:t>
-            </w:r>
-          </w:p>
-        </w:tc>
-        <w:tc>
-          <w:tcPr>
-            <w:tcW w:w="1276" w:type="dxa"/>
-          </w:tcPr>
-          <w:p>
-            <w:pPr>
-              <w:jc w:val="both"/>
-              <w:rPr>
-                <w:b/>
-                <w:sz w:val="18"/>
-                <w:szCs w:val="24"/>
-              </w:rPr>
-            </w:pPr>
-            <w:r>
-              <w:rPr>
-                <w:rFonts w:ascii="Calibri" w:hAnsi="Calibri" w:cs="Arial"/>
-                <w:i/>
-                <w:color w:val="548DD4"/>
-                <w:sz w:val="18"/>
-                <w:szCs w:val="20"/>
-                <w:lang w:eastAsia="es-CL"/>
-              </w:rPr>
-              <w:t xml:space="preserve">Señala </w:t>
-            </w:r>
-            <w:r>
-              <w:rPr>
-                <w:rFonts w:ascii="Calibri" w:hAnsi="Calibri" w:cs="Arial"/>
-                <w:i/>
-                <w:color w:val="548DD4"/>
-                <w:sz w:val="18"/>
-                <w:szCs w:val="20"/>
-                <w:lang w:eastAsia="es-CL"/>
-              </w:rPr>
-              <w:t>la duración de</w:t>
-            </w:r>
-            <w:r>
-              <w:rPr>
-                <w:rFonts w:ascii="Calibri" w:hAnsi="Calibri" w:cs="Arial"/>
-                <w:i/>
-                <w:color w:val="548DD4"/>
-                <w:sz w:val="18"/>
-                <w:szCs w:val="20"/>
-                <w:lang w:eastAsia="es-CL"/>
-              </w:rPr>
-              <w:t xml:space="preserve"> cada </w:t>
-            </w:r>
-            <w:r>
-              <w:rPr>
-                <w:rFonts w:ascii="Calibri" w:hAnsi="Calibri" w:cs="Arial"/>
-                <w:i/>
-                <w:color w:val="548DD4"/>
-                <w:sz w:val="18"/>
-                <w:szCs w:val="20"/>
-                <w:lang w:eastAsia="es-CL"/>
-              </w:rPr>
-              <w:t>actividad</w:t>
-            </w:r>
-            <w:r>
-              <w:rPr>
-                <w:rFonts w:ascii="Calibri" w:hAnsi="Calibri" w:cs="Arial"/>
-                <w:i/>
-                <w:color w:val="548DD4"/>
-                <w:sz w:val="18"/>
-                <w:szCs w:val="20"/>
-                <w:lang w:eastAsia="es-CL"/>
-              </w:rPr>
-              <w:t xml:space="preserve">. </w:t>
-            </w:r>
-          </w:p>
-        </w:tc>
-        <w:tc>
-          <w:tcPr>
-            <w:tcW w:w="1275" w:type="dxa"/>
-          </w:tcPr>
-          <w:p>
-            <w:pPr>
-              <w:jc w:val="both"/>
-              <w:rPr>
-                <w:rFonts w:ascii="Calibri" w:hAnsi="Calibri" w:cs="Arial"/>
-                <w:i/>
-                <w:color w:val="548DD4"/>
-                <w:sz w:val="18"/>
-                <w:szCs w:val="20"/>
-                <w:lang w:eastAsia="es-CL"/>
-              </w:rPr>
-            </w:pPr>
-            <w:r>
-              <w:rPr>
-                <w:rFonts w:ascii="Calibri" w:hAnsi="Calibri" w:cs="Arial"/>
-                <w:i/>
-                <w:color w:val="548DD4"/>
-                <w:sz w:val="18"/>
-                <w:szCs w:val="20"/>
-                <w:lang w:eastAsia="es-CL"/>
-              </w:rPr>
-              <w:t xml:space="preserve">Escribe el </w:t>
-            </w:r>
-            <w:r>
-              <w:rPr>
-                <w:rFonts w:ascii="Calibri" w:hAnsi="Calibri" w:cs="Arial"/>
-                <w:i/>
-                <w:color w:val="548DD4"/>
-                <w:sz w:val="18"/>
-                <w:szCs w:val="20"/>
-                <w:lang w:eastAsia="es-CL"/>
-              </w:rPr>
-              <w:t xml:space="preserve">nombre del integrante del equipo responsable de </w:t>
-            </w:r>
-            <w:r>
-              <w:rPr>
-                <w:rFonts w:ascii="Calibri" w:hAnsi="Calibri" w:cs="Arial"/>
-                <w:i/>
-                <w:color w:val="548DD4"/>
-                <w:sz w:val="18"/>
-                <w:szCs w:val="20"/>
-                <w:lang w:eastAsia="es-CL"/>
-              </w:rPr>
-              <w:t xml:space="preserve">cada </w:t>
-            </w:r>
-            <w:r>
-              <w:rPr>
-                <w:rFonts w:ascii="Calibri" w:hAnsi="Calibri" w:cs="Arial"/>
-                <w:i/>
-                <w:color w:val="548DD4"/>
-                <w:sz w:val="18"/>
-                <w:szCs w:val="20"/>
-                <w:lang w:eastAsia="es-CL"/>
-              </w:rPr>
-              <w:t>actividad.</w:t>
-            </w:r>
-          </w:p>
-        </w:tc>
-        <w:tc>
-          <w:tcPr>
-            <w:tcW w:w="1276" w:type="dxa"/>
-          </w:tcPr>
-          <w:p>
-            <w:pPr>
-              <w:jc w:val="both"/>
-              <w:rPr>
-                <w:rFonts w:ascii="Calibri" w:hAnsi="Calibri" w:cs="Arial"/>
-                <w:i/>
-                <w:color w:val="548DD4"/>
-                <w:sz w:val="18"/>
-                <w:szCs w:val="20"/>
-                <w:lang w:eastAsia="es-CL"/>
-              </w:rPr>
-            </w:pPr>
-            <w:r>
-              <w:rPr>
-                <w:rFonts w:ascii="Calibri" w:hAnsi="Calibri" w:cs="Arial"/>
-                <w:i/>
-                <w:color w:val="548DD4"/>
-                <w:sz w:val="18"/>
-                <w:szCs w:val="20"/>
-                <w:lang w:eastAsia="es-CL"/>
-              </w:rPr>
-              <w:t xml:space="preserve">Señala </w:t>
-            </w:r>
-            <w:r>
-              <w:rPr>
-                <w:rFonts w:ascii="Calibri" w:hAnsi="Calibri" w:cs="Arial"/>
-                <w:i/>
-                <w:color w:val="548DD4"/>
-                <w:sz w:val="18"/>
-                <w:szCs w:val="20"/>
-                <w:lang w:eastAsia="es-CL"/>
-              </w:rPr>
-              <w:t>las dific</w:t>
-            </w:r>
-            <w:r>
-              <w:rPr>
-                <w:rFonts w:ascii="Calibri" w:hAnsi="Calibri" w:cs="Arial"/>
-                <w:i/>
-                <w:color w:val="548DD4"/>
-                <w:sz w:val="18"/>
-                <w:szCs w:val="20"/>
-                <w:lang w:eastAsia="es-CL"/>
-              </w:rPr>
-              <w:t>ult</w:t>
-            </w:r>
-            <w:r>
-              <w:rPr>
-                <w:rFonts w:ascii="Calibri" w:hAnsi="Calibri" w:cs="Arial"/>
-                <w:i/>
-                <w:color w:val="548DD4"/>
-                <w:sz w:val="18"/>
-                <w:szCs w:val="20"/>
-                <w:lang w:eastAsia="es-CL"/>
-              </w:rPr>
-              <w:t>ades o facilitadores que se podrían presentar durante la ejecución de cada una de las actividades propuestas.</w:t>
-            </w:r>
-          </w:p>
-        </w:tc>
-        <w:tc>
-          <w:tcPr>
-            <w:tcW w:w="1418" w:type="dxa"/>
-          </w:tcPr>
-          <w:p>
-            <w:pPr>
-              <w:jc w:val="both"/>
-              <w:rPr>
-                <w:rFonts w:ascii="Calibri" w:hAnsi="Calibri" w:cs="Arial"/>
-                <w:i/>
-                <w:color w:val="548DD4"/>
-                <w:sz w:val="18"/>
-                <w:szCs w:val="20"/>
-                <w:lang w:eastAsia="es-CL"/>
-              </w:rPr>
-            </w:pPr>
-            <w:r>
-              <w:rPr>
-                <w:rFonts w:ascii="Calibri" w:hAnsi="Calibri" w:cs="Arial"/>
-                <w:i/>
-                <w:color w:val="548DD4"/>
-                <w:sz w:val="18"/>
-                <w:szCs w:val="20"/>
-                <w:lang w:eastAsia="es-CL"/>
-              </w:rPr>
-              <w:t>D</w:t>
-            </w:r>
-            <w:r>
-              <w:rPr>
-                <w:rFonts w:ascii="Calibri" w:hAnsi="Calibri" w:cs="Arial"/>
-                <w:i/>
-                <w:color w:val="548DD4"/>
-                <w:sz w:val="18"/>
-                <w:szCs w:val="20"/>
-                <w:lang w:eastAsia="es-CL"/>
-              </w:rPr>
-              <w:t>escribe</w:t>
-            </w:r>
-            <w:r>
-              <w:rPr>
-                <w:rFonts w:ascii="Calibri" w:hAnsi="Calibri" w:cs="Arial"/>
-                <w:i/>
-                <w:color w:val="548DD4"/>
-                <w:sz w:val="18"/>
-                <w:szCs w:val="20"/>
-                <w:lang w:eastAsia="es-CL"/>
-              </w:rPr>
-              <w:t xml:space="preserve"> el estado de avance </w:t>
-            </w:r>
-            <w:r>
-              <w:rPr>
-                <w:rFonts w:ascii="Calibri" w:hAnsi="Calibri" w:cs="Arial"/>
-                <w:i/>
-                <w:color w:val="548DD4"/>
-                <w:sz w:val="18"/>
-                <w:szCs w:val="20"/>
-                <w:lang w:eastAsia="es-CL"/>
-              </w:rPr>
-              <w:t>de cada actividad.</w:t>
-            </w:r>
-          </w:p>
-          <w:p>
-            <w:pPr>
-              <w:jc w:val="both"/>
-              <w:rPr>
-                <w:rFonts w:ascii="Calibri" w:hAnsi="Calibri" w:cs="Arial"/>
-                <w:i/>
-                <w:color w:val="C00000"/>
-                <w:sz w:val="16"/>
-                <w:szCs w:val="20"/>
-                <w:lang w:eastAsia="es-CL"/>
-              </w:rPr>
-            </w:pPr>
-          </w:p>
-          <w:p>
-            <w:pPr>
-              <w:jc w:val="both"/>
-              <w:rPr>
-                <w:rFonts w:ascii="Calibri" w:hAnsi="Calibri" w:cs="Arial"/>
-                <w:i/>
-                <w:color w:val="548DD4"/>
-                <w:sz w:val="18"/>
-                <w:szCs w:val="20"/>
-                <w:lang w:eastAsia="es-CL"/>
-              </w:rPr>
-            </w:pPr>
-            <w:r>
-              <w:rPr>
-                <w:rFonts w:ascii="Calibri" w:hAnsi="Calibri" w:cs="Arial"/>
-                <w:i/>
-                <w:color w:val="548DD4"/>
-                <w:sz w:val="18"/>
-                <w:szCs w:val="20"/>
-                <w:lang w:eastAsia="es-CL"/>
-              </w:rPr>
-              <w:t xml:space="preserve">Tipos de estado: </w:t>
-            </w:r>
-          </w:p>
-          <w:p>
-            <w:pPr>
-              <w:jc w:val="both"/>
-              <w:rPr>
-                <w:rFonts w:ascii="Calibri" w:hAnsi="Calibri" w:cs="Arial"/>
-                <w:i/>
-                <w:color w:val="C00000"/>
-                <w:sz w:val="16"/>
-                <w:szCs w:val="20"/>
-                <w:lang w:eastAsia="es-CL"/>
-              </w:rPr>
-            </w:pPr>
-            <w:r>
-              <w:rPr>
-                <w:rFonts w:ascii="Calibri" w:hAnsi="Calibri" w:cs="Arial"/>
-                <w:i/>
-                <w:color w:val="548DD4"/>
-                <w:sz w:val="18"/>
-                <w:szCs w:val="20"/>
-                <w:lang w:eastAsia="es-CL"/>
-              </w:rPr>
-              <w:t>En curso/ Con retraso/ No iniciado/ Completado/ Ajustada</w:t>
-            </w:r>
-            <w:r>
-              <w:rPr>
-                <w:rFonts w:ascii="Calibri" w:hAnsi="Calibri" w:cs="Arial"/>
-                <w:i/>
-                <w:color w:val="C00000"/>
-                <w:sz w:val="16"/>
-                <w:szCs w:val="20"/>
-                <w:lang w:eastAsia="es-CL"/>
-              </w:rPr>
-              <w:t xml:space="preserve"> </w:t>
-            </w:r>
-          </w:p>
-        </w:tc>
-        <w:tc>
-          <w:tcPr>
-            <w:tcW w:w="850" w:type="dxa"/>
-          </w:tcPr>
-          <w:p>
-            <w:pPr>
-              <w:jc w:val="both"/>
-              <w:rPr>
-                <w:rFonts w:ascii="Calibri" w:hAnsi="Calibri" w:cs="Arial"/>
-                <w:i/>
-                <w:color w:val="548DD4"/>
-                <w:sz w:val="18"/>
-                <w:szCs w:val="20"/>
-                <w:lang w:eastAsia="es-CL"/>
-              </w:rPr>
-            </w:pPr>
-            <w:r>
-              <w:rPr>
-                <w:rFonts w:ascii="Calibri" w:hAnsi="Calibri" w:cs="Arial"/>
-                <w:i/>
-                <w:color w:val="548DD4"/>
-                <w:sz w:val="18"/>
-                <w:szCs w:val="20"/>
-                <w:lang w:eastAsia="es-CL"/>
-              </w:rPr>
-              <w:t>S</w:t>
-            </w:r>
-            <w:r>
-              <w:rPr>
-                <w:rFonts w:ascii="Calibri" w:hAnsi="Calibri" w:cs="Arial"/>
-                <w:i/>
-                <w:color w:val="548DD4"/>
-                <w:sz w:val="18"/>
-                <w:szCs w:val="20"/>
-                <w:lang w:eastAsia="es-CL"/>
-              </w:rPr>
-              <w:t>e</w:t>
-            </w:r>
-            <w:r>
-              <w:rPr>
-                <w:rFonts w:ascii="Calibri" w:hAnsi="Calibri" w:cs="Arial"/>
-                <w:i/>
-                <w:color w:val="548DD4"/>
-                <w:sz w:val="18"/>
-                <w:szCs w:val="20"/>
-                <w:lang w:eastAsia="es-CL"/>
-              </w:rPr>
-              <w:t xml:space="preserve">ñala los ajustes o reformulaciones </w:t>
-            </w:r>
-            <w:r>
-              <w:rPr>
-                <w:rFonts w:ascii="Calibri" w:hAnsi="Calibri" w:cs="Arial"/>
-                <w:i/>
-                <w:color w:val="548DD4"/>
-                <w:sz w:val="18"/>
-                <w:szCs w:val="20"/>
-                <w:lang w:eastAsia="es-CL"/>
-              </w:rPr>
-              <w:t>que has realiza</w:t>
-            </w:r>
-            <w:r>
-              <w:rPr>
-                <w:rFonts w:ascii="Calibri" w:hAnsi="Calibri" w:cs="Arial"/>
-                <w:i/>
-                <w:color w:val="548DD4"/>
-                <w:sz w:val="18"/>
-                <w:szCs w:val="20"/>
-                <w:lang w:eastAsia="es-CL"/>
-              </w:rPr>
-              <w:t xml:space="preserve">do. </w:t>
+        <w:tc>
+          <w:tcPr>
+            <w:tcW w:w="1250" w:type="dxa"/>
+          </w:tcPr>
+          <w:p>
+            <w:pPr>
+              <w:spacing w:after="60" w:line="240" w:lineRule="auto"/>
+            </w:pPr>
+            <w:r>
+              <w:rPr>
+                <w:rFonts w:ascii="Calibri" w:hAnsi="Calibri" w:cs="Calibri"/>
+                <w:sz w:val="15"/>
+              </w:rPr>
+              <w:t>Gestionar proyectos informáticos (2.1 Planifica)</w:t>
+            </w:r>
+          </w:p>
+        </w:tc>
+        <w:tc>
+          <w:tcPr>
+            <w:tcW w:w="1100" w:type="dxa"/>
+          </w:tcPr>
+          <w:p>
+            <w:pPr>
+              <w:spacing w:after="60" w:line="240" w:lineRule="auto"/>
+            </w:pPr>
+            <w:r>
+              <w:rPr>
+                <w:rFonts w:ascii="Calibri" w:hAnsi="Calibri" w:cs="Calibri"/>
+                <w:sz w:val="15"/>
+              </w:rPr>
+              <w:t>Definición de alcance y diseño técnico</w:t>
+            </w:r>
+          </w:p>
+        </w:tc>
+        <w:tc>
+          <w:tcPr>
+            <w:tcW w:w="1150" w:type="dxa"/>
+          </w:tcPr>
+          <w:p>
+            <w:pPr>
+              <w:spacing w:after="60" w:line="240" w:lineRule="auto"/>
+            </w:pPr>
+            <w:r>
+              <w:rPr>
+                <w:rFonts w:ascii="Calibri" w:hAnsi="Calibri" w:cs="Calibri"/>
+                <w:sz w:val="15"/>
+              </w:rPr>
+              <w:t>Documentación técnica, TV Box de prueba, Word/Markdown</w:t>
+            </w:r>
+          </w:p>
+        </w:tc>
+        <w:tc>
+          <w:tcPr>
+            <w:tcW w:w="820" w:type="dxa"/>
+          </w:tcPr>
+          <w:p>
+            <w:pPr>
+              <w:spacing w:after="60" w:line="240" w:lineRule="auto"/>
+            </w:pPr>
+            <w:r>
+              <w:rPr>
+                <w:rFonts w:ascii="Calibri" w:hAnsi="Calibri" w:cs="Calibri"/>
+                <w:sz w:val="15"/>
+              </w:rPr>
+              <w:t>2 sem. (S1–S2)</w:t>
+            </w:r>
+          </w:p>
+        </w:tc>
+        <w:tc>
+          <w:tcPr>
+            <w:tcW w:w="1000" w:type="dxa"/>
+          </w:tcPr>
+          <w:p>
+            <w:pPr>
+              <w:spacing w:after="60" w:line="240" w:lineRule="auto"/>
+            </w:pPr>
+            <w:r>
+              <w:rPr>
+                <w:rFonts w:ascii="Calibri" w:hAnsi="Calibri" w:cs="Calibri"/>
+                <w:sz w:val="15"/>
+              </w:rPr>
+              <w:t>Franco Núñez y Álvaro Barrera</w:t>
+            </w:r>
+          </w:p>
+        </w:tc>
+        <w:tc>
+          <w:tcPr>
+            <w:tcW w:w="1500" w:type="dxa"/>
+          </w:tcPr>
+          <w:p>
+            <w:pPr>
+              <w:spacing w:after="60" w:line="240" w:lineRule="auto"/>
+            </w:pPr>
+            <w:r>
+              <w:rPr>
+                <w:rFonts w:ascii="Calibri" w:hAnsi="Calibri" w:cs="Calibri"/>
+                <w:sz w:val="15"/>
+              </w:rPr>
+              <w:t>Facilitador: dominio del stack. Dificultad: acotar el alcance.</w:t>
+            </w:r>
+          </w:p>
+        </w:tc>
+        <w:tc>
+          <w:tcPr>
+            <w:tcW w:w="900" w:type="dxa"/>
+          </w:tcPr>
+          <w:p>
+            <w:pPr>
+              <w:spacing w:after="60" w:line="240" w:lineRule="auto"/>
+            </w:pPr>
+            <w:r>
+              <w:rPr>
+                <w:rFonts w:ascii="Calibri" w:hAnsi="Calibri" w:cs="Calibri"/>
+                <w:sz w:val="15"/>
+              </w:rPr>
+              <w:t>Completado</w:t>
+            </w:r>
+          </w:p>
+        </w:tc>
+        <w:tc>
+          <w:tcPr>
+            <w:tcW w:w="2056" w:type="dxa"/>
+          </w:tcPr>
+          <w:p>
+            <w:pPr>
+              <w:spacing w:after="60" w:line="240" w:lineRule="auto"/>
+            </w:pPr>
+            <w:r>
+              <w:rPr>
+                <w:rFonts w:ascii="Calibri" w:hAnsi="Calibri" w:cs="Calibri"/>
+                <w:sz w:val="15"/>
+              </w:rPr>
+              <w:t>La integración con el SII pasa a trabajo futuro; emisión simulada.</w:t>
+            </w:r>
+          </w:p>
+        </w:tc>
+      </w:tr>
+      <w:tr>
+        <w:tc>
+          <w:tcPr>
+            <w:tcW w:w="1250" w:type="dxa"/>
+          </w:tcPr>
+          <w:p>
+            <w:pPr>
+              <w:spacing w:after="60" w:line="240" w:lineRule="auto"/>
+            </w:pPr>
+            <w:r>
+              <w:rPr>
+                <w:rFonts w:ascii="Calibri" w:hAnsi="Calibri" w:cs="Calibri"/>
+                <w:sz w:val="15"/>
+              </w:rPr>
+              <w:t>Construir modelos de datos (3.1 / 3.2)</w:t>
+            </w:r>
+          </w:p>
+        </w:tc>
+        <w:tc>
+          <w:tcPr>
+            <w:tcW w:w="1100" w:type="dxa"/>
+          </w:tcPr>
+          <w:p>
+            <w:pPr>
+              <w:spacing w:after="60" w:line="240" w:lineRule="auto"/>
+            </w:pPr>
+            <w:r>
+              <w:rPr>
+                <w:rFonts w:ascii="Calibri" w:hAnsi="Calibri" w:cs="Calibri"/>
+                <w:sz w:val="15"/>
+              </w:rPr>
+              <w:t>Base de datos local de la caja</w:t>
+            </w:r>
+          </w:p>
+        </w:tc>
+        <w:tc>
+          <w:tcPr>
+            <w:tcW w:w="1150" w:type="dxa"/>
+          </w:tcPr>
+          <w:p>
+            <w:pPr>
+              <w:spacing w:after="60" w:line="240" w:lineRule="auto"/>
+              <w:rPr>
+                <w:lang w:val="en-US"/>
+              </w:rPr>
+            </w:pPr>
+            <w:r>
+              <w:rPr>
+                <w:rFonts w:ascii="Calibri" w:hAnsi="Calibri" w:cs="Calibri"/>
+                <w:sz w:val="15"/>
+                <w:lang w:val="en-US"/>
+              </w:rPr>
+              <w:t>Node.js, better-sqlite3, SQLite</w:t>
+            </w:r>
+          </w:p>
+        </w:tc>
+        <w:tc>
+          <w:tcPr>
+            <w:tcW w:w="820" w:type="dxa"/>
+          </w:tcPr>
+          <w:p>
+            <w:pPr>
+              <w:spacing w:after="60" w:line="240" w:lineRule="auto"/>
+            </w:pPr>
+            <w:r>
+              <w:rPr>
+                <w:rFonts w:ascii="Calibri" w:hAnsi="Calibri" w:cs="Calibri"/>
+                <w:sz w:val="15"/>
+              </w:rPr>
+              <w:t xml:space="preserve">1 </w:t>
+            </w:r>
+            <w:proofErr w:type="spellStart"/>
+            <w:r>
+              <w:rPr>
+                <w:rFonts w:ascii="Calibri" w:hAnsi="Calibri" w:cs="Calibri"/>
+                <w:sz w:val="15"/>
+              </w:rPr>
+              <w:t>sem</w:t>
+            </w:r>
+            <w:proofErr w:type="spellEnd"/>
+            <w:r>
+              <w:rPr>
+                <w:rFonts w:ascii="Calibri" w:hAnsi="Calibri" w:cs="Calibri"/>
+                <w:sz w:val="15"/>
+              </w:rPr>
+              <w:t>. (S2)</w:t>
+            </w:r>
+          </w:p>
+        </w:tc>
+        <w:tc>
+          <w:tcPr>
+            <w:tcW w:w="1000" w:type="dxa"/>
+          </w:tcPr>
+          <w:p>
+            <w:pPr>
+              <w:spacing w:after="60" w:line="240" w:lineRule="auto"/>
+            </w:pPr>
+            <w:r>
+              <w:rPr>
+                <w:rFonts w:ascii="Calibri" w:hAnsi="Calibri" w:cs="Calibri"/>
+                <w:sz w:val="15"/>
+              </w:rPr>
+              <w:t>Franco Núñez y Álvaro Barrera</w:t>
+            </w:r>
+          </w:p>
+        </w:tc>
+        <w:tc>
+          <w:tcPr>
+            <w:tcW w:w="1500" w:type="dxa"/>
+          </w:tcPr>
+          <w:p>
+            <w:pPr>
+              <w:spacing w:after="60" w:line="240" w:lineRule="auto"/>
+            </w:pPr>
+            <w:r>
+              <w:rPr>
+                <w:rFonts w:ascii="Calibri" w:hAnsi="Calibri" w:cs="Calibri"/>
+                <w:sz w:val="15"/>
+              </w:rPr>
+              <w:t>Dificultad: durabilidad ante cortes de luz; se resolvió con WAL y synchronous=NORMAL.</w:t>
+            </w:r>
+          </w:p>
+        </w:tc>
+        <w:tc>
+          <w:tcPr>
+            <w:tcW w:w="900" w:type="dxa"/>
+          </w:tcPr>
+          <w:p>
+            <w:pPr>
+              <w:spacing w:after="60" w:line="240" w:lineRule="auto"/>
+            </w:pPr>
+            <w:r>
+              <w:rPr>
+                <w:rFonts w:ascii="Calibri" w:hAnsi="Calibri" w:cs="Calibri"/>
+                <w:sz w:val="15"/>
+              </w:rPr>
+              <w:t>Completado</w:t>
+            </w:r>
+          </w:p>
+        </w:tc>
+        <w:tc>
+          <w:tcPr>
+            <w:tcW w:w="2056" w:type="dxa"/>
+          </w:tcPr>
+          <w:p>
+            <w:pPr>
+              <w:spacing w:after="60" w:line="240" w:lineRule="auto"/>
+            </w:pPr>
+            <w:r>
+              <w:rPr>
+                <w:rFonts w:ascii="Calibri" w:hAnsi="Calibri" w:cs="Calibri"/>
+                <w:sz w:val="15"/>
+              </w:rPr>
+              <w:t>—</w:t>
+            </w:r>
+          </w:p>
+        </w:tc>
+      </w:tr>
+      <w:tr>
+        <w:tc>
+          <w:tcPr>
+            <w:tcW w:w="1250" w:type="dxa"/>
+          </w:tcPr>
+          <w:p>
+            <w:pPr>
+              <w:spacing w:after="60" w:line="240" w:lineRule="auto"/>
+            </w:pPr>
+            <w:r>
+              <w:rPr>
+                <w:rFonts w:ascii="Calibri" w:hAnsi="Calibri" w:cs="Calibri"/>
+                <w:sz w:val="15"/>
+              </w:rPr>
+              <w:t>Construir modelos de datos (3.2) / Desarrollar una solución de software (4.1)</w:t>
+            </w:r>
+          </w:p>
+        </w:tc>
+        <w:tc>
+          <w:tcPr>
+            <w:tcW w:w="1100" w:type="dxa"/>
+          </w:tcPr>
+          <w:p>
+            <w:pPr>
+              <w:spacing w:after="60" w:line="240" w:lineRule="auto"/>
+            </w:pPr>
+            <w:r>
+              <w:rPr>
+                <w:rFonts w:ascii="Calibri" w:hAnsi="Calibri" w:cs="Calibri"/>
+                <w:sz w:val="15"/>
+              </w:rPr>
+              <w:t>Productos e inventario de la caja</w:t>
+            </w:r>
+          </w:p>
+        </w:tc>
+        <w:tc>
+          <w:tcPr>
+            <w:tcW w:w="1150" w:type="dxa"/>
+          </w:tcPr>
+          <w:p>
+            <w:pPr>
+              <w:spacing w:after="60" w:line="240" w:lineRule="auto"/>
+            </w:pPr>
+            <w:r>
+              <w:rPr>
+                <w:rFonts w:ascii="Calibri" w:hAnsi="Calibri" w:cs="Calibri"/>
+                <w:sz w:val="15"/>
+              </w:rPr>
+              <w:t>NestJS, TypeScript, better-sqlite3</w:t>
+            </w:r>
+          </w:p>
+        </w:tc>
+        <w:tc>
+          <w:tcPr>
+            <w:tcW w:w="820" w:type="dxa"/>
+          </w:tcPr>
+          <w:p>
+            <w:pPr>
+              <w:spacing w:after="60" w:line="240" w:lineRule="auto"/>
+            </w:pPr>
+            <w:r>
+              <w:rPr>
+                <w:rFonts w:ascii="Calibri" w:hAnsi="Calibri" w:cs="Calibri"/>
+                <w:sz w:val="15"/>
+              </w:rPr>
+              <w:t>2 sem. (S2–S3)</w:t>
+            </w:r>
+          </w:p>
+        </w:tc>
+        <w:tc>
+          <w:tcPr>
+            <w:tcW w:w="1000" w:type="dxa"/>
+          </w:tcPr>
+          <w:p>
+            <w:pPr>
+              <w:spacing w:after="60" w:line="240" w:lineRule="auto"/>
+            </w:pPr>
+            <w:r>
+              <w:rPr>
+                <w:rFonts w:ascii="Calibri" w:hAnsi="Calibri" w:cs="Calibri"/>
+                <w:sz w:val="15"/>
+              </w:rPr>
+              <w:t>Franco Núñez</w:t>
+            </w:r>
+          </w:p>
+        </w:tc>
+        <w:tc>
+          <w:tcPr>
+            <w:tcW w:w="1500" w:type="dxa"/>
+          </w:tcPr>
+          <w:p>
+            <w:pPr>
+              <w:spacing w:after="60" w:line="240" w:lineRule="auto"/>
+            </w:pPr>
+            <w:r>
+              <w:rPr>
+                <w:rFonts w:ascii="Calibri" w:hAnsi="Calibri" w:cs="Calibri"/>
+                <w:sz w:val="15"/>
+              </w:rPr>
+              <w:t>El stock solo cambia mediante movimientos (kardex).</w:t>
+            </w:r>
+          </w:p>
+        </w:tc>
+        <w:tc>
+          <w:tcPr>
+            <w:tcW w:w="900" w:type="dxa"/>
+          </w:tcPr>
+          <w:p>
+            <w:pPr>
+              <w:spacing w:after="60" w:line="240" w:lineRule="auto"/>
+            </w:pPr>
+            <w:r>
+              <w:rPr>
+                <w:rFonts w:ascii="Calibri" w:hAnsi="Calibri" w:cs="Calibri"/>
+                <w:sz w:val="15"/>
+              </w:rPr>
+              <w:t>Completado</w:t>
+            </w:r>
+          </w:p>
+        </w:tc>
+        <w:tc>
+          <w:tcPr>
+            <w:tcW w:w="2056" w:type="dxa"/>
+          </w:tcPr>
+          <w:p>
+            <w:pPr>
+              <w:spacing w:after="60" w:line="240" w:lineRule="auto"/>
+            </w:pPr>
+            <w:r>
+              <w:rPr>
+                <w:rFonts w:ascii="Calibri" w:hAnsi="Calibri" w:cs="Calibri"/>
+                <w:sz w:val="15"/>
+              </w:rPr>
+              <w:t>—</w:t>
+            </w:r>
+          </w:p>
+        </w:tc>
+      </w:tr>
+      <w:tr>
+        <w:tc>
+          <w:tcPr>
+            <w:tcW w:w="1250" w:type="dxa"/>
+          </w:tcPr>
+          <w:p>
+            <w:pPr>
+              <w:spacing w:after="60" w:line="240" w:lineRule="auto"/>
+            </w:pPr>
+            <w:r>
+              <w:rPr>
+                <w:rFonts w:ascii="Calibri" w:hAnsi="Calibri" w:cs="Calibri"/>
+                <w:sz w:val="15"/>
+              </w:rPr>
+              <w:t>Desarrollar una solución de software (4.1)</w:t>
+            </w:r>
+          </w:p>
+        </w:tc>
+        <w:tc>
+          <w:tcPr>
+            <w:tcW w:w="1100" w:type="dxa"/>
+          </w:tcPr>
+          <w:p>
+            <w:pPr>
+              <w:spacing w:after="60" w:line="240" w:lineRule="auto"/>
+            </w:pPr>
+            <w:r>
+              <w:rPr>
+                <w:rFonts w:ascii="Calibri" w:hAnsi="Calibri" w:cs="Calibri"/>
+                <w:sz w:val="15"/>
+              </w:rPr>
+              <w:t>Caja y cajeros (PIN)</w:t>
+            </w:r>
+          </w:p>
+        </w:tc>
+        <w:tc>
+          <w:tcPr>
+            <w:tcW w:w="1150" w:type="dxa"/>
+          </w:tcPr>
+          <w:p>
+            <w:pPr>
+              <w:spacing w:after="60" w:line="240" w:lineRule="auto"/>
+            </w:pPr>
+            <w:r>
+              <w:rPr>
+                <w:rFonts w:ascii="Calibri" w:hAnsi="Calibri" w:cs="Calibri"/>
+                <w:sz w:val="15"/>
+              </w:rPr>
+              <w:t>NestJS, scrypt, SQLite</w:t>
+            </w:r>
+          </w:p>
+        </w:tc>
+        <w:tc>
+          <w:tcPr>
+            <w:tcW w:w="820" w:type="dxa"/>
+          </w:tcPr>
+          <w:p>
+            <w:pPr>
+              <w:spacing w:after="60" w:line="240" w:lineRule="auto"/>
+            </w:pPr>
+            <w:r>
+              <w:rPr>
+                <w:rFonts w:ascii="Calibri" w:hAnsi="Calibri" w:cs="Calibri"/>
+                <w:sz w:val="15"/>
+              </w:rPr>
+              <w:t>1 sem. (S3)</w:t>
+            </w:r>
+          </w:p>
+        </w:tc>
+        <w:tc>
+          <w:tcPr>
+            <w:tcW w:w="1000" w:type="dxa"/>
+          </w:tcPr>
+          <w:p>
+            <w:pPr>
+              <w:spacing w:after="60" w:line="240" w:lineRule="auto"/>
+            </w:pPr>
+            <w:r>
+              <w:rPr>
+                <w:rFonts w:ascii="Calibri" w:hAnsi="Calibri" w:cs="Calibri"/>
+                <w:sz w:val="15"/>
+              </w:rPr>
+              <w:t>Álvaro Barrera</w:t>
+            </w:r>
+          </w:p>
+        </w:tc>
+        <w:tc>
+          <w:tcPr>
+            <w:tcW w:w="1500" w:type="dxa"/>
+          </w:tcPr>
+          <w:p>
+            <w:pPr>
+              <w:spacing w:after="60" w:line="240" w:lineRule="auto"/>
+            </w:pPr>
+            <w:r>
+              <w:rPr>
+                <w:rFonts w:ascii="Calibri" w:hAnsi="Calibri" w:cs="Calibri"/>
+                <w:sz w:val="15"/>
+              </w:rPr>
+              <w:t>El hash del PIN nunca se expone ni se sincroniza.</w:t>
+            </w:r>
+          </w:p>
+        </w:tc>
+        <w:tc>
+          <w:tcPr>
+            <w:tcW w:w="900" w:type="dxa"/>
+          </w:tcPr>
+          <w:p>
+            <w:pPr>
+              <w:spacing w:after="60" w:line="240" w:lineRule="auto"/>
+            </w:pPr>
+            <w:r>
+              <w:rPr>
+                <w:rFonts w:ascii="Calibri" w:hAnsi="Calibri" w:cs="Calibri"/>
+                <w:sz w:val="15"/>
+              </w:rPr>
+              <w:t>Completado</w:t>
+            </w:r>
+          </w:p>
+        </w:tc>
+        <w:tc>
+          <w:tcPr>
+            <w:tcW w:w="2056" w:type="dxa"/>
+          </w:tcPr>
+          <w:p>
+            <w:pPr>
+              <w:spacing w:after="60" w:line="240" w:lineRule="auto"/>
+            </w:pPr>
+            <w:r>
+              <w:rPr>
+                <w:rFonts w:ascii="Calibri" w:hAnsi="Calibri" w:cs="Calibri"/>
+                <w:sz w:val="15"/>
+              </w:rPr>
+              <w:t>—</w:t>
+            </w:r>
+          </w:p>
+        </w:tc>
+      </w:tr>
+      <w:tr>
+        <w:tc>
+          <w:tcPr>
+            <w:tcW w:w="1250" w:type="dxa"/>
+          </w:tcPr>
+          <w:p>
+            <w:pPr>
+              <w:spacing w:after="60" w:line="240" w:lineRule="auto"/>
+            </w:pPr>
+            <w:r>
+              <w:rPr>
+                <w:rFonts w:ascii="Calibri" w:hAnsi="Calibri" w:cs="Calibri"/>
+                <w:sz w:val="15"/>
+              </w:rPr>
+              <w:t>Desarrollar una solución de software (4.1 / 4.2)</w:t>
+            </w:r>
+          </w:p>
+        </w:tc>
+        <w:tc>
+          <w:tcPr>
+            <w:tcW w:w="1100" w:type="dxa"/>
+          </w:tcPr>
+          <w:p>
+            <w:pPr>
+              <w:spacing w:after="60" w:line="240" w:lineRule="auto"/>
+            </w:pPr>
+            <w:r>
+              <w:rPr>
+                <w:rFonts w:ascii="Calibri" w:hAnsi="Calibri" w:cs="Calibri"/>
+                <w:sz w:val="15"/>
+              </w:rPr>
+              <w:t>Venta transaccional e interfaz de venta</w:t>
+            </w:r>
+          </w:p>
+        </w:tc>
+        <w:tc>
+          <w:tcPr>
+            <w:tcW w:w="1150" w:type="dxa"/>
+          </w:tcPr>
+          <w:p>
+            <w:pPr>
+              <w:spacing w:after="60" w:line="240" w:lineRule="auto"/>
+            </w:pPr>
+            <w:r>
+              <w:rPr>
+                <w:rFonts w:ascii="Calibri" w:hAnsi="Calibri" w:cs="Calibri"/>
+                <w:sz w:val="15"/>
+              </w:rPr>
+              <w:t>NestJS, Fastify, HTML/JS, lector de códigos</w:t>
+            </w:r>
+          </w:p>
+        </w:tc>
+        <w:tc>
+          <w:tcPr>
+            <w:tcW w:w="820" w:type="dxa"/>
+          </w:tcPr>
+          <w:p>
+            <w:pPr>
+              <w:spacing w:after="60" w:line="240" w:lineRule="auto"/>
+            </w:pPr>
+            <w:r>
+              <w:rPr>
+                <w:rFonts w:ascii="Calibri" w:hAnsi="Calibri" w:cs="Calibri"/>
+                <w:sz w:val="15"/>
+              </w:rPr>
+              <w:t>2 sem. (S3–S4)</w:t>
+            </w:r>
+          </w:p>
+        </w:tc>
+        <w:tc>
+          <w:tcPr>
+            <w:tcW w:w="1000" w:type="dxa"/>
+          </w:tcPr>
+          <w:p>
+            <w:pPr>
+              <w:spacing w:after="60" w:line="240" w:lineRule="auto"/>
+            </w:pPr>
+            <w:r>
+              <w:rPr>
+                <w:rFonts w:ascii="Calibri" w:hAnsi="Calibri" w:cs="Calibri"/>
+                <w:sz w:val="15"/>
+              </w:rPr>
+              <w:t>Franco Núñez y Álvaro Barrera</w:t>
+            </w:r>
+          </w:p>
+        </w:tc>
+        <w:tc>
+          <w:tcPr>
+            <w:tcW w:w="1500" w:type="dxa"/>
+          </w:tcPr>
+          <w:p>
+            <w:pPr>
+              <w:spacing w:after="60" w:line="240" w:lineRule="auto"/>
+            </w:pPr>
+            <w:r>
+              <w:rPr>
+                <w:rFonts w:ascii="Calibri" w:hAnsi="Calibri" w:cs="Calibri"/>
+                <w:sz w:val="15"/>
+              </w:rPr>
+              <w:t>Numeración sin duplicados ni saltos (escritor único, CAS y UNIQUE). Venta en 13 ms con el emisor caído.</w:t>
+            </w:r>
+          </w:p>
+        </w:tc>
+        <w:tc>
+          <w:tcPr>
+            <w:tcW w:w="900" w:type="dxa"/>
+          </w:tcPr>
+          <w:p>
+            <w:pPr>
+              <w:spacing w:after="60" w:line="240" w:lineRule="auto"/>
+            </w:pPr>
+            <w:r>
+              <w:rPr>
+                <w:rFonts w:ascii="Calibri" w:hAnsi="Calibri" w:cs="Calibri"/>
+                <w:sz w:val="15"/>
+              </w:rPr>
+              <w:t>Completado</w:t>
+            </w:r>
+          </w:p>
+        </w:tc>
+        <w:tc>
+          <w:tcPr>
+            <w:tcW w:w="2056" w:type="dxa"/>
+          </w:tcPr>
+          <w:p>
+            <w:pPr>
+              <w:spacing w:after="60" w:line="240" w:lineRule="auto"/>
+            </w:pPr>
+            <w:r>
+              <w:rPr>
+                <w:rFonts w:ascii="Calibri" w:hAnsi="Calibri" w:cs="Calibri"/>
+                <w:sz w:val="15"/>
+              </w:rPr>
+              <w:t>—</w:t>
+            </w:r>
+          </w:p>
+        </w:tc>
+      </w:tr>
+      <w:tr>
+        <w:tc>
+          <w:tcPr>
+            <w:tcW w:w="1250" w:type="dxa"/>
+          </w:tcPr>
+          <w:p>
+            <w:pPr>
+              <w:spacing w:after="60" w:line="240" w:lineRule="auto"/>
+            </w:pPr>
+            <w:r>
+              <w:rPr>
+                <w:rFonts w:ascii="Calibri" w:hAnsi="Calibri" w:cs="Calibri"/>
+                <w:sz w:val="15"/>
+              </w:rPr>
+              <w:t>Desarrollar una solución de software (4.2)</w:t>
+            </w:r>
+          </w:p>
+        </w:tc>
+        <w:tc>
+          <w:tcPr>
+            <w:tcW w:w="1100" w:type="dxa"/>
+          </w:tcPr>
+          <w:p>
+            <w:pPr>
+              <w:spacing w:after="60" w:line="240" w:lineRule="auto"/>
+            </w:pPr>
+            <w:r>
+              <w:rPr>
+                <w:rFonts w:ascii="Calibri" w:hAnsi="Calibri" w:cs="Calibri"/>
+                <w:sz w:val="15"/>
+              </w:rPr>
+              <w:t>Sincronización caja → nube</w:t>
+            </w:r>
+          </w:p>
+        </w:tc>
+        <w:tc>
+          <w:tcPr>
+            <w:tcW w:w="1150" w:type="dxa"/>
+          </w:tcPr>
+          <w:p>
+            <w:pPr>
+              <w:spacing w:after="60" w:line="240" w:lineRule="auto"/>
+            </w:pPr>
+            <w:r>
+              <w:rPr>
+                <w:rFonts w:ascii="Calibri" w:hAnsi="Calibri" w:cs="Calibri"/>
+                <w:sz w:val="15"/>
+              </w:rPr>
+              <w:t>NestJS, HTTP, SQLite</w:t>
+            </w:r>
+          </w:p>
+        </w:tc>
+        <w:tc>
+          <w:tcPr>
+            <w:tcW w:w="820" w:type="dxa"/>
+          </w:tcPr>
+          <w:p>
+            <w:pPr>
+              <w:spacing w:after="60" w:line="240" w:lineRule="auto"/>
+            </w:pPr>
+            <w:r>
+              <w:rPr>
+                <w:rFonts w:ascii="Calibri" w:hAnsi="Calibri" w:cs="Calibri"/>
+                <w:sz w:val="15"/>
+              </w:rPr>
+              <w:t>1 sem. (S4)</w:t>
+            </w:r>
+          </w:p>
+        </w:tc>
+        <w:tc>
+          <w:tcPr>
+            <w:tcW w:w="1000" w:type="dxa"/>
+          </w:tcPr>
+          <w:p>
+            <w:pPr>
+              <w:spacing w:after="60" w:line="240" w:lineRule="auto"/>
+            </w:pPr>
+            <w:r>
+              <w:rPr>
+                <w:rFonts w:ascii="Calibri" w:hAnsi="Calibri" w:cs="Calibri"/>
+                <w:sz w:val="15"/>
+              </w:rPr>
+              <w:t>Franco Núñez y Álvaro Barrera</w:t>
+            </w:r>
+          </w:p>
+        </w:tc>
+        <w:tc>
+          <w:tcPr>
+            <w:tcW w:w="1500" w:type="dxa"/>
+          </w:tcPr>
+          <w:p>
+            <w:pPr>
+              <w:spacing w:after="60" w:line="240" w:lineRule="auto"/>
+            </w:pPr>
+            <w:r>
+              <w:rPr>
+                <w:rFonts w:ascii="Calibri" w:hAnsi="Calibri" w:cs="Calibri"/>
+                <w:sz w:val="15"/>
+              </w:rPr>
+              <w:t>Envío FIFO e idempotente por (caja, seq).</w:t>
+            </w:r>
+          </w:p>
+        </w:tc>
+        <w:tc>
+          <w:tcPr>
+            <w:tcW w:w="900" w:type="dxa"/>
+          </w:tcPr>
+          <w:p>
+            <w:pPr>
+              <w:spacing w:after="60" w:line="240" w:lineRule="auto"/>
+            </w:pPr>
+            <w:r>
+              <w:rPr>
+                <w:rFonts w:ascii="Calibri" w:hAnsi="Calibri" w:cs="Calibri"/>
+                <w:sz w:val="15"/>
+              </w:rPr>
+              <w:t>Completado</w:t>
+            </w:r>
+          </w:p>
+        </w:tc>
+        <w:tc>
+          <w:tcPr>
+            <w:tcW w:w="2056" w:type="dxa"/>
+          </w:tcPr>
+          <w:p>
+            <w:pPr>
+              <w:spacing w:after="60" w:line="240" w:lineRule="auto"/>
+            </w:pPr>
+            <w:r>
+              <w:rPr>
+                <w:rFonts w:ascii="Calibri" w:hAnsi="Calibri" w:cs="Calibri"/>
+                <w:sz w:val="15"/>
+              </w:rPr>
+              <w:t>—</w:t>
+            </w:r>
+          </w:p>
+        </w:tc>
+      </w:tr>
+      <w:tr>
+        <w:tc>
+          <w:tcPr>
+            <w:tcW w:w="1250" w:type="dxa"/>
+          </w:tcPr>
+          <w:p>
+            <w:pPr>
+              <w:spacing w:after="60" w:line="240" w:lineRule="auto"/>
+            </w:pPr>
+            <w:r>
+              <w:rPr>
+                <w:rFonts w:ascii="Calibri" w:hAnsi="Calibri" w:cs="Calibri"/>
+                <w:sz w:val="15"/>
+              </w:rPr>
+              <w:t>Desarrollar una solución de software (4.2)</w:t>
+            </w:r>
+          </w:p>
+        </w:tc>
+        <w:tc>
+          <w:tcPr>
+            <w:tcW w:w="1100" w:type="dxa"/>
+          </w:tcPr>
+          <w:p>
+            <w:pPr>
+              <w:spacing w:after="60" w:line="240" w:lineRule="auto"/>
+            </w:pPr>
+            <w:r>
+              <w:rPr>
+                <w:rFonts w:ascii="Calibri" w:hAnsi="Calibri" w:cs="Calibri"/>
+                <w:sz w:val="15"/>
+              </w:rPr>
+              <w:t>Enrolamiento de cajas y kill-switch</w:t>
+            </w:r>
+          </w:p>
+        </w:tc>
+        <w:tc>
+          <w:tcPr>
+            <w:tcW w:w="1150" w:type="dxa"/>
+          </w:tcPr>
+          <w:p>
+            <w:pPr>
+              <w:spacing w:after="60" w:line="240" w:lineRule="auto"/>
+            </w:pPr>
+            <w:r>
+              <w:rPr>
+                <w:rFonts w:ascii="Calibri" w:hAnsi="Calibri" w:cs="Calibri"/>
+                <w:sz w:val="15"/>
+              </w:rPr>
+              <w:t>NestJS, plataforma web</w:t>
+            </w:r>
+          </w:p>
+        </w:tc>
+        <w:tc>
+          <w:tcPr>
+            <w:tcW w:w="820" w:type="dxa"/>
+          </w:tcPr>
+          <w:p>
+            <w:pPr>
+              <w:spacing w:after="60" w:line="240" w:lineRule="auto"/>
+            </w:pPr>
+            <w:r>
+              <w:rPr>
+                <w:rFonts w:ascii="Calibri" w:hAnsi="Calibri" w:cs="Calibri"/>
+                <w:sz w:val="15"/>
+              </w:rPr>
+              <w:t>1 sem. (S4)</w:t>
+            </w:r>
+          </w:p>
+        </w:tc>
+        <w:tc>
+          <w:tcPr>
+            <w:tcW w:w="1000" w:type="dxa"/>
+          </w:tcPr>
+          <w:p>
+            <w:pPr>
+              <w:spacing w:after="60" w:line="240" w:lineRule="auto"/>
+            </w:pPr>
+            <w:r>
+              <w:rPr>
+                <w:rFonts w:ascii="Calibri" w:hAnsi="Calibri" w:cs="Calibri"/>
+                <w:sz w:val="15"/>
+              </w:rPr>
+              <w:t>Álvaro Barrera</w:t>
+            </w:r>
+          </w:p>
+        </w:tc>
+        <w:tc>
+          <w:tcPr>
+            <w:tcW w:w="1500" w:type="dxa"/>
+          </w:tcPr>
+          <w:p>
+            <w:pPr>
+              <w:spacing w:after="60" w:line="240" w:lineRule="auto"/>
+            </w:pPr>
+            <w:r>
+              <w:rPr>
+                <w:rFonts w:ascii="Calibri" w:hAnsi="Calibri" w:cs="Calibri"/>
+                <w:sz w:val="15"/>
+              </w:rPr>
+              <w:t>La caja conoce el bloqueo en su siguiente sincronización.</w:t>
+            </w:r>
+          </w:p>
+        </w:tc>
+        <w:tc>
+          <w:tcPr>
+            <w:tcW w:w="900" w:type="dxa"/>
+          </w:tcPr>
+          <w:p>
+            <w:pPr>
+              <w:spacing w:after="60" w:line="240" w:lineRule="auto"/>
+            </w:pPr>
+            <w:r>
+              <w:rPr>
+                <w:rFonts w:ascii="Calibri" w:hAnsi="Calibri" w:cs="Calibri"/>
+                <w:sz w:val="15"/>
+              </w:rPr>
+              <w:t>Completado</w:t>
+            </w:r>
+          </w:p>
+        </w:tc>
+        <w:tc>
+          <w:tcPr>
+            <w:tcW w:w="2056" w:type="dxa"/>
+          </w:tcPr>
+          <w:p>
+            <w:pPr>
+              <w:spacing w:after="60" w:line="240" w:lineRule="auto"/>
+            </w:pPr>
+            <w:r>
+              <w:rPr>
+                <w:rFonts w:ascii="Calibri" w:hAnsi="Calibri" w:cs="Calibri"/>
+                <w:sz w:val="15"/>
+              </w:rPr>
+              <w:t>El cifrado en reposo pasa a trabajo futuro.</w:t>
+            </w:r>
+          </w:p>
+        </w:tc>
+      </w:tr>
+      <w:tr>
+        <w:tc>
+          <w:tcPr>
+            <w:tcW w:w="1250" w:type="dxa"/>
+          </w:tcPr>
+          <w:p>
+            <w:pPr>
+              <w:spacing w:after="60" w:line="240" w:lineRule="auto"/>
+            </w:pPr>
+            <w:r>
+              <w:rPr>
+                <w:rFonts w:ascii="Calibri" w:hAnsi="Calibri" w:cs="Calibri"/>
+                <w:sz w:val="15"/>
+              </w:rPr>
+              <w:t>Desarrollar una solución de software (4.3)</w:t>
+            </w:r>
+          </w:p>
+        </w:tc>
+        <w:tc>
+          <w:tcPr>
+            <w:tcW w:w="1100" w:type="dxa"/>
+          </w:tcPr>
+          <w:p>
+            <w:pPr>
+              <w:spacing w:after="60" w:line="240" w:lineRule="auto"/>
+            </w:pPr>
+            <w:r>
+              <w:rPr>
+                <w:rFonts w:ascii="Calibri" w:hAnsi="Calibri" w:cs="Calibri"/>
+                <w:sz w:val="15"/>
+              </w:rPr>
+              <w:t>Despliegue en TV Box</w:t>
+            </w:r>
+          </w:p>
+        </w:tc>
+        <w:tc>
+          <w:tcPr>
+            <w:tcW w:w="1150" w:type="dxa"/>
+          </w:tcPr>
+          <w:p>
+            <w:pPr>
+              <w:spacing w:after="60" w:line="240" w:lineRule="auto"/>
+              <w:rPr>
+                <w:lang w:val="en-US"/>
+              </w:rPr>
+            </w:pPr>
+            <w:r>
+              <w:rPr>
+                <w:rFonts w:ascii="Calibri" w:hAnsi="Calibri" w:cs="Calibri"/>
+                <w:sz w:val="15"/>
+                <w:lang w:val="en-US"/>
+              </w:rPr>
+              <w:t xml:space="preserve">TV Box S905W2, Debian 13, </w:t>
+            </w:r>
+            <w:proofErr w:type="spellStart"/>
+            <w:r>
+              <w:rPr>
+                <w:rFonts w:ascii="Calibri" w:hAnsi="Calibri" w:cs="Calibri"/>
+                <w:sz w:val="15"/>
+                <w:lang w:val="en-US"/>
+              </w:rPr>
+              <w:t>systemd</w:t>
+            </w:r>
+            <w:proofErr w:type="spellEnd"/>
+            <w:r>
+              <w:rPr>
+                <w:rFonts w:ascii="Calibri" w:hAnsi="Calibri" w:cs="Calibri"/>
+                <w:sz w:val="15"/>
+                <w:lang w:val="en-US"/>
+              </w:rPr>
+              <w:t>, Chromium</w:t>
+            </w:r>
+          </w:p>
+        </w:tc>
+        <w:tc>
+          <w:tcPr>
+            <w:tcW w:w="820" w:type="dxa"/>
+          </w:tcPr>
+          <w:p>
+            <w:pPr>
+              <w:spacing w:after="60" w:line="240" w:lineRule="auto"/>
+            </w:pPr>
+            <w:r>
+              <w:rPr>
+                <w:rFonts w:ascii="Calibri" w:hAnsi="Calibri" w:cs="Calibri"/>
+                <w:sz w:val="15"/>
+              </w:rPr>
+              <w:t xml:space="preserve">1 </w:t>
+            </w:r>
+            <w:proofErr w:type="spellStart"/>
+            <w:r>
+              <w:rPr>
+                <w:rFonts w:ascii="Calibri" w:hAnsi="Calibri" w:cs="Calibri"/>
+                <w:sz w:val="15"/>
+              </w:rPr>
+              <w:t>sem</w:t>
+            </w:r>
+            <w:proofErr w:type="spellEnd"/>
+            <w:r>
+              <w:rPr>
+                <w:rFonts w:ascii="Calibri" w:hAnsi="Calibri" w:cs="Calibri"/>
+                <w:sz w:val="15"/>
+              </w:rPr>
+              <w:t>. (S4)</w:t>
+            </w:r>
+          </w:p>
+        </w:tc>
+        <w:tc>
+          <w:tcPr>
+            <w:tcW w:w="1000" w:type="dxa"/>
+          </w:tcPr>
+          <w:p>
+            <w:pPr>
+              <w:spacing w:after="60" w:line="240" w:lineRule="auto"/>
+            </w:pPr>
+            <w:r>
+              <w:rPr>
+                <w:rFonts w:ascii="Calibri" w:hAnsi="Calibri" w:cs="Calibri"/>
+                <w:sz w:val="15"/>
+              </w:rPr>
+              <w:t>Franco Núñez y Álvaro Barrera</w:t>
+            </w:r>
+          </w:p>
+        </w:tc>
+        <w:tc>
+          <w:tcPr>
+            <w:tcW w:w="1500" w:type="dxa"/>
+          </w:tcPr>
+          <w:p>
+            <w:pPr>
+              <w:spacing w:after="60" w:line="240" w:lineRule="auto"/>
+            </w:pPr>
+            <w:r>
+              <w:rPr>
+                <w:rFonts w:ascii="Calibri" w:hAnsi="Calibri" w:cs="Calibri"/>
+                <w:sz w:val="15"/>
+              </w:rPr>
+              <w:t>Dificultad: el WiFi no tiene driver para Linux (I-01); se instala por cable. Consumo: ~58 MB de RAM.</w:t>
+            </w:r>
+          </w:p>
+        </w:tc>
+        <w:tc>
+          <w:tcPr>
+            <w:tcW w:w="900" w:type="dxa"/>
+          </w:tcPr>
+          <w:p>
+            <w:pPr>
+              <w:spacing w:after="60" w:line="240" w:lineRule="auto"/>
+            </w:pPr>
+            <w:r>
+              <w:rPr>
+                <w:rFonts w:ascii="Calibri" w:hAnsi="Calibri" w:cs="Calibri"/>
+                <w:sz w:val="15"/>
+              </w:rPr>
+              <w:t>Completado</w:t>
+            </w:r>
+          </w:p>
+        </w:tc>
+        <w:tc>
+          <w:tcPr>
+            <w:tcW w:w="2056" w:type="dxa"/>
+          </w:tcPr>
+          <w:p>
+            <w:pPr>
+              <w:spacing w:after="60" w:line="240" w:lineRule="auto"/>
+            </w:pPr>
+            <w:r>
+              <w:rPr>
+                <w:rFonts w:ascii="Calibri" w:hAnsi="Calibri" w:cs="Calibri"/>
+                <w:sz w:val="15"/>
+              </w:rPr>
+              <w:t>—</w:t>
+            </w:r>
+          </w:p>
+        </w:tc>
+      </w:tr>
+      <w:tr>
+        <w:tc>
+          <w:tcPr>
+            <w:tcW w:w="1250" w:type="dxa"/>
+          </w:tcPr>
+          <w:p>
+            <w:pPr>
+              <w:spacing w:after="60" w:line="240" w:lineRule="auto"/>
+            </w:pPr>
+            <w:r>
+              <w:rPr>
+                <w:rFonts w:ascii="Calibri" w:hAnsi="Calibri" w:cs="Calibri"/>
+                <w:sz w:val="15"/>
+              </w:rPr>
+              <w:t>Construir modelos de datos (3.2) / Desarrollar una solución de software (4.1)</w:t>
+            </w:r>
+          </w:p>
+        </w:tc>
+        <w:tc>
+          <w:tcPr>
+            <w:tcW w:w="1100" w:type="dxa"/>
+          </w:tcPr>
+          <w:p>
+            <w:pPr>
+              <w:spacing w:after="60" w:line="240" w:lineRule="auto"/>
+            </w:pPr>
+            <w:r>
+              <w:rPr>
+                <w:rFonts w:ascii="Calibri" w:hAnsi="Calibri" w:cs="Calibri"/>
+                <w:sz w:val="15"/>
+              </w:rPr>
+              <w:t>Autenticación, roles y multi-tenant (web)</w:t>
+            </w:r>
+          </w:p>
+        </w:tc>
+        <w:tc>
+          <w:tcPr>
+            <w:tcW w:w="1150" w:type="dxa"/>
+          </w:tcPr>
+          <w:p>
+            <w:pPr>
+              <w:spacing w:after="60" w:line="240" w:lineRule="auto"/>
+            </w:pPr>
+            <w:r>
+              <w:rPr>
+                <w:rFonts w:ascii="Calibri" w:hAnsi="Calibri" w:cs="Calibri"/>
+                <w:sz w:val="15"/>
+              </w:rPr>
+              <w:t>NestJS, Fastify, EJS, SQLite</w:t>
+            </w:r>
+          </w:p>
+        </w:tc>
+        <w:tc>
+          <w:tcPr>
+            <w:tcW w:w="820" w:type="dxa"/>
+          </w:tcPr>
+          <w:p>
+            <w:pPr>
+              <w:spacing w:after="60" w:line="240" w:lineRule="auto"/>
+            </w:pPr>
+            <w:r>
+              <w:rPr>
+                <w:rFonts w:ascii="Calibri" w:hAnsi="Calibri" w:cs="Calibri"/>
+                <w:sz w:val="15"/>
+              </w:rPr>
+              <w:t>2 sem. (S3–S4)</w:t>
+            </w:r>
+          </w:p>
+        </w:tc>
+        <w:tc>
+          <w:tcPr>
+            <w:tcW w:w="1000" w:type="dxa"/>
+          </w:tcPr>
+          <w:p>
+            <w:pPr>
+              <w:spacing w:after="60" w:line="240" w:lineRule="auto"/>
+            </w:pPr>
+            <w:r>
+              <w:rPr>
+                <w:rFonts w:ascii="Calibri" w:hAnsi="Calibri" w:cs="Calibri"/>
+                <w:sz w:val="15"/>
+              </w:rPr>
+              <w:t>Álvaro Barrera</w:t>
+            </w:r>
+          </w:p>
+        </w:tc>
+        <w:tc>
+          <w:tcPr>
+            <w:tcW w:w="1500" w:type="dxa"/>
+          </w:tcPr>
+          <w:p>
+            <w:pPr>
+              <w:spacing w:after="60" w:line="240" w:lineRule="auto"/>
+            </w:pPr>
+            <w:r>
+              <w:rPr>
+                <w:rFonts w:ascii="Calibri" w:hAnsi="Calibri" w:cs="Calibri"/>
+                <w:sz w:val="15"/>
+              </w:rPr>
+              <w:t>Aislamiento entre negocios verificado con pruebas E2E.</w:t>
+            </w:r>
+          </w:p>
+        </w:tc>
+        <w:tc>
+          <w:tcPr>
+            <w:tcW w:w="900" w:type="dxa"/>
+          </w:tcPr>
+          <w:p>
+            <w:pPr>
+              <w:spacing w:after="60" w:line="240" w:lineRule="auto"/>
+            </w:pPr>
+            <w:r>
+              <w:rPr>
+                <w:rFonts w:ascii="Calibri" w:hAnsi="Calibri" w:cs="Calibri"/>
+                <w:sz w:val="15"/>
+              </w:rPr>
+              <w:t>Completado</w:t>
+            </w:r>
+          </w:p>
+        </w:tc>
+        <w:tc>
+          <w:tcPr>
+            <w:tcW w:w="2056" w:type="dxa"/>
+          </w:tcPr>
+          <w:p>
+            <w:pPr>
+              <w:spacing w:after="60" w:line="240" w:lineRule="auto"/>
+            </w:pPr>
+            <w:r>
+              <w:rPr>
+                <w:rFonts w:ascii="Calibri" w:hAnsi="Calibri" w:cs="Calibri"/>
+                <w:sz w:val="15"/>
+              </w:rPr>
+              <w:t>El cajero ya no entra a la web: opera solo en la caja con su PIN.</w:t>
+            </w:r>
+          </w:p>
+        </w:tc>
+      </w:tr>
+      <w:tr>
+        <w:tc>
+          <w:tcPr>
+            <w:tcW w:w="1250" w:type="dxa"/>
+          </w:tcPr>
+          <w:p>
+            <w:pPr>
+              <w:spacing w:after="60" w:line="240" w:lineRule="auto"/>
+            </w:pPr>
+            <w:r>
+              <w:rPr>
+                <w:rFonts w:ascii="Calibri" w:hAnsi="Calibri" w:cs="Calibri"/>
+                <w:sz w:val="15"/>
+              </w:rPr>
+              <w:t>Desarrollar una solución de software (4.1)</w:t>
+            </w:r>
+          </w:p>
+        </w:tc>
+        <w:tc>
+          <w:tcPr>
+            <w:tcW w:w="1100" w:type="dxa"/>
+          </w:tcPr>
+          <w:p>
+            <w:pPr>
+              <w:spacing w:after="60" w:line="240" w:lineRule="auto"/>
+            </w:pPr>
+            <w:r>
+              <w:rPr>
+                <w:rFonts w:ascii="Calibri" w:hAnsi="Calibri" w:cs="Calibri"/>
+                <w:sz w:val="15"/>
+              </w:rPr>
+              <w:t xml:space="preserve">Catálogo, ventas, proveedores, pedidos y </w:t>
+            </w:r>
+            <w:r>
+              <w:rPr>
+                <w:rFonts w:ascii="Calibri" w:hAnsi="Calibri" w:cs="Calibri"/>
+                <w:sz w:val="15"/>
+              </w:rPr>
+              <w:lastRenderedPageBreak/>
+              <w:t>compras (web)</w:t>
+            </w:r>
+          </w:p>
+        </w:tc>
+        <w:tc>
+          <w:tcPr>
+            <w:tcW w:w="1150" w:type="dxa"/>
+          </w:tcPr>
+          <w:p>
+            <w:pPr>
+              <w:spacing w:after="60" w:line="240" w:lineRule="auto"/>
+            </w:pPr>
+            <w:r>
+              <w:rPr>
+                <w:rFonts w:ascii="Calibri" w:hAnsi="Calibri" w:cs="Calibri"/>
+                <w:sz w:val="15"/>
+              </w:rPr>
+              <w:lastRenderedPageBreak/>
+              <w:t>NestJS, EJS, HTML/CSS</w:t>
+            </w:r>
+          </w:p>
+        </w:tc>
+        <w:tc>
+          <w:tcPr>
+            <w:tcW w:w="820" w:type="dxa"/>
+          </w:tcPr>
+          <w:p>
+            <w:pPr>
+              <w:spacing w:after="60" w:line="240" w:lineRule="auto"/>
+            </w:pPr>
+            <w:r>
+              <w:rPr>
+                <w:rFonts w:ascii="Calibri" w:hAnsi="Calibri" w:cs="Calibri"/>
+                <w:sz w:val="15"/>
+              </w:rPr>
+              <w:t>2 sem. (S3–S4)</w:t>
+            </w:r>
+          </w:p>
+        </w:tc>
+        <w:tc>
+          <w:tcPr>
+            <w:tcW w:w="1000" w:type="dxa"/>
+          </w:tcPr>
+          <w:p>
+            <w:pPr>
+              <w:spacing w:after="60" w:line="240" w:lineRule="auto"/>
+            </w:pPr>
+            <w:r>
+              <w:rPr>
+                <w:rFonts w:ascii="Calibri" w:hAnsi="Calibri" w:cs="Calibri"/>
+                <w:sz w:val="15"/>
+              </w:rPr>
+              <w:t>Franco Núñez</w:t>
+            </w:r>
+          </w:p>
+        </w:tc>
+        <w:tc>
+          <w:tcPr>
+            <w:tcW w:w="1500" w:type="dxa"/>
+          </w:tcPr>
+          <w:p>
+            <w:pPr>
+              <w:spacing w:after="60" w:line="240" w:lineRule="auto"/>
+            </w:pPr>
+            <w:r>
+              <w:rPr>
+                <w:rFonts w:ascii="Calibri" w:hAnsi="Calibri" w:cs="Calibri"/>
+                <w:sz w:val="15"/>
+              </w:rPr>
+              <w:t xml:space="preserve">La auditoría detectó stock editado sin registro, fechas sin </w:t>
+            </w:r>
+            <w:r>
+              <w:rPr>
+                <w:rFonts w:ascii="Calibri" w:hAnsi="Calibri" w:cs="Calibri"/>
+                <w:sz w:val="15"/>
+              </w:rPr>
+              <w:lastRenderedPageBreak/>
+              <w:t>año, XSS y valores fijos.</w:t>
+            </w:r>
+          </w:p>
+        </w:tc>
+        <w:tc>
+          <w:tcPr>
+            <w:tcW w:w="900" w:type="dxa"/>
+          </w:tcPr>
+          <w:p>
+            <w:pPr>
+              <w:spacing w:after="60" w:line="240" w:lineRule="auto"/>
+            </w:pPr>
+            <w:r>
+              <w:rPr>
+                <w:rFonts w:ascii="Calibri" w:hAnsi="Calibri" w:cs="Calibri"/>
+                <w:sz w:val="15"/>
+              </w:rPr>
+              <w:lastRenderedPageBreak/>
+              <w:t>Completado</w:t>
+            </w:r>
+          </w:p>
+        </w:tc>
+        <w:tc>
+          <w:tcPr>
+            <w:tcW w:w="2056" w:type="dxa"/>
+          </w:tcPr>
+          <w:p>
+            <w:pPr>
+              <w:spacing w:after="60" w:line="240" w:lineRule="auto"/>
+            </w:pPr>
+            <w:r>
+              <w:rPr>
+                <w:rFonts w:ascii="Calibri" w:hAnsi="Calibri" w:cs="Calibri"/>
+                <w:sz w:val="15"/>
+              </w:rPr>
+              <w:t>Rehecho sobre kardex (migración 008), fechas ISO, archivado y SKU único.</w:t>
+            </w:r>
+          </w:p>
+        </w:tc>
+      </w:tr>
+      <w:tr>
+        <w:tc>
+          <w:tcPr>
+            <w:tcW w:w="1250" w:type="dxa"/>
+          </w:tcPr>
+          <w:p>
+            <w:pPr>
+              <w:spacing w:after="60" w:line="240" w:lineRule="auto"/>
+            </w:pPr>
+            <w:r>
+              <w:rPr>
+                <w:rFonts w:ascii="Calibri" w:hAnsi="Calibri" w:cs="Calibri"/>
+                <w:sz w:val="15"/>
+              </w:rPr>
+              <w:t>Desarrollar una solución de software (4.1) / Gestionar proyectos informáticos (2.1)</w:t>
+            </w:r>
+          </w:p>
+        </w:tc>
+        <w:tc>
+          <w:tcPr>
+            <w:tcW w:w="1100" w:type="dxa"/>
+          </w:tcPr>
+          <w:p>
+            <w:pPr>
+              <w:spacing w:after="60" w:line="240" w:lineRule="auto"/>
+            </w:pPr>
+            <w:r>
+              <w:rPr>
+                <w:rFonts w:ascii="Calibri" w:hAnsi="Calibri" w:cs="Calibri"/>
+                <w:sz w:val="15"/>
+              </w:rPr>
+              <w:t>Panel de administración y onboarding</w:t>
+            </w:r>
+          </w:p>
+        </w:tc>
+        <w:tc>
+          <w:tcPr>
+            <w:tcW w:w="1150" w:type="dxa"/>
+          </w:tcPr>
+          <w:p>
+            <w:pPr>
+              <w:spacing w:after="60" w:line="240" w:lineRule="auto"/>
+            </w:pPr>
+            <w:r>
+              <w:rPr>
+                <w:rFonts w:ascii="Calibri" w:hAnsi="Calibri" w:cs="Calibri"/>
+                <w:sz w:val="15"/>
+              </w:rPr>
+              <w:t>NestJS, EJS, HTML/CSS</w:t>
+            </w:r>
+          </w:p>
+        </w:tc>
+        <w:tc>
+          <w:tcPr>
+            <w:tcW w:w="820" w:type="dxa"/>
+          </w:tcPr>
+          <w:p>
+            <w:pPr>
+              <w:spacing w:after="60" w:line="240" w:lineRule="auto"/>
+            </w:pPr>
+            <w:r>
+              <w:rPr>
+                <w:rFonts w:ascii="Calibri" w:hAnsi="Calibri" w:cs="Calibri"/>
+                <w:sz w:val="15"/>
+              </w:rPr>
+              <w:t>1 sem. (S4)</w:t>
+            </w:r>
+          </w:p>
+        </w:tc>
+        <w:tc>
+          <w:tcPr>
+            <w:tcW w:w="1000" w:type="dxa"/>
+          </w:tcPr>
+          <w:p>
+            <w:pPr>
+              <w:spacing w:after="60" w:line="240" w:lineRule="auto"/>
+            </w:pPr>
+            <w:r>
+              <w:rPr>
+                <w:rFonts w:ascii="Calibri" w:hAnsi="Calibri" w:cs="Calibri"/>
+                <w:sz w:val="15"/>
+              </w:rPr>
+              <w:t>Álvaro Barrera</w:t>
+            </w:r>
+          </w:p>
+        </w:tc>
+        <w:tc>
+          <w:tcPr>
+            <w:tcW w:w="1500" w:type="dxa"/>
+          </w:tcPr>
+          <w:p>
+            <w:pPr>
+              <w:spacing w:after="60" w:line="240" w:lineRule="auto"/>
+            </w:pPr>
+            <w:r>
+              <w:rPr>
+                <w:rFonts w:ascii="Calibri" w:hAnsi="Calibri" w:cs="Calibri"/>
+                <w:sz w:val="15"/>
+              </w:rPr>
+              <w:t>La máquina de estados manual incluía estados del SII, fuera de alcance.</w:t>
+            </w:r>
+          </w:p>
+        </w:tc>
+        <w:tc>
+          <w:tcPr>
+            <w:tcW w:w="900" w:type="dxa"/>
+          </w:tcPr>
+          <w:p>
+            <w:pPr>
+              <w:spacing w:after="60" w:line="240" w:lineRule="auto"/>
+            </w:pPr>
+            <w:r>
+              <w:rPr>
+                <w:rFonts w:ascii="Calibri" w:hAnsi="Calibri" w:cs="Calibri"/>
+                <w:sz w:val="15"/>
+              </w:rPr>
+              <w:t>Ajustada</w:t>
+            </w:r>
+          </w:p>
+        </w:tc>
+        <w:tc>
+          <w:tcPr>
+            <w:tcW w:w="2056" w:type="dxa"/>
+          </w:tcPr>
+          <w:p>
+            <w:pPr>
+              <w:spacing w:after="60" w:line="240" w:lineRule="auto"/>
+            </w:pPr>
+            <w:r>
+              <w:rPr>
+                <w:rFonts w:ascii="Calibri" w:hAnsi="Calibri" w:cs="Calibri"/>
+                <w:sz w:val="15"/>
+              </w:rPr>
+              <w:t>Alta autoservicio con pago; el staff monitorea clientes, flota y MRR, suspende y restablece claves.</w:t>
+            </w:r>
+          </w:p>
+        </w:tc>
+      </w:tr>
+      <w:tr>
+        <w:tc>
+          <w:tcPr>
+            <w:tcW w:w="1250" w:type="dxa"/>
+          </w:tcPr>
+          <w:p>
+            <w:pPr>
+              <w:spacing w:after="60" w:line="240" w:lineRule="auto"/>
+            </w:pPr>
+            <w:r>
+              <w:rPr>
+                <w:rFonts w:ascii="Calibri" w:hAnsi="Calibri" w:cs="Calibri"/>
+                <w:sz w:val="15"/>
+              </w:rPr>
+              <w:t>Gestionar proyectos informáticos (2.2 Controla)</w:t>
+            </w:r>
+          </w:p>
+        </w:tc>
+        <w:tc>
+          <w:tcPr>
+            <w:tcW w:w="1100" w:type="dxa"/>
+          </w:tcPr>
+          <w:p>
+            <w:pPr>
+              <w:spacing w:after="60" w:line="240" w:lineRule="auto"/>
+            </w:pPr>
+            <w:r>
+              <w:rPr>
+                <w:rFonts w:ascii="Calibri" w:hAnsi="Calibri" w:cs="Calibri"/>
+                <w:sz w:val="15"/>
+              </w:rPr>
+              <w:t>Auditoría del código y plan de acción (nueva)</w:t>
+            </w:r>
+          </w:p>
+        </w:tc>
+        <w:tc>
+          <w:tcPr>
+            <w:tcW w:w="1150" w:type="dxa"/>
+          </w:tcPr>
+          <w:p>
+            <w:pPr>
+              <w:spacing w:after="60" w:line="240" w:lineRule="auto"/>
+            </w:pPr>
+            <w:r>
+              <w:rPr>
+                <w:rFonts w:ascii="Calibri" w:hAnsi="Calibri" w:cs="Calibri"/>
+                <w:sz w:val="15"/>
+              </w:rPr>
+              <w:t>Revisión de código, Markdown</w:t>
+            </w:r>
+          </w:p>
+        </w:tc>
+        <w:tc>
+          <w:tcPr>
+            <w:tcW w:w="820" w:type="dxa"/>
+          </w:tcPr>
+          <w:p>
+            <w:pPr>
+              <w:spacing w:after="60" w:line="240" w:lineRule="auto"/>
+            </w:pPr>
+            <w:r>
+              <w:rPr>
+                <w:rFonts w:ascii="Calibri" w:hAnsi="Calibri" w:cs="Calibri"/>
+                <w:sz w:val="15"/>
+              </w:rPr>
+              <w:t>1 sem. (S7)</w:t>
+            </w:r>
+          </w:p>
+        </w:tc>
+        <w:tc>
+          <w:tcPr>
+            <w:tcW w:w="1000" w:type="dxa"/>
+          </w:tcPr>
+          <w:p>
+            <w:pPr>
+              <w:spacing w:after="60" w:line="240" w:lineRule="auto"/>
+            </w:pPr>
+            <w:r>
+              <w:rPr>
+                <w:rFonts w:ascii="Calibri" w:hAnsi="Calibri" w:cs="Calibri"/>
+                <w:sz w:val="15"/>
+              </w:rPr>
+              <w:t>Franco Núñez</w:t>
+            </w:r>
+          </w:p>
+        </w:tc>
+        <w:tc>
+          <w:tcPr>
+            <w:tcW w:w="1500" w:type="dxa"/>
+          </w:tcPr>
+          <w:p>
+            <w:pPr>
+              <w:spacing w:after="60" w:line="240" w:lineRule="auto"/>
+            </w:pPr>
+            <w:r>
+              <w:rPr>
+                <w:rFonts w:ascii="Calibri" w:hAnsi="Calibri" w:cs="Calibri"/>
+                <w:sz w:val="15"/>
+              </w:rPr>
+              <w:t>Facilitador: dio un orden de trabajo claro (endurecer antes de agregar).</w:t>
+            </w:r>
+          </w:p>
+        </w:tc>
+        <w:tc>
+          <w:tcPr>
+            <w:tcW w:w="900" w:type="dxa"/>
+          </w:tcPr>
+          <w:p>
+            <w:pPr>
+              <w:spacing w:after="60" w:line="240" w:lineRule="auto"/>
+            </w:pPr>
+            <w:r>
+              <w:rPr>
+                <w:rFonts w:ascii="Calibri" w:hAnsi="Calibri" w:cs="Calibri"/>
+                <w:sz w:val="15"/>
+              </w:rPr>
+              <w:t>Completado</w:t>
+            </w:r>
+          </w:p>
+        </w:tc>
+        <w:tc>
+          <w:tcPr>
+            <w:tcW w:w="2056" w:type="dxa"/>
+          </w:tcPr>
+          <w:p>
+            <w:pPr>
+              <w:spacing w:after="60" w:line="240" w:lineRule="auto"/>
+            </w:pPr>
+            <w:r>
+              <w:rPr>
+                <w:rFonts w:ascii="Calibri" w:hAnsi="Calibri" w:cs="Calibri"/>
+                <w:sz w:val="15"/>
+              </w:rPr>
+              <w:t>Actividad nueva, no planificada en la Fase 1.</w:t>
+            </w:r>
+          </w:p>
+        </w:tc>
+      </w:tr>
+      <w:tr>
+        <w:tc>
+          <w:tcPr>
+            <w:tcW w:w="1250" w:type="dxa"/>
+          </w:tcPr>
+          <w:p>
+            <w:pPr>
+              <w:spacing w:after="60" w:line="240" w:lineRule="auto"/>
+            </w:pPr>
+            <w:r>
+              <w:rPr>
+                <w:rFonts w:ascii="Calibri" w:hAnsi="Calibri" w:cs="Calibri"/>
+                <w:sz w:val="15"/>
+              </w:rPr>
+              <w:t>Gestionar proyectos informáticos (2.1 / 2.2)</w:t>
+            </w:r>
+          </w:p>
+        </w:tc>
+        <w:tc>
+          <w:tcPr>
+            <w:tcW w:w="1100" w:type="dxa"/>
+          </w:tcPr>
+          <w:p>
+            <w:pPr>
+              <w:spacing w:after="60" w:line="240" w:lineRule="auto"/>
+            </w:pPr>
+            <w:r>
+              <w:rPr>
+                <w:rFonts w:ascii="Calibri" w:hAnsi="Calibri" w:cs="Calibri"/>
+                <w:sz w:val="15"/>
+              </w:rPr>
+              <w:t>Escalabilidad económica y documentación</w:t>
+            </w:r>
+          </w:p>
+        </w:tc>
+        <w:tc>
+          <w:tcPr>
+            <w:tcW w:w="1150" w:type="dxa"/>
+          </w:tcPr>
+          <w:p>
+            <w:pPr>
+              <w:spacing w:after="60" w:line="240" w:lineRule="auto"/>
+            </w:pPr>
+            <w:r>
+              <w:rPr>
+                <w:rFonts w:ascii="Calibri" w:hAnsi="Calibri" w:cs="Calibri"/>
+                <w:sz w:val="15"/>
+              </w:rPr>
+              <w:t>Excel, Word</w:t>
+            </w:r>
+          </w:p>
+        </w:tc>
+        <w:tc>
+          <w:tcPr>
+            <w:tcW w:w="820" w:type="dxa"/>
+          </w:tcPr>
+          <w:p>
+            <w:pPr>
+              <w:spacing w:after="60" w:line="240" w:lineRule="auto"/>
+            </w:pPr>
+            <w:r>
+              <w:rPr>
+                <w:rFonts w:ascii="Calibri" w:hAnsi="Calibri" w:cs="Calibri"/>
+                <w:sz w:val="15"/>
+              </w:rPr>
+              <w:t>2 sem. (S3–S4)</w:t>
+            </w:r>
+          </w:p>
+        </w:tc>
+        <w:tc>
+          <w:tcPr>
+            <w:tcW w:w="1000" w:type="dxa"/>
+          </w:tcPr>
+          <w:p>
+            <w:pPr>
+              <w:spacing w:after="60" w:line="240" w:lineRule="auto"/>
+            </w:pPr>
+            <w:r>
+              <w:rPr>
+                <w:rFonts w:ascii="Calibri" w:hAnsi="Calibri" w:cs="Calibri"/>
+                <w:sz w:val="15"/>
+              </w:rPr>
+              <w:t>Franco Núñez y Álvaro Barrera</w:t>
+            </w:r>
+          </w:p>
+        </w:tc>
+        <w:tc>
+          <w:tcPr>
+            <w:tcW w:w="1500" w:type="dxa"/>
+          </w:tcPr>
+          <w:p>
+            <w:pPr>
+              <w:spacing w:after="60" w:line="240" w:lineRule="auto"/>
+            </w:pPr>
+            <w:r>
+              <w:rPr>
+                <w:rFonts w:ascii="Calibri" w:hAnsi="Calibri" w:cs="Calibri"/>
+                <w:sz w:val="15"/>
+              </w:rPr>
+              <w:t>Dificultad: documentos desalineados con el código.</w:t>
+            </w:r>
+          </w:p>
+        </w:tc>
+        <w:tc>
+          <w:tcPr>
+            <w:tcW w:w="900" w:type="dxa"/>
+          </w:tcPr>
+          <w:p>
+            <w:pPr>
+              <w:spacing w:after="60" w:line="240" w:lineRule="auto"/>
+            </w:pPr>
+            <w:r>
+              <w:rPr>
+                <w:rFonts w:ascii="Calibri" w:hAnsi="Calibri" w:cs="Calibri"/>
+                <w:sz w:val="15"/>
+              </w:rPr>
+              <w:t>Completado</w:t>
+            </w:r>
+          </w:p>
+        </w:tc>
+        <w:tc>
+          <w:tcPr>
+            <w:tcW w:w="2056" w:type="dxa"/>
+          </w:tcPr>
+          <w:p>
+            <w:pPr>
+              <w:spacing w:after="60" w:line="240" w:lineRule="auto"/>
+            </w:pPr>
+            <w:r>
+              <w:rPr>
+                <w:rFonts w:ascii="Calibri" w:hAnsi="Calibri" w:cs="Calibri"/>
+                <w:sz w:val="15"/>
+              </w:rPr>
+              <w:t>Informe, Planificación, Gantt y presentación corregidos (11-sep y 9-oct).</w:t>
+            </w:r>
+          </w:p>
+        </w:tc>
+      </w:tr>
+      <w:tr>
+        <w:tc>
+          <w:tcPr>
+            <w:tcW w:w="1250" w:type="dxa"/>
+          </w:tcPr>
+          <w:p>
+            <w:pPr>
+              <w:spacing w:after="60" w:line="240" w:lineRule="auto"/>
+            </w:pPr>
+            <w:r>
+              <w:rPr>
+                <w:rFonts w:ascii="Calibri" w:hAnsi="Calibri" w:cs="Calibri"/>
+                <w:sz w:val="15"/>
+              </w:rPr>
+              <w:t>Gestionar proyectos informáticos (2.2 Controla)</w:t>
+            </w:r>
+          </w:p>
+        </w:tc>
+        <w:tc>
+          <w:tcPr>
+            <w:tcW w:w="1100" w:type="dxa"/>
+          </w:tcPr>
+          <w:p>
+            <w:pPr>
+              <w:spacing w:after="60" w:line="240" w:lineRule="auto"/>
+            </w:pPr>
+            <w:r>
+              <w:rPr>
+                <w:rFonts w:ascii="Calibri" w:hAnsi="Calibri" w:cs="Calibri"/>
+                <w:sz w:val="15"/>
+              </w:rPr>
+              <w:t>Control de versiones</w:t>
+            </w:r>
+          </w:p>
+        </w:tc>
+        <w:tc>
+          <w:tcPr>
+            <w:tcW w:w="1150" w:type="dxa"/>
+          </w:tcPr>
+          <w:p>
+            <w:pPr>
+              <w:spacing w:after="60" w:line="240" w:lineRule="auto"/>
+            </w:pPr>
+            <w:r>
+              <w:rPr>
+                <w:rFonts w:ascii="Calibri" w:hAnsi="Calibri" w:cs="Calibri"/>
+                <w:sz w:val="15"/>
+              </w:rPr>
+              <w:t>Git, GitLab, GitHub</w:t>
+            </w:r>
+          </w:p>
+        </w:tc>
+        <w:tc>
+          <w:tcPr>
+            <w:tcW w:w="820" w:type="dxa"/>
+          </w:tcPr>
+          <w:p>
+            <w:pPr>
+              <w:spacing w:after="60" w:line="240" w:lineRule="auto"/>
+            </w:pPr>
+            <w:r>
+              <w:rPr>
+                <w:rFonts w:ascii="Calibri" w:hAnsi="Calibri" w:cs="Calibri"/>
+                <w:sz w:val="15"/>
+              </w:rPr>
+              <w:t>Continuo</w:t>
+            </w:r>
+          </w:p>
+        </w:tc>
+        <w:tc>
+          <w:tcPr>
+            <w:tcW w:w="1000" w:type="dxa"/>
+          </w:tcPr>
+          <w:p>
+            <w:pPr>
+              <w:spacing w:after="60" w:line="240" w:lineRule="auto"/>
+            </w:pPr>
+            <w:r>
+              <w:rPr>
+                <w:rFonts w:ascii="Calibri" w:hAnsi="Calibri" w:cs="Calibri"/>
+                <w:sz w:val="15"/>
+              </w:rPr>
+              <w:t>Franco Núñez y Álvaro Barrera</w:t>
+            </w:r>
+          </w:p>
+        </w:tc>
+        <w:tc>
+          <w:tcPr>
+            <w:tcW w:w="1500" w:type="dxa"/>
+          </w:tcPr>
+          <w:p>
+            <w:pPr>
+              <w:spacing w:after="60" w:line="240" w:lineRule="auto"/>
+            </w:pPr>
+            <w:r>
+              <w:rPr>
+                <w:rFonts w:ascii="Calibri" w:hAnsi="Calibri" w:cs="Calibri"/>
+                <w:sz w:val="15"/>
+              </w:rPr>
+              <w:t>Retro S2: cambios sin commitear.</w:t>
+            </w:r>
+          </w:p>
+        </w:tc>
+        <w:tc>
+          <w:tcPr>
+            <w:tcW w:w="900" w:type="dxa"/>
+          </w:tcPr>
+          <w:p>
+            <w:pPr>
+              <w:spacing w:after="60" w:line="240" w:lineRule="auto"/>
+            </w:pPr>
+            <w:r>
+              <w:rPr>
+                <w:rFonts w:ascii="Calibri" w:hAnsi="Calibri" w:cs="Calibri"/>
+                <w:sz w:val="15"/>
+              </w:rPr>
+              <w:t>Completado (continuo)</w:t>
+            </w:r>
+          </w:p>
+        </w:tc>
+        <w:tc>
+          <w:tcPr>
+            <w:tcW w:w="2056" w:type="dxa"/>
+          </w:tcPr>
+          <w:p>
+            <w:pPr>
+              <w:spacing w:after="60" w:line="240" w:lineRule="auto"/>
+            </w:pPr>
+            <w:r>
+              <w:rPr>
+                <w:rFonts w:ascii="Calibri" w:hAnsi="Calibri" w:cs="Calibri"/>
+                <w:sz w:val="15"/>
+              </w:rPr>
+              <w:t>Ramas por integrante, Conventional Commits en español y respaldos fechados.</w:t>
+            </w:r>
+          </w:p>
+        </w:tc>
+      </w:tr>
+      <w:tr>
+        <w:tc>
+          <w:tcPr>
+            <w:tcW w:w="1250" w:type="dxa"/>
+          </w:tcPr>
+          <w:p>
+            <w:pPr>
+              <w:spacing w:after="60" w:line="240" w:lineRule="auto"/>
+            </w:pPr>
+            <w:r>
+              <w:rPr>
+                <w:rFonts w:ascii="Calibri" w:hAnsi="Calibri" w:cs="Calibri"/>
+                <w:sz w:val="15"/>
+              </w:rPr>
+              <w:t>Desarrollar una solución de software (4.2 Integra)</w:t>
+            </w:r>
+          </w:p>
+        </w:tc>
+        <w:tc>
+          <w:tcPr>
+            <w:tcW w:w="1100" w:type="dxa"/>
+          </w:tcPr>
+          <w:p>
+            <w:pPr>
+              <w:spacing w:after="60" w:line="240" w:lineRule="auto"/>
+            </w:pPr>
+            <w:r>
+              <w:rPr>
+                <w:rFonts w:ascii="Calibri" w:hAnsi="Calibri" w:cs="Calibri"/>
+                <w:sz w:val="15"/>
+              </w:rPr>
+              <w:t>Registro autoservicio y suscripción con Flow</w:t>
+            </w:r>
+          </w:p>
+        </w:tc>
+        <w:tc>
+          <w:tcPr>
+            <w:tcW w:w="1150" w:type="dxa"/>
+          </w:tcPr>
+          <w:p>
+            <w:pPr>
+              <w:spacing w:after="60" w:line="240" w:lineRule="auto"/>
+            </w:pPr>
+            <w:r>
+              <w:rPr>
+                <w:rFonts w:ascii="Calibri" w:hAnsi="Calibri" w:cs="Calibri"/>
+                <w:sz w:val="15"/>
+              </w:rPr>
+              <w:t>Flow (sandbox), servidor Primigenio</w:t>
+            </w:r>
+          </w:p>
+        </w:tc>
+        <w:tc>
+          <w:tcPr>
+            <w:tcW w:w="820" w:type="dxa"/>
+          </w:tcPr>
+          <w:p>
+            <w:pPr>
+              <w:spacing w:after="60" w:line="240" w:lineRule="auto"/>
+            </w:pPr>
+            <w:r>
+              <w:rPr>
+                <w:rFonts w:ascii="Calibri" w:hAnsi="Calibri" w:cs="Calibri"/>
+                <w:sz w:val="15"/>
+              </w:rPr>
+              <w:t>5 sem. (S4–S8)</w:t>
+            </w:r>
+          </w:p>
+        </w:tc>
+        <w:tc>
+          <w:tcPr>
+            <w:tcW w:w="1000" w:type="dxa"/>
+          </w:tcPr>
+          <w:p>
+            <w:pPr>
+              <w:spacing w:after="60" w:line="240" w:lineRule="auto"/>
+            </w:pPr>
+            <w:r>
+              <w:rPr>
+                <w:rFonts w:ascii="Calibri" w:hAnsi="Calibri" w:cs="Calibri"/>
+                <w:sz w:val="15"/>
+              </w:rPr>
+              <w:t>Álvaro Barrera</w:t>
+            </w:r>
+          </w:p>
+        </w:tc>
+        <w:tc>
+          <w:tcPr>
+            <w:tcW w:w="1500" w:type="dxa"/>
+          </w:tcPr>
+          <w:p>
+            <w:pPr>
+              <w:spacing w:after="60" w:line="240" w:lineRule="auto"/>
+            </w:pPr>
+            <w:r>
+              <w:rPr>
+                <w:rFonts w:ascii="Calibri" w:hAnsi="Calibri" w:cs="Calibri"/>
+                <w:sz w:val="15"/>
+              </w:rPr>
+              <w:t>Sin salida a flow.cl desde el equipo (I-09); Flow no avisa cobros fallidos.</w:t>
+            </w:r>
+          </w:p>
+        </w:tc>
+        <w:tc>
+          <w:tcPr>
+            <w:tcW w:w="900" w:type="dxa"/>
+          </w:tcPr>
+          <w:p>
+            <w:pPr>
+              <w:spacing w:after="60" w:line="240" w:lineRule="auto"/>
+            </w:pPr>
+            <w:r>
+              <w:rPr>
+                <w:rFonts w:ascii="Calibri" w:hAnsi="Calibri" w:cs="Calibri"/>
+                <w:sz w:val="15"/>
+              </w:rPr>
+              <w:t>En curso</w:t>
+            </w:r>
+          </w:p>
+        </w:tc>
+        <w:tc>
+          <w:tcPr>
+            <w:tcW w:w="2056" w:type="dxa"/>
+          </w:tcPr>
+          <w:p>
+            <w:pPr>
+              <w:spacing w:after="60" w:line="240" w:lineRule="auto"/>
+            </w:pPr>
+            <w:r>
+              <w:rPr>
+                <w:rFonts w:ascii="Calibri" w:hAnsi="Calibri" w:cs="Calibri"/>
+                <w:sz w:val="15"/>
+              </w:rPr>
+              <w:t>Registro, pago, activación, cupo de cajas, «Mi plan» y «Mi cuenta» listos. Flow real en S6; pago simulado como plan B.</w:t>
+            </w:r>
+          </w:p>
+        </w:tc>
+      </w:tr>
+      <w:tr>
+        <w:tc>
+          <w:tcPr>
+            <w:tcW w:w="1250" w:type="dxa"/>
+          </w:tcPr>
+          <w:p>
+            <w:pPr>
+              <w:spacing w:after="60" w:line="240" w:lineRule="auto"/>
+            </w:pPr>
+            <w:r>
+              <w:rPr>
+                <w:rFonts w:ascii="Calibri" w:hAnsi="Calibri" w:cs="Calibri"/>
+                <w:sz w:val="15"/>
+              </w:rPr>
+              <w:t>Construir modelos de datos (3.2) / Desarrollar una solución de software (4.2)</w:t>
+            </w:r>
+          </w:p>
+        </w:tc>
+        <w:tc>
+          <w:tcPr>
+            <w:tcW w:w="1100" w:type="dxa"/>
+          </w:tcPr>
+          <w:p>
+            <w:pPr>
+              <w:spacing w:after="60" w:line="240" w:lineRule="auto"/>
+            </w:pPr>
+            <w:r>
+              <w:rPr>
+                <w:rFonts w:ascii="Calibri" w:hAnsi="Calibri" w:cs="Calibri"/>
+                <w:sz w:val="15"/>
+              </w:rPr>
+              <w:t>Alinear SKU catálogo caja ↔ panel</w:t>
+            </w:r>
+          </w:p>
+        </w:tc>
+        <w:tc>
+          <w:tcPr>
+            <w:tcW w:w="1150" w:type="dxa"/>
+          </w:tcPr>
+          <w:p>
+            <w:pPr>
+              <w:spacing w:after="60" w:line="240" w:lineRule="auto"/>
+            </w:pPr>
+            <w:r>
+              <w:rPr>
+                <w:rFonts w:ascii="Calibri" w:hAnsi="Calibri" w:cs="Calibri"/>
+                <w:sz w:val="15"/>
+              </w:rPr>
+              <w:t>NestJS, SQLite</w:t>
+            </w:r>
+          </w:p>
+        </w:tc>
+        <w:tc>
+          <w:tcPr>
+            <w:tcW w:w="820" w:type="dxa"/>
+          </w:tcPr>
+          <w:p>
+            <w:pPr>
+              <w:spacing w:after="60" w:line="240" w:lineRule="auto"/>
+            </w:pPr>
+            <w:r>
+              <w:rPr>
+                <w:rFonts w:ascii="Calibri" w:hAnsi="Calibri" w:cs="Calibri"/>
+                <w:sz w:val="15"/>
+              </w:rPr>
+              <w:t>2 sem. (S5–S6)</w:t>
+            </w:r>
+          </w:p>
+        </w:tc>
+        <w:tc>
+          <w:tcPr>
+            <w:tcW w:w="1000" w:type="dxa"/>
+          </w:tcPr>
+          <w:p>
+            <w:pPr>
+              <w:spacing w:after="60" w:line="240" w:lineRule="auto"/>
+            </w:pPr>
+            <w:r>
+              <w:rPr>
+                <w:rFonts w:ascii="Calibri" w:hAnsi="Calibri" w:cs="Calibri"/>
+                <w:sz w:val="15"/>
+              </w:rPr>
+              <w:t>Franco Núñez</w:t>
+            </w:r>
+          </w:p>
+        </w:tc>
+        <w:tc>
+          <w:tcPr>
+            <w:tcW w:w="1500" w:type="dxa"/>
+          </w:tcPr>
+          <w:p>
+            <w:pPr>
+              <w:spacing w:after="60" w:line="240" w:lineRule="auto"/>
+            </w:pPr>
+            <w:r>
+              <w:rPr>
+                <w:rFonts w:ascii="Calibri" w:hAnsi="Calibri" w:cs="Calibri"/>
+                <w:sz w:val="15"/>
+              </w:rPr>
+              <w:t>Facilitador: kardex ya disponible.</w:t>
+            </w:r>
+          </w:p>
+        </w:tc>
+        <w:tc>
+          <w:tcPr>
+            <w:tcW w:w="900" w:type="dxa"/>
+          </w:tcPr>
+          <w:p>
+            <w:pPr>
+              <w:spacing w:after="60" w:line="240" w:lineRule="auto"/>
+            </w:pPr>
+            <w:r>
+              <w:rPr>
+                <w:rFonts w:ascii="Calibri" w:hAnsi="Calibri" w:cs="Calibri"/>
+                <w:sz w:val="15"/>
+              </w:rPr>
+              <w:t>Completado (web)</w:t>
+            </w:r>
+          </w:p>
+        </w:tc>
+        <w:tc>
+          <w:tcPr>
+            <w:tcW w:w="2056" w:type="dxa"/>
+          </w:tcPr>
+          <w:p>
+            <w:pPr>
+              <w:spacing w:after="60" w:line="240" w:lineRule="auto"/>
+            </w:pPr>
+            <w:r>
+              <w:rPr>
+                <w:rFonts w:ascii="Calibri" w:hAnsi="Calibri" w:cs="Calibri"/>
+                <w:sz w:val="15"/>
+              </w:rPr>
+              <w:t>SKU único por cliente y bandeja de códigos que la caja vende y no existen en el inventario.</w:t>
+            </w:r>
+          </w:p>
+        </w:tc>
+      </w:tr>
+      <w:tr>
+        <w:tc>
+          <w:tcPr>
+            <w:tcW w:w="1250" w:type="dxa"/>
+          </w:tcPr>
+          <w:p>
+            <w:pPr>
+              <w:spacing w:after="60" w:line="240" w:lineRule="auto"/>
+            </w:pPr>
+            <w:r>
+              <w:rPr>
+                <w:rFonts w:ascii="Calibri" w:hAnsi="Calibri" w:cs="Calibri"/>
+                <w:sz w:val="15"/>
+              </w:rPr>
+              <w:t>Desarrollar una solución de software (4.3 Implanta)</w:t>
+            </w:r>
+          </w:p>
+        </w:tc>
+        <w:tc>
+          <w:tcPr>
+            <w:tcW w:w="1100" w:type="dxa"/>
+          </w:tcPr>
+          <w:p>
+            <w:pPr>
+              <w:spacing w:after="60" w:line="240" w:lineRule="auto"/>
+            </w:pPr>
+            <w:r>
+              <w:rPr>
+                <w:rFonts w:ascii="Calibri" w:hAnsi="Calibri" w:cs="Calibri"/>
+                <w:sz w:val="15"/>
+              </w:rPr>
+              <w:t>Endurecimiento de seguridad</w:t>
+            </w:r>
+          </w:p>
+        </w:tc>
+        <w:tc>
+          <w:tcPr>
+            <w:tcW w:w="1150" w:type="dxa"/>
+          </w:tcPr>
+          <w:p>
+            <w:pPr>
+              <w:spacing w:after="60" w:line="240" w:lineRule="auto"/>
+            </w:pPr>
+            <w:r>
+              <w:rPr>
+                <w:rFonts w:ascii="Calibri" w:hAnsi="Calibri" w:cs="Calibri"/>
+                <w:sz w:val="15"/>
+              </w:rPr>
+              <w:t>Servidor, certificados TLS</w:t>
+            </w:r>
+          </w:p>
+        </w:tc>
+        <w:tc>
+          <w:tcPr>
+            <w:tcW w:w="820" w:type="dxa"/>
+          </w:tcPr>
+          <w:p>
+            <w:pPr>
+              <w:spacing w:after="60" w:line="240" w:lineRule="auto"/>
+            </w:pPr>
+            <w:r>
+              <w:rPr>
+                <w:rFonts w:ascii="Calibri" w:hAnsi="Calibri" w:cs="Calibri"/>
+                <w:sz w:val="15"/>
+              </w:rPr>
+              <w:t>2 sem. (S6–S7)</w:t>
+            </w:r>
+          </w:p>
+        </w:tc>
+        <w:tc>
+          <w:tcPr>
+            <w:tcW w:w="1000" w:type="dxa"/>
+          </w:tcPr>
+          <w:p>
+            <w:pPr>
+              <w:spacing w:after="60" w:line="240" w:lineRule="auto"/>
+            </w:pPr>
+            <w:r>
+              <w:rPr>
+                <w:rFonts w:ascii="Calibri" w:hAnsi="Calibri" w:cs="Calibri"/>
+                <w:sz w:val="15"/>
+              </w:rPr>
+              <w:t>Álvaro Barrera</w:t>
+            </w:r>
+          </w:p>
+        </w:tc>
+        <w:tc>
+          <w:tcPr>
+            <w:tcW w:w="1500" w:type="dxa"/>
+          </w:tcPr>
+          <w:p>
+            <w:pPr>
+              <w:spacing w:after="60" w:line="240" w:lineRule="auto"/>
+            </w:pPr>
+            <w:r>
+              <w:rPr>
+                <w:rFonts w:ascii="Calibri" w:hAnsi="Calibri" w:cs="Calibri"/>
+                <w:sz w:val="15"/>
+              </w:rPr>
+              <w:t>Hecho: rutas protegidas, estado del cliente, SESSION_SECRET, claves aleatorias, escape XSS, IDs seguros.</w:t>
+            </w:r>
+          </w:p>
+        </w:tc>
+        <w:tc>
+          <w:tcPr>
+            <w:tcW w:w="900" w:type="dxa"/>
+          </w:tcPr>
+          <w:p>
+            <w:pPr>
+              <w:spacing w:after="60" w:line="240" w:lineRule="auto"/>
+            </w:pPr>
+            <w:r>
+              <w:rPr>
+                <w:rFonts w:ascii="Calibri" w:hAnsi="Calibri" w:cs="Calibri"/>
+                <w:sz w:val="15"/>
+              </w:rPr>
+              <w:t>En curso</w:t>
+            </w:r>
+          </w:p>
+        </w:tc>
+        <w:tc>
+          <w:tcPr>
+            <w:tcW w:w="2056" w:type="dxa"/>
+          </w:tcPr>
+          <w:p>
+            <w:pPr>
+              <w:spacing w:after="60" w:line="240" w:lineRule="auto"/>
+            </w:pPr>
+            <w:r>
+              <w:rPr>
+                <w:rFonts w:ascii="Calibri" w:hAnsi="Calibri" w:cs="Calibri"/>
+                <w:sz w:val="15"/>
+              </w:rPr>
+              <w:t>Pendiente S7: límite de intentos, invalidar sesiones al cerrar o cambiar clave, HTTPS.</w:t>
+            </w:r>
+          </w:p>
+        </w:tc>
+      </w:tr>
+      <w:tr>
+        <w:tc>
+          <w:tcPr>
+            <w:tcW w:w="1250" w:type="dxa"/>
+          </w:tcPr>
+          <w:p>
+            <w:pPr>
+              <w:spacing w:after="60" w:line="240" w:lineRule="auto"/>
+            </w:pPr>
+            <w:r>
+              <w:rPr>
+                <w:rFonts w:ascii="Calibri" w:hAnsi="Calibri" w:cs="Calibri"/>
+                <w:sz w:val="15"/>
+              </w:rPr>
+              <w:t>Desarrollar una solución de software (4.1)</w:t>
+            </w:r>
+          </w:p>
+        </w:tc>
+        <w:tc>
+          <w:tcPr>
+            <w:tcW w:w="1100" w:type="dxa"/>
+          </w:tcPr>
+          <w:p>
+            <w:pPr>
+              <w:spacing w:after="60" w:line="240" w:lineRule="auto"/>
+            </w:pPr>
+            <w:r>
+              <w:rPr>
+                <w:rFonts w:ascii="Calibri" w:hAnsi="Calibri" w:cs="Calibri"/>
+                <w:sz w:val="15"/>
+              </w:rPr>
+              <w:t>Inventario en React</w:t>
+            </w:r>
+          </w:p>
+        </w:tc>
+        <w:tc>
+          <w:tcPr>
+            <w:tcW w:w="1150" w:type="dxa"/>
+          </w:tcPr>
+          <w:p>
+            <w:pPr>
+              <w:spacing w:after="60" w:line="240" w:lineRule="auto"/>
+            </w:pPr>
+            <w:r>
+              <w:rPr>
+                <w:rFonts w:ascii="Calibri" w:hAnsi="Calibri" w:cs="Calibri"/>
+                <w:sz w:val="15"/>
+              </w:rPr>
+              <w:t>Vite, React, TypeScript, Mantine</w:t>
+            </w:r>
+          </w:p>
+        </w:tc>
+        <w:tc>
+          <w:tcPr>
+            <w:tcW w:w="820" w:type="dxa"/>
+          </w:tcPr>
+          <w:p>
+            <w:pPr>
+              <w:spacing w:after="60" w:line="240" w:lineRule="auto"/>
+            </w:pPr>
+            <w:r>
+              <w:rPr>
+                <w:rFonts w:ascii="Calibri" w:hAnsi="Calibri" w:cs="Calibri"/>
+                <w:sz w:val="15"/>
+              </w:rPr>
+              <w:t>4 sem. (S7–S10)</w:t>
+            </w:r>
+          </w:p>
+        </w:tc>
+        <w:tc>
+          <w:tcPr>
+            <w:tcW w:w="1000" w:type="dxa"/>
+          </w:tcPr>
+          <w:p>
+            <w:pPr>
+              <w:spacing w:after="60" w:line="240" w:lineRule="auto"/>
+            </w:pPr>
+            <w:r>
+              <w:rPr>
+                <w:rFonts w:ascii="Calibri" w:hAnsi="Calibri" w:cs="Calibri"/>
+                <w:sz w:val="15"/>
+              </w:rPr>
+              <w:t>Franco Núñez</w:t>
+            </w:r>
+          </w:p>
+        </w:tc>
+        <w:tc>
+          <w:tcPr>
+            <w:tcW w:w="1500" w:type="dxa"/>
+          </w:tcPr>
+          <w:p>
+            <w:pPr>
+              <w:spacing w:after="60" w:line="240" w:lineRule="auto"/>
+            </w:pPr>
+            <w:r>
+              <w:rPr>
+                <w:rFonts w:ascii="Calibri" w:hAnsi="Calibri" w:cs="Calibri"/>
+                <w:sz w:val="15"/>
+              </w:rPr>
+              <w:t>El inventario se completó en el panel existente.</w:t>
+            </w:r>
+          </w:p>
+        </w:tc>
+        <w:tc>
+          <w:tcPr>
+            <w:tcW w:w="900" w:type="dxa"/>
+          </w:tcPr>
+          <w:p>
+            <w:pPr>
+              <w:spacing w:after="60" w:line="240" w:lineRule="auto"/>
+            </w:pPr>
+            <w:r>
+              <w:rPr>
+                <w:rFonts w:ascii="Calibri" w:hAnsi="Calibri" w:cs="Calibri"/>
+                <w:sz w:val="15"/>
+              </w:rPr>
+              <w:t>Ajustada (eliminada)</w:t>
+            </w:r>
+          </w:p>
+        </w:tc>
+        <w:tc>
+          <w:tcPr>
+            <w:tcW w:w="2056" w:type="dxa"/>
+          </w:tcPr>
+          <w:p>
+            <w:pPr>
+              <w:spacing w:after="60" w:line="240" w:lineRule="auto"/>
+            </w:pPr>
+            <w:r>
+              <w:rPr>
+                <w:rFonts w:ascii="Calibri" w:hAnsi="Calibri" w:cs="Calibri"/>
+                <w:sz w:val="15"/>
+              </w:rPr>
+              <w:t>Se descarta React; textos escapados en el panel actual y esfuerzo reasignado a funciones y pruebas.</w:t>
+            </w:r>
+          </w:p>
+        </w:tc>
+      </w:tr>
+      <w:tr>
+        <w:tc>
+          <w:tcPr>
+            <w:tcW w:w="1250" w:type="dxa"/>
+          </w:tcPr>
+          <w:p>
+            <w:pPr>
+              <w:spacing w:after="60" w:line="240" w:lineRule="auto"/>
+            </w:pPr>
+            <w:r>
+              <w:rPr>
+                <w:rFonts w:ascii="Calibri" w:hAnsi="Calibri" w:cs="Calibri"/>
+                <w:sz w:val="15"/>
+              </w:rPr>
+              <w:t>Desarrollar una solución de software (4.2 Integra)</w:t>
+            </w:r>
+          </w:p>
+        </w:tc>
+        <w:tc>
+          <w:tcPr>
+            <w:tcW w:w="1100" w:type="dxa"/>
+          </w:tcPr>
+          <w:p>
+            <w:pPr>
+              <w:spacing w:after="60" w:line="240" w:lineRule="auto"/>
+            </w:pPr>
+            <w:r>
+              <w:rPr>
+                <w:rFonts w:ascii="Calibri" w:hAnsi="Calibri" w:cs="Calibri"/>
+                <w:sz w:val="15"/>
+              </w:rPr>
+              <w:t>Sincronización de catálogo nube → caja (H21)</w:t>
+            </w:r>
+          </w:p>
+        </w:tc>
+        <w:tc>
+          <w:tcPr>
+            <w:tcW w:w="1150" w:type="dxa"/>
+          </w:tcPr>
+          <w:p>
+            <w:pPr>
+              <w:spacing w:after="60" w:line="240" w:lineRule="auto"/>
+            </w:pPr>
+            <w:r>
+              <w:rPr>
+                <w:rFonts w:ascii="Calibri" w:hAnsi="Calibri" w:cs="Calibri"/>
+                <w:sz w:val="15"/>
+              </w:rPr>
+              <w:t>NestJS, SQLite, TV Box</w:t>
+            </w:r>
+          </w:p>
+        </w:tc>
+        <w:tc>
+          <w:tcPr>
+            <w:tcW w:w="820" w:type="dxa"/>
+          </w:tcPr>
+          <w:p>
+            <w:pPr>
+              <w:spacing w:after="60" w:line="240" w:lineRule="auto"/>
+            </w:pPr>
+            <w:r>
+              <w:rPr>
+                <w:rFonts w:ascii="Calibri" w:hAnsi="Calibri" w:cs="Calibri"/>
+                <w:sz w:val="15"/>
+              </w:rPr>
+              <w:t>2 sem. (S8–S9)</w:t>
+            </w:r>
+          </w:p>
+        </w:tc>
+        <w:tc>
+          <w:tcPr>
+            <w:tcW w:w="1000" w:type="dxa"/>
+          </w:tcPr>
+          <w:p>
+            <w:pPr>
+              <w:spacing w:after="60" w:line="240" w:lineRule="auto"/>
+            </w:pPr>
+            <w:r>
+              <w:rPr>
+                <w:rFonts w:ascii="Calibri" w:hAnsi="Calibri" w:cs="Calibri"/>
+                <w:sz w:val="15"/>
+              </w:rPr>
+              <w:t>Álvaro Barrera</w:t>
+            </w:r>
+          </w:p>
+        </w:tc>
+        <w:tc>
+          <w:tcPr>
+            <w:tcW w:w="1500" w:type="dxa"/>
+          </w:tcPr>
+          <w:p>
+            <w:pPr>
+              <w:spacing w:after="60" w:line="240" w:lineRule="auto"/>
+            </w:pPr>
+            <w:r>
+              <w:rPr>
+                <w:rFonts w:ascii="Calibri" w:hAnsi="Calibri" w:cs="Calibri"/>
+                <w:sz w:val="15"/>
+              </w:rPr>
+              <w:t>Dependía del contrato de SKU; hallazgos en la caja (IVA sumado, rango de numeración, lector).</w:t>
+            </w:r>
+          </w:p>
+        </w:tc>
+        <w:tc>
+          <w:tcPr>
+            <w:tcW w:w="900" w:type="dxa"/>
+          </w:tcPr>
+          <w:p>
+            <w:pPr>
+              <w:spacing w:after="60" w:line="240" w:lineRule="auto"/>
+            </w:pPr>
+            <w:r>
+              <w:rPr>
+                <w:rFonts w:ascii="Calibri" w:hAnsi="Calibri" w:cs="Calibri"/>
+                <w:sz w:val="15"/>
+              </w:rPr>
+              <w:t>Con retraso</w:t>
+            </w:r>
+          </w:p>
+        </w:tc>
+        <w:tc>
+          <w:tcPr>
+            <w:tcW w:w="2056" w:type="dxa"/>
+          </w:tcPr>
+          <w:p>
+            <w:pPr>
+              <w:spacing w:after="60" w:line="240" w:lineRule="auto"/>
+            </w:pPr>
+            <w:r>
+              <w:rPr>
+                <w:rFonts w:ascii="Calibri" w:hAnsi="Calibri" w:cs="Calibri"/>
+                <w:sz w:val="15"/>
+              </w:rPr>
+              <w:t>Arrastrada desde S4; prioridad P1 del Sprint 6 con apoyo de Franco.</w:t>
+            </w:r>
+          </w:p>
+        </w:tc>
+      </w:tr>
+      <w:tr>
+        <w:tc>
+          <w:tcPr>
+            <w:tcW w:w="1250" w:type="dxa"/>
+          </w:tcPr>
+          <w:p>
+            <w:pPr>
+              <w:spacing w:after="60" w:line="240" w:lineRule="auto"/>
+            </w:pPr>
+            <w:r>
+              <w:rPr>
+                <w:rFonts w:ascii="Calibri" w:hAnsi="Calibri" w:cs="Calibri"/>
+                <w:sz w:val="15"/>
+              </w:rPr>
+              <w:t>Desarrollar una solución de software (4.3 Implanta)</w:t>
+            </w:r>
+          </w:p>
+        </w:tc>
+        <w:tc>
+          <w:tcPr>
+            <w:tcW w:w="1100" w:type="dxa"/>
+          </w:tcPr>
+          <w:p>
+            <w:pPr>
+              <w:spacing w:after="60" w:line="240" w:lineRule="auto"/>
+            </w:pPr>
+            <w:r>
+              <w:rPr>
+                <w:rFonts w:ascii="Calibri" w:hAnsi="Calibri" w:cs="Calibri"/>
+                <w:sz w:val="15"/>
+              </w:rPr>
+              <w:t>Despliegue web</w:t>
+            </w:r>
+          </w:p>
+        </w:tc>
+        <w:tc>
+          <w:tcPr>
+            <w:tcW w:w="1150" w:type="dxa"/>
+          </w:tcPr>
+          <w:p>
+            <w:pPr>
+              <w:spacing w:after="60" w:line="240" w:lineRule="auto"/>
+            </w:pPr>
+            <w:r>
+              <w:rPr>
+                <w:rFonts w:ascii="Calibri" w:hAnsi="Calibri" w:cs="Calibri"/>
+                <w:sz w:val="15"/>
+              </w:rPr>
+              <w:t>Servidor Primigenio, pm2, nginx, DuckDNS, ZeroTier</w:t>
+            </w:r>
+          </w:p>
+        </w:tc>
+        <w:tc>
+          <w:tcPr>
+            <w:tcW w:w="820" w:type="dxa"/>
+          </w:tcPr>
+          <w:p>
+            <w:pPr>
+              <w:spacing w:after="60" w:line="240" w:lineRule="auto"/>
+            </w:pPr>
+            <w:r>
+              <w:rPr>
+                <w:rFonts w:ascii="Calibri" w:hAnsi="Calibri" w:cs="Calibri"/>
+                <w:sz w:val="15"/>
+              </w:rPr>
+              <w:t>3 sem. (S6–S8)</w:t>
+            </w:r>
+          </w:p>
+        </w:tc>
+        <w:tc>
+          <w:tcPr>
+            <w:tcW w:w="1000" w:type="dxa"/>
+          </w:tcPr>
+          <w:p>
+            <w:pPr>
+              <w:spacing w:after="60" w:line="240" w:lineRule="auto"/>
+            </w:pPr>
+            <w:r>
+              <w:rPr>
+                <w:rFonts w:ascii="Calibri" w:hAnsi="Calibri" w:cs="Calibri"/>
+                <w:sz w:val="15"/>
+              </w:rPr>
+              <w:t>Franco Núñez y Álvaro Barrera</w:t>
+            </w:r>
+          </w:p>
+        </w:tc>
+        <w:tc>
+          <w:tcPr>
+            <w:tcW w:w="1500" w:type="dxa"/>
+          </w:tcPr>
+          <w:p>
+            <w:pPr>
+              <w:spacing w:after="60" w:line="240" w:lineRule="auto"/>
+            </w:pPr>
+            <w:r>
+              <w:rPr>
+                <w:rFonts w:ascii="Calibri" w:hAnsi="Calibri" w:cs="Calibri"/>
+                <w:sz w:val="15"/>
+              </w:rPr>
+              <w:t>Incidentes I-04, I-07 e I-08, todos resueltos.</w:t>
+            </w:r>
+          </w:p>
+        </w:tc>
+        <w:tc>
+          <w:tcPr>
+            <w:tcW w:w="900" w:type="dxa"/>
+          </w:tcPr>
+          <w:p>
+            <w:pPr>
+              <w:spacing w:after="60" w:line="240" w:lineRule="auto"/>
+            </w:pPr>
+            <w:r>
+              <w:rPr>
+                <w:rFonts w:ascii="Calibri" w:hAnsi="Calibri" w:cs="Calibri"/>
+                <w:sz w:val="15"/>
+              </w:rPr>
+              <w:t>Ajustada</w:t>
+            </w:r>
+          </w:p>
+        </w:tc>
+        <w:tc>
+          <w:tcPr>
+            <w:tcW w:w="2056" w:type="dxa"/>
+          </w:tcPr>
+          <w:p>
+            <w:pPr>
+              <w:spacing w:after="60" w:line="240" w:lineRule="auto"/>
+            </w:pPr>
+            <w:r>
+              <w:rPr>
+                <w:rFonts w:ascii="Calibri" w:hAnsi="Calibri" w:cs="Calibri"/>
+                <w:sz w:val="15"/>
+              </w:rPr>
+              <w:t>Servidor propio en vez de VPS pagado (costo cero). Acceso público con HTTPS para la defensa en S8.</w:t>
+            </w:r>
+          </w:p>
+        </w:tc>
+      </w:tr>
+      <w:tr>
+        <w:tc>
+          <w:tcPr>
+            <w:tcW w:w="1250" w:type="dxa"/>
+          </w:tcPr>
+          <w:p>
+            <w:pPr>
+              <w:spacing w:after="60" w:line="240" w:lineRule="auto"/>
+            </w:pPr>
+            <w:r>
+              <w:rPr>
+                <w:rFonts w:ascii="Calibri" w:hAnsi="Calibri" w:cs="Calibri"/>
+                <w:sz w:val="15"/>
+              </w:rPr>
+              <w:t>Construir modelos de datos (3.2 Implementa)</w:t>
+            </w:r>
+          </w:p>
+        </w:tc>
+        <w:tc>
+          <w:tcPr>
+            <w:tcW w:w="1100" w:type="dxa"/>
+          </w:tcPr>
+          <w:p>
+            <w:pPr>
+              <w:spacing w:after="60" w:line="240" w:lineRule="auto"/>
+            </w:pPr>
+            <w:r>
+              <w:rPr>
+                <w:rFonts w:ascii="Calibri" w:hAnsi="Calibri" w:cs="Calibri"/>
+                <w:sz w:val="15"/>
+              </w:rPr>
+              <w:t>Cifrado en reposo de la caja</w:t>
+            </w:r>
+          </w:p>
+        </w:tc>
+        <w:tc>
+          <w:tcPr>
+            <w:tcW w:w="1150" w:type="dxa"/>
+          </w:tcPr>
+          <w:p>
+            <w:pPr>
+              <w:spacing w:after="60" w:line="240" w:lineRule="auto"/>
+            </w:pPr>
+            <w:r>
+              <w:rPr>
+                <w:rFonts w:ascii="Calibri" w:hAnsi="Calibri" w:cs="Calibri"/>
+                <w:sz w:val="15"/>
+              </w:rPr>
+              <w:t>SQLCipher, TV Box</w:t>
+            </w:r>
+          </w:p>
+        </w:tc>
+        <w:tc>
+          <w:tcPr>
+            <w:tcW w:w="820" w:type="dxa"/>
+          </w:tcPr>
+          <w:p>
+            <w:pPr>
+              <w:spacing w:after="60" w:line="240" w:lineRule="auto"/>
+            </w:pPr>
+            <w:r>
+              <w:rPr>
+                <w:rFonts w:ascii="Calibri" w:hAnsi="Calibri" w:cs="Calibri"/>
+                <w:sz w:val="15"/>
+              </w:rPr>
+              <w:t>3 sem. (S8–S10)</w:t>
+            </w:r>
+          </w:p>
+        </w:tc>
+        <w:tc>
+          <w:tcPr>
+            <w:tcW w:w="1000" w:type="dxa"/>
+          </w:tcPr>
+          <w:p>
+            <w:pPr>
+              <w:spacing w:after="60" w:line="240" w:lineRule="auto"/>
+            </w:pPr>
+            <w:r>
+              <w:rPr>
+                <w:rFonts w:ascii="Calibri" w:hAnsi="Calibri" w:cs="Calibri"/>
+                <w:sz w:val="15"/>
+              </w:rPr>
+              <w:t>Franco Núñez y Álvaro Barrera</w:t>
+            </w:r>
+          </w:p>
+        </w:tc>
+        <w:tc>
+          <w:tcPr>
+            <w:tcW w:w="1500" w:type="dxa"/>
+          </w:tcPr>
+          <w:p>
+            <w:pPr>
+              <w:spacing w:after="60" w:line="240" w:lineRule="auto"/>
+            </w:pPr>
+            <w:r>
+              <w:rPr>
+                <w:rFonts w:ascii="Calibri" w:hAnsi="Calibri" w:cs="Calibri"/>
+                <w:sz w:val="15"/>
+              </w:rPr>
+              <w:t>Requiere compilar el módulo nativo en ARM64.</w:t>
+            </w:r>
+          </w:p>
+        </w:tc>
+        <w:tc>
+          <w:tcPr>
+            <w:tcW w:w="900" w:type="dxa"/>
+          </w:tcPr>
+          <w:p>
+            <w:pPr>
+              <w:spacing w:after="60" w:line="240" w:lineRule="auto"/>
+            </w:pPr>
+            <w:r>
+              <w:rPr>
+                <w:rFonts w:ascii="Calibri" w:hAnsi="Calibri" w:cs="Calibri"/>
+                <w:sz w:val="15"/>
+              </w:rPr>
+              <w:t>Ajustada</w:t>
+            </w:r>
+          </w:p>
+        </w:tc>
+        <w:tc>
+          <w:tcPr>
+            <w:tcW w:w="2056" w:type="dxa"/>
+          </w:tcPr>
+          <w:p>
+            <w:pPr>
+              <w:spacing w:after="60" w:line="240" w:lineRule="auto"/>
+            </w:pPr>
+            <w:r>
+              <w:rPr>
+                <w:rFonts w:ascii="Calibri" w:hAnsi="Calibri" w:cs="Calibri"/>
+                <w:sz w:val="15"/>
+              </w:rPr>
+              <w:t>Pasa a trabajo futuro; protección actual: kill-switch.</w:t>
+            </w:r>
+          </w:p>
+        </w:tc>
+      </w:tr>
+      <w:tr>
+        <w:tc>
+          <w:tcPr>
+            <w:tcW w:w="1250" w:type="dxa"/>
+          </w:tcPr>
+          <w:p>
+            <w:pPr>
+              <w:spacing w:after="60" w:line="240" w:lineRule="auto"/>
+            </w:pPr>
+            <w:r>
+              <w:rPr>
+                <w:rFonts w:ascii="Calibri" w:hAnsi="Calibri" w:cs="Calibri"/>
+                <w:sz w:val="15"/>
+              </w:rPr>
+              <w:t>Construir modelos de datos (3.1 / 3.2)</w:t>
+            </w:r>
+          </w:p>
+        </w:tc>
+        <w:tc>
+          <w:tcPr>
+            <w:tcW w:w="1100" w:type="dxa"/>
+          </w:tcPr>
+          <w:p>
+            <w:pPr>
+              <w:spacing w:after="60" w:line="240" w:lineRule="auto"/>
+            </w:pPr>
+            <w:r>
+              <w:rPr>
+                <w:rFonts w:ascii="Calibri" w:hAnsi="Calibri" w:cs="Calibri"/>
+                <w:sz w:val="15"/>
+              </w:rPr>
+              <w:t>Simulador de ventas</w:t>
+            </w:r>
+          </w:p>
+        </w:tc>
+        <w:tc>
+          <w:tcPr>
+            <w:tcW w:w="1150" w:type="dxa"/>
+          </w:tcPr>
+          <w:p>
+            <w:pPr>
+              <w:spacing w:after="60" w:line="240" w:lineRule="auto"/>
+              <w:rPr>
+                <w:lang w:val="en-US"/>
+              </w:rPr>
+            </w:pPr>
+            <w:r>
+              <w:rPr>
+                <w:rFonts w:ascii="Calibri" w:hAnsi="Calibri" w:cs="Calibri"/>
+                <w:sz w:val="15"/>
+                <w:lang w:val="en-US"/>
+              </w:rPr>
+              <w:t>Node.js, API /</w:t>
+            </w:r>
+            <w:proofErr w:type="spellStart"/>
+            <w:r>
+              <w:rPr>
+                <w:rFonts w:ascii="Calibri" w:hAnsi="Calibri" w:cs="Calibri"/>
+                <w:sz w:val="15"/>
+                <w:lang w:val="en-US"/>
+              </w:rPr>
+              <w:t>api</w:t>
+            </w:r>
+            <w:proofErr w:type="spellEnd"/>
+            <w:r>
+              <w:rPr>
+                <w:rFonts w:ascii="Calibri" w:hAnsi="Calibri" w:cs="Calibri"/>
+                <w:sz w:val="15"/>
+                <w:lang w:val="en-US"/>
+              </w:rPr>
+              <w:t>/sync</w:t>
+            </w:r>
+          </w:p>
+        </w:tc>
+        <w:tc>
+          <w:tcPr>
+            <w:tcW w:w="820" w:type="dxa"/>
+          </w:tcPr>
+          <w:p>
+            <w:pPr>
+              <w:spacing w:after="60" w:line="240" w:lineRule="auto"/>
+            </w:pPr>
+            <w:r>
+              <w:rPr>
+                <w:rFonts w:ascii="Calibri" w:hAnsi="Calibri" w:cs="Calibri"/>
+                <w:sz w:val="15"/>
+              </w:rPr>
+              <w:t xml:space="preserve">2 </w:t>
+            </w:r>
+            <w:proofErr w:type="spellStart"/>
+            <w:r>
+              <w:rPr>
+                <w:rFonts w:ascii="Calibri" w:hAnsi="Calibri" w:cs="Calibri"/>
+                <w:sz w:val="15"/>
+              </w:rPr>
+              <w:t>sem</w:t>
+            </w:r>
+            <w:proofErr w:type="spellEnd"/>
+            <w:r>
+              <w:rPr>
+                <w:rFonts w:ascii="Calibri" w:hAnsi="Calibri" w:cs="Calibri"/>
+                <w:sz w:val="15"/>
+              </w:rPr>
+              <w:t>. (S10–S11)</w:t>
+            </w:r>
+          </w:p>
+        </w:tc>
+        <w:tc>
+          <w:tcPr>
+            <w:tcW w:w="1000" w:type="dxa"/>
+          </w:tcPr>
+          <w:p>
+            <w:pPr>
+              <w:spacing w:after="60" w:line="240" w:lineRule="auto"/>
+            </w:pPr>
+            <w:r>
+              <w:rPr>
+                <w:rFonts w:ascii="Calibri" w:hAnsi="Calibri" w:cs="Calibri"/>
+                <w:sz w:val="15"/>
+              </w:rPr>
+              <w:t>Franco Núñez</w:t>
+            </w:r>
+          </w:p>
+        </w:tc>
+        <w:tc>
+          <w:tcPr>
+            <w:tcW w:w="1500" w:type="dxa"/>
+          </w:tcPr>
+          <w:p>
+            <w:pPr>
+              <w:spacing w:after="60" w:line="240" w:lineRule="auto"/>
+            </w:pPr>
+            <w:r>
+              <w:rPr>
+                <w:rFonts w:ascii="Calibri" w:hAnsi="Calibri" w:cs="Calibri"/>
+                <w:sz w:val="15"/>
+              </w:rPr>
+              <w:t>Facilitador: reutiliza el contrato de sincronización de la caja.</w:t>
+            </w:r>
+          </w:p>
+        </w:tc>
+        <w:tc>
+          <w:tcPr>
+            <w:tcW w:w="900" w:type="dxa"/>
+          </w:tcPr>
+          <w:p>
+            <w:pPr>
+              <w:spacing w:after="60" w:line="240" w:lineRule="auto"/>
+            </w:pPr>
+            <w:r>
+              <w:rPr>
+                <w:rFonts w:ascii="Calibri" w:hAnsi="Calibri" w:cs="Calibri"/>
+                <w:sz w:val="15"/>
+              </w:rPr>
+              <w:t>Completado</w:t>
+            </w:r>
+          </w:p>
+        </w:tc>
+        <w:tc>
+          <w:tcPr>
+            <w:tcW w:w="2056" w:type="dxa"/>
+          </w:tcPr>
+          <w:p>
+            <w:pPr>
+              <w:spacing w:after="60" w:line="240" w:lineRule="auto"/>
+            </w:pPr>
+            <w:r>
+              <w:rPr>
+                <w:rFonts w:ascii="Calibri" w:hAnsi="Calibri" w:cs="Calibri"/>
+                <w:sz w:val="15"/>
+              </w:rPr>
+              <w:t>Adelantado: 2 tiendas demo con ~90 días de ventas y script de reinicio.</w:t>
+            </w:r>
+          </w:p>
+        </w:tc>
+      </w:tr>
+      <w:tr>
+        <w:tc>
+          <w:tcPr>
+            <w:tcW w:w="1250" w:type="dxa"/>
+          </w:tcPr>
+          <w:p>
+            <w:pPr>
+              <w:spacing w:after="60" w:line="240" w:lineRule="auto"/>
+            </w:pPr>
+            <w:r>
+              <w:rPr>
+                <w:rFonts w:ascii="Calibri" w:hAnsi="Calibri" w:cs="Calibri"/>
+                <w:sz w:val="15"/>
+              </w:rPr>
+              <w:t>Construir modelos de datos (3.1 / 3.2) / Desarrollar una solución de software (4.1)</w:t>
+            </w:r>
+          </w:p>
+        </w:tc>
+        <w:tc>
+          <w:tcPr>
+            <w:tcW w:w="1100" w:type="dxa"/>
+          </w:tcPr>
+          <w:p>
+            <w:pPr>
+              <w:spacing w:after="60" w:line="240" w:lineRule="auto"/>
+            </w:pPr>
+            <w:r>
+              <w:rPr>
+                <w:rFonts w:ascii="Calibri" w:hAnsi="Calibri" w:cs="Calibri"/>
+                <w:sz w:val="15"/>
+              </w:rPr>
+              <w:t>Inventario predictivo y lista de compra</w:t>
+            </w:r>
+          </w:p>
+        </w:tc>
+        <w:tc>
+          <w:tcPr>
+            <w:tcW w:w="1150" w:type="dxa"/>
+          </w:tcPr>
+          <w:p>
+            <w:pPr>
+              <w:spacing w:after="60" w:line="240" w:lineRule="auto"/>
+            </w:pPr>
+            <w:r>
+              <w:rPr>
+                <w:rFonts w:ascii="Calibri" w:hAnsi="Calibri" w:cs="Calibri"/>
+                <w:sz w:val="15"/>
+              </w:rPr>
+              <w:t>SQLite, datos simulados</w:t>
+            </w:r>
+          </w:p>
+        </w:tc>
+        <w:tc>
+          <w:tcPr>
+            <w:tcW w:w="820" w:type="dxa"/>
+          </w:tcPr>
+          <w:p>
+            <w:pPr>
+              <w:spacing w:after="60" w:line="240" w:lineRule="auto"/>
+            </w:pPr>
+            <w:r>
+              <w:rPr>
+                <w:rFonts w:ascii="Calibri" w:hAnsi="Calibri" w:cs="Calibri"/>
+                <w:sz w:val="15"/>
+              </w:rPr>
+              <w:t>4 sem. (S10–S13)</w:t>
+            </w:r>
+          </w:p>
+        </w:tc>
+        <w:tc>
+          <w:tcPr>
+            <w:tcW w:w="1000" w:type="dxa"/>
+          </w:tcPr>
+          <w:p>
+            <w:pPr>
+              <w:spacing w:after="60" w:line="240" w:lineRule="auto"/>
+            </w:pPr>
+            <w:r>
+              <w:rPr>
+                <w:rFonts w:ascii="Calibri" w:hAnsi="Calibri" w:cs="Calibri"/>
+                <w:sz w:val="15"/>
+              </w:rPr>
+              <w:t>Franco Núñez</w:t>
+            </w:r>
+          </w:p>
+        </w:tc>
+        <w:tc>
+          <w:tcPr>
+            <w:tcW w:w="1500" w:type="dxa"/>
+          </w:tcPr>
+          <w:p>
+            <w:pPr>
+              <w:spacing w:after="60" w:line="240" w:lineRule="auto"/>
+            </w:pPr>
+            <w:r>
+              <w:rPr>
+                <w:rFonts w:ascii="Calibri" w:hAnsi="Calibri" w:cs="Calibri"/>
+                <w:sz w:val="15"/>
+              </w:rPr>
+              <w:t>Dificultad: calibrar con pocos datos reales; se usan parámetros por negocio.</w:t>
+            </w:r>
+          </w:p>
+        </w:tc>
+        <w:tc>
+          <w:tcPr>
+            <w:tcW w:w="900" w:type="dxa"/>
+          </w:tcPr>
+          <w:p>
+            <w:pPr>
+              <w:spacing w:after="60" w:line="240" w:lineRule="auto"/>
+            </w:pPr>
+            <w:r>
+              <w:rPr>
+                <w:rFonts w:ascii="Calibri" w:hAnsi="Calibri" w:cs="Calibri"/>
+                <w:sz w:val="15"/>
+              </w:rPr>
+              <w:t>Completado</w:t>
+            </w:r>
+          </w:p>
+        </w:tc>
+        <w:tc>
+          <w:tcPr>
+            <w:tcW w:w="2056" w:type="dxa"/>
+          </w:tcPr>
+          <w:p>
+            <w:pPr>
+              <w:spacing w:after="60" w:line="240" w:lineRule="auto"/>
+            </w:pPr>
+            <w:r>
+              <w:rPr>
+                <w:rFonts w:ascii="Calibri" w:hAnsi="Calibri" w:cs="Calibri"/>
+                <w:sz w:val="15"/>
+              </w:rPr>
+              <w:t>Adelantado: plazo por proveedor, días de visita del preventista, pedidos sugeridos, atrasados y faltantes.</w:t>
+            </w:r>
+          </w:p>
+        </w:tc>
+      </w:tr>
+      <w:tr>
+        <w:tc>
+          <w:tcPr>
+            <w:tcW w:w="1250" w:type="dxa"/>
+          </w:tcPr>
+          <w:p>
+            <w:pPr>
+              <w:spacing w:after="60" w:line="240" w:lineRule="auto"/>
+            </w:pPr>
+            <w:r>
+              <w:rPr>
+                <w:rFonts w:ascii="Calibri" w:hAnsi="Calibri" w:cs="Calibri"/>
+                <w:sz w:val="15"/>
+              </w:rPr>
+              <w:lastRenderedPageBreak/>
+              <w:t>Construir modelos de datos (3.2) / Desarrollar una solución de software (4.1)</w:t>
+            </w:r>
+          </w:p>
+        </w:tc>
+        <w:tc>
+          <w:tcPr>
+            <w:tcW w:w="1100" w:type="dxa"/>
+          </w:tcPr>
+          <w:p>
+            <w:pPr>
+              <w:spacing w:after="60" w:line="240" w:lineRule="auto"/>
+            </w:pPr>
+            <w:r>
+              <w:rPr>
+                <w:rFonts w:ascii="Calibri" w:hAnsi="Calibri" w:cs="Calibri"/>
+                <w:sz w:val="15"/>
+              </w:rPr>
+              <w:t>Lotes con vencimiento FEFO y conteo físico (nueva)</w:t>
+            </w:r>
+          </w:p>
+        </w:tc>
+        <w:tc>
+          <w:tcPr>
+            <w:tcW w:w="1150" w:type="dxa"/>
+          </w:tcPr>
+          <w:p>
+            <w:pPr>
+              <w:spacing w:after="60" w:line="240" w:lineRule="auto"/>
+            </w:pPr>
+            <w:r>
+              <w:rPr>
+                <w:rFonts w:ascii="Calibri" w:hAnsi="Calibri" w:cs="Calibri"/>
+                <w:sz w:val="15"/>
+              </w:rPr>
+              <w:t>NestJS, SQLite</w:t>
+            </w:r>
+          </w:p>
+        </w:tc>
+        <w:tc>
+          <w:tcPr>
+            <w:tcW w:w="820" w:type="dxa"/>
+          </w:tcPr>
+          <w:p>
+            <w:pPr>
+              <w:spacing w:after="60" w:line="240" w:lineRule="auto"/>
+            </w:pPr>
+            <w:r>
+              <w:rPr>
+                <w:rFonts w:ascii="Calibri" w:hAnsi="Calibri" w:cs="Calibri"/>
+                <w:sz w:val="15"/>
+              </w:rPr>
+              <w:t>1 sem. (S9)</w:t>
+            </w:r>
+          </w:p>
+        </w:tc>
+        <w:tc>
+          <w:tcPr>
+            <w:tcW w:w="1000" w:type="dxa"/>
+          </w:tcPr>
+          <w:p>
+            <w:pPr>
+              <w:spacing w:after="60" w:line="240" w:lineRule="auto"/>
+            </w:pPr>
+            <w:r>
+              <w:rPr>
+                <w:rFonts w:ascii="Calibri" w:hAnsi="Calibri" w:cs="Calibri"/>
+                <w:sz w:val="15"/>
+              </w:rPr>
+              <w:t>Franco Núñez</w:t>
+            </w:r>
+          </w:p>
+        </w:tc>
+        <w:tc>
+          <w:tcPr>
+            <w:tcW w:w="1500" w:type="dxa"/>
+          </w:tcPr>
+          <w:p>
+            <w:pPr>
+              <w:spacing w:after="60" w:line="240" w:lineRule="auto"/>
+            </w:pPr>
+            <w:r>
+              <w:rPr>
+                <w:rFonts w:ascii="Calibri" w:hAnsi="Calibri" w:cs="Calibri"/>
+                <w:sz w:val="15"/>
+              </w:rPr>
+              <w:t>Necesario para alertas de vencimiento reales.</w:t>
+            </w:r>
+          </w:p>
+        </w:tc>
+        <w:tc>
+          <w:tcPr>
+            <w:tcW w:w="900" w:type="dxa"/>
+          </w:tcPr>
+          <w:p>
+            <w:pPr>
+              <w:spacing w:after="60" w:line="240" w:lineRule="auto"/>
+            </w:pPr>
+            <w:r>
+              <w:rPr>
+                <w:rFonts w:ascii="Calibri" w:hAnsi="Calibri" w:cs="Calibri"/>
+                <w:sz w:val="15"/>
+              </w:rPr>
+              <w:t>Completado</w:t>
+            </w:r>
+          </w:p>
+        </w:tc>
+        <w:tc>
+          <w:tcPr>
+            <w:tcW w:w="2056" w:type="dxa"/>
+          </w:tcPr>
+          <w:p>
+            <w:pPr>
+              <w:spacing w:after="60" w:line="240" w:lineRule="auto"/>
+            </w:pPr>
+            <w:r>
+              <w:rPr>
+                <w:rFonts w:ascii="Calibri" w:hAnsi="Calibri" w:cs="Calibri"/>
+                <w:sz w:val="15"/>
+              </w:rPr>
+              <w:t>Actividad nueva.</w:t>
+            </w:r>
+          </w:p>
+        </w:tc>
+      </w:tr>
+      <w:tr>
+        <w:tc>
+          <w:tcPr>
+            <w:tcW w:w="1250" w:type="dxa"/>
+          </w:tcPr>
+          <w:p>
+            <w:pPr>
+              <w:spacing w:after="60" w:line="240" w:lineRule="auto"/>
+            </w:pPr>
+            <w:r>
+              <w:rPr>
+                <w:rFonts w:ascii="Calibri" w:hAnsi="Calibri" w:cs="Calibri"/>
+                <w:sz w:val="15"/>
+              </w:rPr>
+              <w:t>Construir modelos de datos (3.1 / 3.2) / Desarrollar una solución de software (4.1)</w:t>
+            </w:r>
+          </w:p>
+        </w:tc>
+        <w:tc>
+          <w:tcPr>
+            <w:tcW w:w="1100" w:type="dxa"/>
+          </w:tcPr>
+          <w:p>
+            <w:pPr>
+              <w:spacing w:after="60" w:line="240" w:lineRule="auto"/>
+            </w:pPr>
+            <w:r>
+              <w:rPr>
+                <w:rFonts w:ascii="Calibri" w:hAnsi="Calibri" w:cs="Calibri"/>
+                <w:sz w:val="15"/>
+              </w:rPr>
+              <w:t>Análisis de rotación</w:t>
+            </w:r>
+          </w:p>
+        </w:tc>
+        <w:tc>
+          <w:tcPr>
+            <w:tcW w:w="1150" w:type="dxa"/>
+          </w:tcPr>
+          <w:p>
+            <w:pPr>
+              <w:spacing w:after="60" w:line="240" w:lineRule="auto"/>
+            </w:pPr>
+            <w:r>
+              <w:rPr>
+                <w:rFonts w:ascii="Calibri" w:hAnsi="Calibri" w:cs="Calibri"/>
+                <w:sz w:val="15"/>
+              </w:rPr>
+              <w:t>SQLite, gráficos HTML/SVG</w:t>
+            </w:r>
+          </w:p>
+        </w:tc>
+        <w:tc>
+          <w:tcPr>
+            <w:tcW w:w="820" w:type="dxa"/>
+          </w:tcPr>
+          <w:p>
+            <w:pPr>
+              <w:spacing w:after="60" w:line="240" w:lineRule="auto"/>
+            </w:pPr>
+            <w:r>
+              <w:rPr>
+                <w:rFonts w:ascii="Calibri" w:hAnsi="Calibri" w:cs="Calibri"/>
+                <w:sz w:val="15"/>
+              </w:rPr>
+              <w:t>3 sem. (S11–S13)</w:t>
+            </w:r>
+          </w:p>
+        </w:tc>
+        <w:tc>
+          <w:tcPr>
+            <w:tcW w:w="1000" w:type="dxa"/>
+          </w:tcPr>
+          <w:p>
+            <w:pPr>
+              <w:spacing w:after="60" w:line="240" w:lineRule="auto"/>
+            </w:pPr>
+            <w:r>
+              <w:rPr>
+                <w:rFonts w:ascii="Calibri" w:hAnsi="Calibri" w:cs="Calibri"/>
+                <w:sz w:val="15"/>
+              </w:rPr>
+              <w:t>Franco Núñez</w:t>
+            </w:r>
+          </w:p>
+        </w:tc>
+        <w:tc>
+          <w:tcPr>
+            <w:tcW w:w="1500" w:type="dxa"/>
+          </w:tcPr>
+          <w:p>
+            <w:pPr>
+              <w:spacing w:after="60" w:line="240" w:lineRule="auto"/>
+            </w:pPr>
+            <w:r>
+              <w:rPr>
+                <w:rFonts w:ascii="Calibri" w:hAnsi="Calibri" w:cs="Calibri"/>
+                <w:sz w:val="15"/>
+              </w:rPr>
+              <w:t>Facilitador: agregaciones SQL sobre el kardex.</w:t>
+            </w:r>
+          </w:p>
+        </w:tc>
+        <w:tc>
+          <w:tcPr>
+            <w:tcW w:w="900" w:type="dxa"/>
+          </w:tcPr>
+          <w:p>
+            <w:pPr>
+              <w:spacing w:after="60" w:line="240" w:lineRule="auto"/>
+            </w:pPr>
+            <w:r>
+              <w:rPr>
+                <w:rFonts w:ascii="Calibri" w:hAnsi="Calibri" w:cs="Calibri"/>
+                <w:sz w:val="15"/>
+              </w:rPr>
+              <w:t>Completado</w:t>
+            </w:r>
+          </w:p>
+        </w:tc>
+        <w:tc>
+          <w:tcPr>
+            <w:tcW w:w="2056" w:type="dxa"/>
+          </w:tcPr>
+          <w:p>
+            <w:pPr>
+              <w:spacing w:after="60" w:line="240" w:lineRule="auto"/>
+            </w:pPr>
+            <w:r>
+              <w:rPr>
+                <w:rFonts w:ascii="Calibri" w:hAnsi="Calibri" w:cs="Calibri"/>
+                <w:sz w:val="15"/>
+              </w:rPr>
+              <w:t>Adelantado. ABC, inventario detenido, mermas, ganancia por categoría e informe mensual; sin Recharts.</w:t>
+            </w:r>
+          </w:p>
+        </w:tc>
+      </w:tr>
+      <w:tr>
+        <w:tc>
+          <w:tcPr>
+            <w:tcW w:w="1250" w:type="dxa"/>
+          </w:tcPr>
+          <w:p>
+            <w:pPr>
+              <w:spacing w:after="60" w:line="240" w:lineRule="auto"/>
+            </w:pPr>
+            <w:r>
+              <w:rPr>
+                <w:rFonts w:ascii="Calibri" w:hAnsi="Calibri" w:cs="Calibri"/>
+                <w:sz w:val="15"/>
+              </w:rPr>
+              <w:t>Desarrollar una solución de software (4.1)</w:t>
+            </w:r>
+          </w:p>
+        </w:tc>
+        <w:tc>
+          <w:tcPr>
+            <w:tcW w:w="1100" w:type="dxa"/>
+          </w:tcPr>
+          <w:p>
+            <w:pPr>
+              <w:spacing w:after="60" w:line="240" w:lineRule="auto"/>
+            </w:pPr>
+            <w:r>
+              <w:rPr>
+                <w:rFonts w:ascii="Calibri" w:hAnsi="Calibri" w:cs="Calibri"/>
+                <w:sz w:val="15"/>
+              </w:rPr>
+              <w:t>Administración y «Mi plan»</w:t>
+            </w:r>
+          </w:p>
+        </w:tc>
+        <w:tc>
+          <w:tcPr>
+            <w:tcW w:w="1150" w:type="dxa"/>
+          </w:tcPr>
+          <w:p>
+            <w:pPr>
+              <w:spacing w:after="60" w:line="240" w:lineRule="auto"/>
+            </w:pPr>
+            <w:r>
+              <w:rPr>
+                <w:rFonts w:ascii="Calibri" w:hAnsi="Calibri" w:cs="Calibri"/>
+                <w:sz w:val="15"/>
+              </w:rPr>
+              <w:t>NestJS, EJS</w:t>
+            </w:r>
+          </w:p>
+        </w:tc>
+        <w:tc>
+          <w:tcPr>
+            <w:tcW w:w="820" w:type="dxa"/>
+          </w:tcPr>
+          <w:p>
+            <w:pPr>
+              <w:spacing w:after="60" w:line="240" w:lineRule="auto"/>
+            </w:pPr>
+            <w:r>
+              <w:rPr>
+                <w:rFonts w:ascii="Calibri" w:hAnsi="Calibri" w:cs="Calibri"/>
+                <w:sz w:val="15"/>
+              </w:rPr>
+              <w:t>3 sem. (S11–S13)</w:t>
+            </w:r>
+          </w:p>
+        </w:tc>
+        <w:tc>
+          <w:tcPr>
+            <w:tcW w:w="1000" w:type="dxa"/>
+          </w:tcPr>
+          <w:p>
+            <w:pPr>
+              <w:spacing w:after="60" w:line="240" w:lineRule="auto"/>
+            </w:pPr>
+            <w:r>
+              <w:rPr>
+                <w:rFonts w:ascii="Calibri" w:hAnsi="Calibri" w:cs="Calibri"/>
+                <w:sz w:val="15"/>
+              </w:rPr>
+              <w:t>Álvaro Barrera</w:t>
+            </w:r>
+          </w:p>
+        </w:tc>
+        <w:tc>
+          <w:tcPr>
+            <w:tcW w:w="1500" w:type="dxa"/>
+          </w:tcPr>
+          <w:p>
+            <w:pPr>
+              <w:spacing w:after="60" w:line="240" w:lineRule="auto"/>
+            </w:pPr>
+            <w:r>
+              <w:rPr>
+                <w:rFonts w:ascii="Calibri" w:hAnsi="Calibri" w:cs="Calibri"/>
+                <w:sz w:val="15"/>
+              </w:rPr>
+              <w:t>«Mi plan» y «Mi cuenta» con datos reales (15-oct).</w:t>
+            </w:r>
+          </w:p>
+        </w:tc>
+        <w:tc>
+          <w:tcPr>
+            <w:tcW w:w="900" w:type="dxa"/>
+          </w:tcPr>
+          <w:p>
+            <w:pPr>
+              <w:spacing w:after="60" w:line="240" w:lineRule="auto"/>
+            </w:pPr>
+            <w:r>
+              <w:rPr>
+                <w:rFonts w:ascii="Calibri" w:hAnsi="Calibri" w:cs="Calibri"/>
+                <w:sz w:val="15"/>
+              </w:rPr>
+              <w:t>Ajustada</w:t>
+            </w:r>
+          </w:p>
+        </w:tc>
+        <w:tc>
+          <w:tcPr>
+            <w:tcW w:w="2056" w:type="dxa"/>
+          </w:tcPr>
+          <w:p>
+            <w:pPr>
+              <w:spacing w:after="60" w:line="240" w:lineRule="auto"/>
+            </w:pPr>
+            <w:r>
+              <w:rPr>
+                <w:rFonts w:ascii="Calibri" w:hAnsi="Calibri" w:cs="Calibri"/>
+                <w:sz w:val="15"/>
+              </w:rPr>
+              <w:t>Sin React. Edición de cliente y gestión del equipo staff en S7.</w:t>
+            </w:r>
+          </w:p>
+        </w:tc>
+      </w:tr>
+      <w:tr>
+        <w:tc>
+          <w:tcPr>
+            <w:tcW w:w="1250" w:type="dxa"/>
+          </w:tcPr>
+          <w:p>
+            <w:pPr>
+              <w:spacing w:after="60" w:line="240" w:lineRule="auto"/>
+            </w:pPr>
+            <w:r>
+              <w:rPr>
+                <w:rFonts w:ascii="Calibri" w:hAnsi="Calibri" w:cs="Calibri"/>
+                <w:sz w:val="15"/>
+              </w:rPr>
+              <w:t>Desarrollar una solución de software (4.1)</w:t>
+            </w:r>
+          </w:p>
+        </w:tc>
+        <w:tc>
+          <w:tcPr>
+            <w:tcW w:w="1100" w:type="dxa"/>
+          </w:tcPr>
+          <w:p>
+            <w:pPr>
+              <w:spacing w:after="60" w:line="240" w:lineRule="auto"/>
+            </w:pPr>
+            <w:r>
+              <w:rPr>
+                <w:rFonts w:ascii="Calibri" w:hAnsi="Calibri" w:cs="Calibri"/>
+                <w:sz w:val="15"/>
+              </w:rPr>
+              <w:t>Resumen de ventas por período (H23) (nueva)</w:t>
+            </w:r>
+          </w:p>
+        </w:tc>
+        <w:tc>
+          <w:tcPr>
+            <w:tcW w:w="1150" w:type="dxa"/>
+          </w:tcPr>
+          <w:p>
+            <w:pPr>
+              <w:spacing w:after="60" w:line="240" w:lineRule="auto"/>
+            </w:pPr>
+            <w:r>
+              <w:rPr>
+                <w:rFonts w:ascii="Calibri" w:hAnsi="Calibri" w:cs="Calibri"/>
+                <w:sz w:val="15"/>
+              </w:rPr>
+              <w:t>NestJS, EJS</w:t>
+            </w:r>
+          </w:p>
+        </w:tc>
+        <w:tc>
+          <w:tcPr>
+            <w:tcW w:w="820" w:type="dxa"/>
+          </w:tcPr>
+          <w:p>
+            <w:pPr>
+              <w:spacing w:after="60" w:line="240" w:lineRule="auto"/>
+            </w:pPr>
+            <w:r>
+              <w:rPr>
+                <w:rFonts w:ascii="Calibri" w:hAnsi="Calibri" w:cs="Calibri"/>
+                <w:sz w:val="15"/>
+              </w:rPr>
+              <w:t>2 sem. (S11–S12)</w:t>
+            </w:r>
+          </w:p>
+        </w:tc>
+        <w:tc>
+          <w:tcPr>
+            <w:tcW w:w="1000" w:type="dxa"/>
+          </w:tcPr>
+          <w:p>
+            <w:pPr>
+              <w:spacing w:after="60" w:line="240" w:lineRule="auto"/>
+            </w:pPr>
+            <w:r>
+              <w:rPr>
+                <w:rFonts w:ascii="Calibri" w:hAnsi="Calibri" w:cs="Calibri"/>
+                <w:sz w:val="15"/>
+              </w:rPr>
+              <w:t>Álvaro Barrera</w:t>
+            </w:r>
+          </w:p>
+        </w:tc>
+        <w:tc>
+          <w:tcPr>
+            <w:tcW w:w="1500" w:type="dxa"/>
+          </w:tcPr>
+          <w:p>
+            <w:pPr>
+              <w:spacing w:after="60" w:line="240" w:lineRule="auto"/>
+            </w:pPr>
+            <w:r>
+              <w:rPr>
+                <w:rFonts w:ascii="Calibri" w:hAnsi="Calibri" w:cs="Calibri"/>
+                <w:sz w:val="15"/>
+              </w:rPr>
+              <w:t>Ya existen ventas de hoy reales, comparación semanal y ventas por día.</w:t>
+            </w:r>
+          </w:p>
+        </w:tc>
+        <w:tc>
+          <w:tcPr>
+            <w:tcW w:w="900" w:type="dxa"/>
+          </w:tcPr>
+          <w:p>
+            <w:pPr>
+              <w:spacing w:after="60" w:line="240" w:lineRule="auto"/>
+            </w:pPr>
+            <w:r>
+              <w:rPr>
+                <w:rFonts w:ascii="Calibri" w:hAnsi="Calibri" w:cs="Calibri"/>
+                <w:sz w:val="15"/>
+              </w:rPr>
+              <w:t>En curso</w:t>
+            </w:r>
+          </w:p>
+        </w:tc>
+        <w:tc>
+          <w:tcPr>
+            <w:tcW w:w="2056" w:type="dxa"/>
+          </w:tcPr>
+          <w:p>
+            <w:pPr>
+              <w:spacing w:after="60" w:line="240" w:lineRule="auto"/>
+            </w:pPr>
+            <w:r>
+              <w:rPr>
+                <w:rFonts w:ascii="Calibri" w:hAnsi="Calibri" w:cs="Calibri"/>
+                <w:sz w:val="15"/>
+              </w:rPr>
+              <w:t>Falta el filtro día/semana/mes con productos más vendidos (Sprint 6).</w:t>
+            </w:r>
+          </w:p>
+        </w:tc>
+      </w:tr>
+      <w:tr>
+        <w:tc>
+          <w:tcPr>
+            <w:tcW w:w="1250" w:type="dxa"/>
+          </w:tcPr>
+          <w:p>
+            <w:pPr>
+              <w:spacing w:after="60" w:line="240" w:lineRule="auto"/>
+            </w:pPr>
+            <w:r>
+              <w:rPr>
+                <w:rFonts w:ascii="Calibri" w:hAnsi="Calibri" w:cs="Calibri"/>
+                <w:sz w:val="15"/>
+              </w:rPr>
+              <w:t>Desarrollar una solución de software (4.2 Integra)</w:t>
+            </w:r>
+          </w:p>
+        </w:tc>
+        <w:tc>
+          <w:tcPr>
+            <w:tcW w:w="1100" w:type="dxa"/>
+          </w:tcPr>
+          <w:p>
+            <w:pPr>
+              <w:spacing w:after="60" w:line="240" w:lineRule="auto"/>
+            </w:pPr>
+            <w:r>
+              <w:rPr>
+                <w:rFonts w:ascii="Calibri" w:hAnsi="Calibri" w:cs="Calibri"/>
+                <w:sz w:val="15"/>
+              </w:rPr>
+              <w:t>Morosidad (H28) y cobro recurrente (H15) (nueva)</w:t>
+            </w:r>
+          </w:p>
+        </w:tc>
+        <w:tc>
+          <w:tcPr>
+            <w:tcW w:w="1150" w:type="dxa"/>
+          </w:tcPr>
+          <w:p>
+            <w:pPr>
+              <w:spacing w:after="60" w:line="240" w:lineRule="auto"/>
+            </w:pPr>
+            <w:r>
+              <w:rPr>
+                <w:rFonts w:ascii="Calibri" w:hAnsi="Calibri" w:cs="Calibri"/>
+                <w:sz w:val="15"/>
+              </w:rPr>
+              <w:t>API de Flow</w:t>
+            </w:r>
+          </w:p>
+        </w:tc>
+        <w:tc>
+          <w:tcPr>
+            <w:tcW w:w="820" w:type="dxa"/>
+          </w:tcPr>
+          <w:p>
+            <w:pPr>
+              <w:spacing w:after="60" w:line="240" w:lineRule="auto"/>
+            </w:pPr>
+            <w:r>
+              <w:rPr>
+                <w:rFonts w:ascii="Calibri" w:hAnsi="Calibri" w:cs="Calibri"/>
+                <w:sz w:val="15"/>
+              </w:rPr>
+              <w:t>S11–S16</w:t>
+            </w:r>
+          </w:p>
+        </w:tc>
+        <w:tc>
+          <w:tcPr>
+            <w:tcW w:w="1000" w:type="dxa"/>
+          </w:tcPr>
+          <w:p>
+            <w:pPr>
+              <w:spacing w:after="60" w:line="240" w:lineRule="auto"/>
+            </w:pPr>
+            <w:r>
+              <w:rPr>
+                <w:rFonts w:ascii="Calibri" w:hAnsi="Calibri" w:cs="Calibri"/>
+                <w:sz w:val="15"/>
+              </w:rPr>
+              <w:t>Álvaro Barrera</w:t>
+            </w:r>
+          </w:p>
+        </w:tc>
+        <w:tc>
+          <w:tcPr>
+            <w:tcW w:w="1500" w:type="dxa"/>
+          </w:tcPr>
+          <w:p>
+            <w:pPr>
+              <w:spacing w:after="60" w:line="240" w:lineRule="auto"/>
+            </w:pPr>
+            <w:r>
+              <w:rPr>
+                <w:rFonts w:ascii="Calibri" w:hAnsi="Calibri" w:cs="Calibri"/>
+                <w:sz w:val="15"/>
+              </w:rPr>
+              <w:t>Flow no avisa los cobros fallidos.</w:t>
+            </w:r>
+          </w:p>
+        </w:tc>
+        <w:tc>
+          <w:tcPr>
+            <w:tcW w:w="900" w:type="dxa"/>
+          </w:tcPr>
+          <w:p>
+            <w:pPr>
+              <w:spacing w:after="60" w:line="240" w:lineRule="auto"/>
+            </w:pPr>
+            <w:r>
+              <w:rPr>
+                <w:rFonts w:ascii="Calibri" w:hAnsi="Calibri" w:cs="Calibri"/>
+                <w:sz w:val="15"/>
+              </w:rPr>
+              <w:t>No iniciado</w:t>
+            </w:r>
+          </w:p>
+        </w:tc>
+        <w:tc>
+          <w:tcPr>
+            <w:tcW w:w="2056" w:type="dxa"/>
+          </w:tcPr>
+          <w:p>
+            <w:pPr>
+              <w:spacing w:after="60" w:line="240" w:lineRule="auto"/>
+            </w:pPr>
+            <w:r>
+              <w:rPr>
+                <w:rFonts w:ascii="Calibri" w:hAnsi="Calibri" w:cs="Calibri"/>
+                <w:sz w:val="15"/>
+              </w:rPr>
+              <w:t>H28 en S6 con revisión diaria del estado; H15 en S8 si el tiempo alcanza. La falta de pago nunca corta la venta.</w:t>
+            </w:r>
+          </w:p>
+        </w:tc>
+      </w:tr>
+      <w:tr>
+        <w:tc>
+          <w:tcPr>
+            <w:tcW w:w="1250" w:type="dxa"/>
+          </w:tcPr>
+          <w:p>
+            <w:pPr>
+              <w:spacing w:after="60" w:line="240" w:lineRule="auto"/>
+            </w:pPr>
+            <w:r>
+              <w:rPr>
+                <w:rFonts w:ascii="Calibri" w:hAnsi="Calibri" w:cs="Calibri"/>
+                <w:sz w:val="15"/>
+              </w:rPr>
+              <w:t>Realizar pruebas de certificación (1.1 / 1.2)</w:t>
+            </w:r>
+          </w:p>
+        </w:tc>
+        <w:tc>
+          <w:tcPr>
+            <w:tcW w:w="1100" w:type="dxa"/>
+          </w:tcPr>
+          <w:p>
+            <w:pPr>
+              <w:spacing w:after="60" w:line="240" w:lineRule="auto"/>
+            </w:pPr>
+            <w:r>
+              <w:rPr>
+                <w:rFonts w:ascii="Calibri" w:hAnsi="Calibri" w:cs="Calibri"/>
+                <w:sz w:val="15"/>
+              </w:rPr>
+              <w:t>Pruebas integrales / QA end-to-end</w:t>
+            </w:r>
+          </w:p>
+        </w:tc>
+        <w:tc>
+          <w:tcPr>
+            <w:tcW w:w="1150" w:type="dxa"/>
+          </w:tcPr>
+          <w:p>
+            <w:pPr>
+              <w:spacing w:after="60" w:line="240" w:lineRule="auto"/>
+            </w:pPr>
+            <w:r>
+              <w:rPr>
+                <w:rFonts w:ascii="Calibri" w:hAnsi="Calibri" w:cs="Calibri"/>
+                <w:sz w:val="15"/>
+              </w:rPr>
+              <w:t>Playwright, TV Box, servidor</w:t>
+            </w:r>
+          </w:p>
+        </w:tc>
+        <w:tc>
+          <w:tcPr>
+            <w:tcW w:w="820" w:type="dxa"/>
+          </w:tcPr>
+          <w:p>
+            <w:pPr>
+              <w:spacing w:after="60" w:line="240" w:lineRule="auto"/>
+            </w:pPr>
+            <w:r>
+              <w:rPr>
+                <w:rFonts w:ascii="Calibri" w:hAnsi="Calibri" w:cs="Calibri"/>
+                <w:sz w:val="15"/>
+              </w:rPr>
+              <w:t>4 sem. (S11–S14)</w:t>
+            </w:r>
+          </w:p>
+        </w:tc>
+        <w:tc>
+          <w:tcPr>
+            <w:tcW w:w="1000" w:type="dxa"/>
+          </w:tcPr>
+          <w:p>
+            <w:pPr>
+              <w:spacing w:after="60" w:line="240" w:lineRule="auto"/>
+            </w:pPr>
+            <w:r>
+              <w:rPr>
+                <w:rFonts w:ascii="Calibri" w:hAnsi="Calibri" w:cs="Calibri"/>
+                <w:sz w:val="15"/>
+              </w:rPr>
+              <w:t>Franco Núñez y Álvaro Barrera</w:t>
+            </w:r>
+          </w:p>
+        </w:tc>
+        <w:tc>
+          <w:tcPr>
+            <w:tcW w:w="1500" w:type="dxa"/>
+          </w:tcPr>
+          <w:p>
+            <w:pPr>
+              <w:spacing w:after="60" w:line="240" w:lineRule="auto"/>
+            </w:pPr>
+            <w:r>
+              <w:rPr>
+                <w:rFonts w:ascii="Calibri" w:hAnsi="Calibri" w:cs="Calibri"/>
+                <w:sz w:val="15"/>
+              </w:rPr>
+              <w:t>77 pruebas E2E: inventario, compras, ventas y lotes, aislamiento, XSS, móvil y accesibilidad.</w:t>
+            </w:r>
+          </w:p>
+        </w:tc>
+        <w:tc>
+          <w:tcPr>
+            <w:tcW w:w="900" w:type="dxa"/>
+          </w:tcPr>
+          <w:p>
+            <w:pPr>
+              <w:spacing w:after="60" w:line="240" w:lineRule="auto"/>
+            </w:pPr>
+            <w:r>
+              <w:rPr>
+                <w:rFonts w:ascii="Calibri" w:hAnsi="Calibri" w:cs="Calibri"/>
+                <w:sz w:val="15"/>
+              </w:rPr>
+              <w:t>En curso</w:t>
+            </w:r>
+          </w:p>
+        </w:tc>
+        <w:tc>
+          <w:tcPr>
+            <w:tcW w:w="2056" w:type="dxa"/>
+          </w:tcPr>
+          <w:p>
+            <w:pPr>
+              <w:spacing w:after="60" w:line="240" w:lineRule="auto"/>
+            </w:pPr>
+            <w:r>
+              <w:rPr>
+                <w:rFonts w:ascii="Calibri" w:hAnsi="Calibri" w:cs="Calibri"/>
+                <w:sz w:val="15"/>
+              </w:rPr>
+              <w:t>Adelantado. Falta el recorrido de registro y pago y la regla de oro con la caja real (S7).</w:t>
+            </w:r>
+          </w:p>
+        </w:tc>
+      </w:tr>
+      <w:tr>
+        <w:tc>
+          <w:tcPr>
+            <w:tcW w:w="1250" w:type="dxa"/>
+          </w:tcPr>
+          <w:p>
+            <w:pPr>
+              <w:spacing w:after="60" w:line="240" w:lineRule="auto"/>
+            </w:pPr>
+            <w:r>
+              <w:rPr>
+                <w:rFonts w:ascii="Calibri" w:hAnsi="Calibri" w:cs="Calibri"/>
+                <w:sz w:val="15"/>
+              </w:rPr>
+              <w:t>Realizar pruebas de certificación (1.2 / 1.3)</w:t>
+            </w:r>
+          </w:p>
+        </w:tc>
+        <w:tc>
+          <w:tcPr>
+            <w:tcW w:w="1100" w:type="dxa"/>
+          </w:tcPr>
+          <w:p>
+            <w:pPr>
+              <w:spacing w:after="60" w:line="240" w:lineRule="auto"/>
+            </w:pPr>
+            <w:r>
+              <w:rPr>
+                <w:rFonts w:ascii="Calibri" w:hAnsi="Calibri" w:cs="Calibri"/>
+                <w:sz w:val="15"/>
+              </w:rPr>
+              <w:t>Piloto en almacén real (opcional)</w:t>
+            </w:r>
+          </w:p>
+        </w:tc>
+        <w:tc>
+          <w:tcPr>
+            <w:tcW w:w="1150" w:type="dxa"/>
+          </w:tcPr>
+          <w:p>
+            <w:pPr>
+              <w:spacing w:after="60" w:line="240" w:lineRule="auto"/>
+            </w:pPr>
+            <w:r>
+              <w:rPr>
+                <w:rFonts w:ascii="Calibri" w:hAnsi="Calibri" w:cs="Calibri"/>
+                <w:sz w:val="15"/>
+              </w:rPr>
+              <w:t>TV Box, impresora 58 mm, lector</w:t>
+            </w:r>
+          </w:p>
+        </w:tc>
+        <w:tc>
+          <w:tcPr>
+            <w:tcW w:w="820" w:type="dxa"/>
+          </w:tcPr>
+          <w:p>
+            <w:pPr>
+              <w:spacing w:after="60" w:line="240" w:lineRule="auto"/>
+            </w:pPr>
+            <w:r>
+              <w:rPr>
+                <w:rFonts w:ascii="Calibri" w:hAnsi="Calibri" w:cs="Calibri"/>
+                <w:sz w:val="15"/>
+              </w:rPr>
+              <w:t>3 sem. (S12–S14)</w:t>
+            </w:r>
+          </w:p>
+        </w:tc>
+        <w:tc>
+          <w:tcPr>
+            <w:tcW w:w="1000" w:type="dxa"/>
+          </w:tcPr>
+          <w:p>
+            <w:pPr>
+              <w:spacing w:after="60" w:line="240" w:lineRule="auto"/>
+            </w:pPr>
+            <w:r>
+              <w:rPr>
+                <w:rFonts w:ascii="Calibri" w:hAnsi="Calibri" w:cs="Calibri"/>
+                <w:sz w:val="15"/>
+              </w:rPr>
+              <w:t>Franco Núñez y Álvaro Barrera</w:t>
+            </w:r>
+          </w:p>
+        </w:tc>
+        <w:tc>
+          <w:tcPr>
+            <w:tcW w:w="1500" w:type="dxa"/>
+          </w:tcPr>
+          <w:p>
+            <w:pPr>
+              <w:spacing w:after="60" w:line="240" w:lineRule="auto"/>
+            </w:pPr>
+            <w:r>
+              <w:rPr>
+                <w:rFonts w:ascii="Calibri" w:hAnsi="Calibri" w:cs="Calibri"/>
+                <w:sz w:val="15"/>
+              </w:rPr>
+              <w:t>Depende de H21.</w:t>
+            </w:r>
+          </w:p>
+        </w:tc>
+        <w:tc>
+          <w:tcPr>
+            <w:tcW w:w="900" w:type="dxa"/>
+          </w:tcPr>
+          <w:p>
+            <w:pPr>
+              <w:spacing w:after="60" w:line="240" w:lineRule="auto"/>
+            </w:pPr>
+            <w:r>
+              <w:rPr>
+                <w:rFonts w:ascii="Calibri" w:hAnsi="Calibri" w:cs="Calibri"/>
+                <w:sz w:val="15"/>
+              </w:rPr>
+              <w:t>No iniciado</w:t>
+            </w:r>
+          </w:p>
+        </w:tc>
+        <w:tc>
+          <w:tcPr>
+            <w:tcW w:w="2056" w:type="dxa"/>
+          </w:tcPr>
+          <w:p>
+            <w:pPr>
+              <w:spacing w:after="60" w:line="240" w:lineRule="auto"/>
+            </w:pPr>
+            <w:r>
+              <w:rPr>
+                <w:rFonts w:ascii="Calibri" w:hAnsi="Calibri" w:cs="Calibri"/>
+                <w:sz w:val="15"/>
+              </w:rPr>
+              <w:t>Se mantiene como opcional en el Sprint 8.</w:t>
+            </w:r>
+          </w:p>
+        </w:tc>
+      </w:tr>
+      <w:tr>
+        <w:tc>
+          <w:tcPr>
+            <w:tcW w:w="1250" w:type="dxa"/>
+          </w:tcPr>
+          <w:p>
+            <w:pPr>
+              <w:spacing w:after="60" w:line="240" w:lineRule="auto"/>
+            </w:pPr>
+            <w:r>
+              <w:rPr>
+                <w:rFonts w:ascii="Calibri" w:hAnsi="Calibri" w:cs="Calibri"/>
+                <w:sz w:val="15"/>
+              </w:rPr>
+              <w:t>Desarrollar una solución de software (4.2 Integra)</w:t>
+            </w:r>
+          </w:p>
+        </w:tc>
+        <w:tc>
+          <w:tcPr>
+            <w:tcW w:w="1100" w:type="dxa"/>
+          </w:tcPr>
+          <w:p>
+            <w:pPr>
+              <w:spacing w:after="60" w:line="240" w:lineRule="auto"/>
+            </w:pPr>
+            <w:r>
+              <w:rPr>
+                <w:rFonts w:ascii="Calibri" w:hAnsi="Calibri" w:cs="Calibri"/>
+                <w:sz w:val="15"/>
+              </w:rPr>
+              <w:t>Investigación integración SII (opcional)</w:t>
+            </w:r>
+          </w:p>
+        </w:tc>
+        <w:tc>
+          <w:tcPr>
+            <w:tcW w:w="1150" w:type="dxa"/>
+          </w:tcPr>
+          <w:p>
+            <w:pPr>
+              <w:spacing w:after="60" w:line="240" w:lineRule="auto"/>
+            </w:pPr>
+            <w:r>
+              <w:rPr>
+                <w:rFonts w:ascii="Calibri" w:hAnsi="Calibri" w:cs="Calibri"/>
+                <w:sz w:val="15"/>
+              </w:rPr>
+              <w:t>Documentación del SII</w:t>
+            </w:r>
+          </w:p>
+        </w:tc>
+        <w:tc>
+          <w:tcPr>
+            <w:tcW w:w="820" w:type="dxa"/>
+          </w:tcPr>
+          <w:p>
+            <w:pPr>
+              <w:spacing w:after="60" w:line="240" w:lineRule="auto"/>
+            </w:pPr>
+            <w:r>
+              <w:rPr>
+                <w:rFonts w:ascii="Calibri" w:hAnsi="Calibri" w:cs="Calibri"/>
+                <w:sz w:val="15"/>
+              </w:rPr>
+              <w:t>4 sem. (S10–S13)</w:t>
+            </w:r>
+          </w:p>
+        </w:tc>
+        <w:tc>
+          <w:tcPr>
+            <w:tcW w:w="1000" w:type="dxa"/>
+          </w:tcPr>
+          <w:p>
+            <w:pPr>
+              <w:spacing w:after="60" w:line="240" w:lineRule="auto"/>
+            </w:pPr>
+            <w:r>
+              <w:rPr>
+                <w:rFonts w:ascii="Calibri" w:hAnsi="Calibri" w:cs="Calibri"/>
+                <w:sz w:val="15"/>
+              </w:rPr>
+              <w:t>Franco Núñez y Álvaro Barrera</w:t>
+            </w:r>
+          </w:p>
+        </w:tc>
+        <w:tc>
+          <w:tcPr>
+            <w:tcW w:w="1500" w:type="dxa"/>
+          </w:tcPr>
+          <w:p>
+            <w:pPr>
+              <w:spacing w:after="60" w:line="240" w:lineRule="auto"/>
+            </w:pPr>
+            <w:r>
+              <w:rPr>
+                <w:rFonts w:ascii="Calibri" w:hAnsi="Calibri" w:cs="Calibri"/>
+                <w:sz w:val="15"/>
+              </w:rPr>
+              <w:t>Fuera del alcance base.</w:t>
+            </w:r>
+          </w:p>
+        </w:tc>
+        <w:tc>
+          <w:tcPr>
+            <w:tcW w:w="900" w:type="dxa"/>
+          </w:tcPr>
+          <w:p>
+            <w:pPr>
+              <w:spacing w:after="60" w:line="240" w:lineRule="auto"/>
+            </w:pPr>
+            <w:r>
+              <w:rPr>
+                <w:rFonts w:ascii="Calibri" w:hAnsi="Calibri" w:cs="Calibri"/>
+                <w:sz w:val="15"/>
+              </w:rPr>
+              <w:t>No iniciado</w:t>
+            </w:r>
+          </w:p>
+        </w:tc>
+        <w:tc>
+          <w:tcPr>
+            <w:tcW w:w="2056" w:type="dxa"/>
+          </w:tcPr>
+          <w:p>
+            <w:pPr>
+              <w:spacing w:after="60" w:line="240" w:lineRule="auto"/>
+            </w:pPr>
+            <w:r>
+              <w:rPr>
+                <w:rFonts w:ascii="Calibri" w:hAnsi="Calibri" w:cs="Calibri"/>
+                <w:sz w:val="15"/>
+              </w:rPr>
+              <w:t>Trabajo futuro.</w:t>
+            </w:r>
+          </w:p>
+        </w:tc>
+      </w:tr>
+      <w:tr>
+        <w:tc>
+          <w:tcPr>
+            <w:tcW w:w="1250" w:type="dxa"/>
+          </w:tcPr>
+          <w:p>
+            <w:pPr>
+              <w:spacing w:after="60" w:line="240" w:lineRule="auto"/>
+            </w:pPr>
+            <w:r>
+              <w:rPr>
+                <w:rFonts w:ascii="Calibri" w:hAnsi="Calibri" w:cs="Calibri"/>
+                <w:sz w:val="15"/>
+              </w:rPr>
+              <w:t>Gestionar proyectos informáticos (2.2 Controla)</w:t>
+            </w:r>
+          </w:p>
+        </w:tc>
+        <w:tc>
+          <w:tcPr>
+            <w:tcW w:w="1100" w:type="dxa"/>
+          </w:tcPr>
+          <w:p>
+            <w:pPr>
+              <w:spacing w:after="60" w:line="240" w:lineRule="auto"/>
+            </w:pPr>
+            <w:r>
+              <w:rPr>
+                <w:rFonts w:ascii="Calibri" w:hAnsi="Calibri" w:cs="Calibri"/>
+                <w:sz w:val="15"/>
+              </w:rPr>
+              <w:t>Documentación final</w:t>
+            </w:r>
+          </w:p>
+        </w:tc>
+        <w:tc>
+          <w:tcPr>
+            <w:tcW w:w="1150" w:type="dxa"/>
+          </w:tcPr>
+          <w:p>
+            <w:pPr>
+              <w:spacing w:after="60" w:line="240" w:lineRule="auto"/>
+            </w:pPr>
+            <w:r>
+              <w:rPr>
+                <w:rFonts w:ascii="Calibri" w:hAnsi="Calibri" w:cs="Calibri"/>
+                <w:sz w:val="15"/>
+              </w:rPr>
+              <w:t>Word, diagramas</w:t>
+            </w:r>
+          </w:p>
+        </w:tc>
+        <w:tc>
+          <w:tcPr>
+            <w:tcW w:w="820" w:type="dxa"/>
+          </w:tcPr>
+          <w:p>
+            <w:pPr>
+              <w:spacing w:after="60" w:line="240" w:lineRule="auto"/>
+            </w:pPr>
+            <w:r>
+              <w:rPr>
+                <w:rFonts w:ascii="Calibri" w:hAnsi="Calibri" w:cs="Calibri"/>
+                <w:sz w:val="15"/>
+              </w:rPr>
+              <w:t>4 sem. (S13–S16)</w:t>
+            </w:r>
+          </w:p>
+        </w:tc>
+        <w:tc>
+          <w:tcPr>
+            <w:tcW w:w="1000" w:type="dxa"/>
+          </w:tcPr>
+          <w:p>
+            <w:pPr>
+              <w:spacing w:after="60" w:line="240" w:lineRule="auto"/>
+            </w:pPr>
+            <w:r>
+              <w:rPr>
+                <w:rFonts w:ascii="Calibri" w:hAnsi="Calibri" w:cs="Calibri"/>
+                <w:sz w:val="15"/>
+              </w:rPr>
+              <w:t>Franco Núñez y Álvaro Barrera</w:t>
+            </w:r>
+          </w:p>
+        </w:tc>
+        <w:tc>
+          <w:tcPr>
+            <w:tcW w:w="1500" w:type="dxa"/>
+          </w:tcPr>
+          <w:p>
+            <w:pPr>
+              <w:spacing w:after="60" w:line="240" w:lineRule="auto"/>
+            </w:pPr>
+            <w:r>
+              <w:rPr>
+                <w:rFonts w:ascii="Calibri" w:hAnsi="Calibri" w:cs="Calibri"/>
+                <w:sz w:val="15"/>
+              </w:rPr>
+              <w:t>Dificultad: la documentación quedaba atrás del código.</w:t>
+            </w:r>
+          </w:p>
+        </w:tc>
+        <w:tc>
+          <w:tcPr>
+            <w:tcW w:w="900" w:type="dxa"/>
+          </w:tcPr>
+          <w:p>
+            <w:pPr>
+              <w:spacing w:after="60" w:line="240" w:lineRule="auto"/>
+            </w:pPr>
+            <w:r>
+              <w:rPr>
+                <w:rFonts w:ascii="Calibri" w:hAnsi="Calibri" w:cs="Calibri"/>
+                <w:sz w:val="15"/>
+              </w:rPr>
+              <w:t>En curso</w:t>
+            </w:r>
+          </w:p>
+        </w:tc>
+        <w:tc>
+          <w:tcPr>
+            <w:tcW w:w="2056" w:type="dxa"/>
+          </w:tcPr>
+          <w:p>
+            <w:pPr>
+              <w:spacing w:after="60" w:line="240" w:lineRule="auto"/>
+            </w:pPr>
+            <w:r>
+              <w:rPr>
+                <w:rFonts w:ascii="Calibri" w:hAnsi="Calibri" w:cs="Calibri"/>
+                <w:sz w:val="15"/>
+              </w:rPr>
+              <w:t>Recordatorio semanal de actualización; evidencias ágiles al 9-oct y guía de uso.</w:t>
+            </w:r>
+          </w:p>
+        </w:tc>
+      </w:tr>
+      <w:tr>
+        <w:tc>
+          <w:tcPr>
+            <w:tcW w:w="1250" w:type="dxa"/>
+          </w:tcPr>
+          <w:p>
+            <w:pPr>
+              <w:spacing w:after="60" w:line="240" w:lineRule="auto"/>
+            </w:pPr>
+            <w:r>
+              <w:rPr>
+                <w:rFonts w:ascii="Calibri" w:hAnsi="Calibri" w:cs="Calibri"/>
+                <w:sz w:val="15"/>
+              </w:rPr>
+              <w:t>Realizar pruebas de certificación (1.3) / Gestionar proyectos informáticos (2.2)</w:t>
+            </w:r>
+          </w:p>
+        </w:tc>
+        <w:tc>
+          <w:tcPr>
+            <w:tcW w:w="1100" w:type="dxa"/>
+          </w:tcPr>
+          <w:p>
+            <w:pPr>
+              <w:spacing w:after="60" w:line="240" w:lineRule="auto"/>
+            </w:pPr>
+            <w:r>
+              <w:rPr>
+                <w:rFonts w:ascii="Calibri" w:hAnsi="Calibri" w:cs="Calibri"/>
+                <w:sz w:val="15"/>
+              </w:rPr>
+              <w:t>Correcciones por retroalimentación docente</w:t>
+            </w:r>
+          </w:p>
+        </w:tc>
+        <w:tc>
+          <w:tcPr>
+            <w:tcW w:w="1150" w:type="dxa"/>
+          </w:tcPr>
+          <w:p>
+            <w:pPr>
+              <w:spacing w:after="60" w:line="240" w:lineRule="auto"/>
+            </w:pPr>
+            <w:r>
+              <w:rPr>
+                <w:rFonts w:ascii="Calibri" w:hAnsi="Calibri" w:cs="Calibri"/>
+                <w:sz w:val="15"/>
+              </w:rPr>
+              <w:t>Retroalimentación docente</w:t>
+            </w:r>
+          </w:p>
+        </w:tc>
+        <w:tc>
+          <w:tcPr>
+            <w:tcW w:w="820" w:type="dxa"/>
+          </w:tcPr>
+          <w:p>
+            <w:pPr>
+              <w:spacing w:after="60" w:line="240" w:lineRule="auto"/>
+            </w:pPr>
+            <w:r>
+              <w:rPr>
+                <w:rFonts w:ascii="Calibri" w:hAnsi="Calibri" w:cs="Calibri"/>
+                <w:sz w:val="15"/>
+              </w:rPr>
+              <w:t>2 sem. (S15–S16)</w:t>
+            </w:r>
+          </w:p>
+        </w:tc>
+        <w:tc>
+          <w:tcPr>
+            <w:tcW w:w="1000" w:type="dxa"/>
+          </w:tcPr>
+          <w:p>
+            <w:pPr>
+              <w:spacing w:after="60" w:line="240" w:lineRule="auto"/>
+            </w:pPr>
+            <w:r>
+              <w:rPr>
+                <w:rFonts w:ascii="Calibri" w:hAnsi="Calibri" w:cs="Calibri"/>
+                <w:sz w:val="15"/>
+              </w:rPr>
+              <w:t>Franco Núñez y Álvaro Barrera</w:t>
+            </w:r>
+          </w:p>
+        </w:tc>
+        <w:tc>
+          <w:tcPr>
+            <w:tcW w:w="1500" w:type="dxa"/>
+          </w:tcPr>
+          <w:p>
+            <w:pPr>
+              <w:spacing w:after="60" w:line="240" w:lineRule="auto"/>
+            </w:pPr>
+            <w:r>
+              <w:rPr>
+                <w:rFonts w:ascii="Calibri" w:hAnsi="Calibri" w:cs="Calibri"/>
+                <w:sz w:val="15"/>
+              </w:rPr>
+              <w:t>—</w:t>
+            </w:r>
+          </w:p>
+        </w:tc>
+        <w:tc>
+          <w:tcPr>
+            <w:tcW w:w="900" w:type="dxa"/>
+          </w:tcPr>
+          <w:p>
+            <w:pPr>
+              <w:spacing w:after="60" w:line="240" w:lineRule="auto"/>
+            </w:pPr>
+            <w:r>
+              <w:rPr>
+                <w:rFonts w:ascii="Calibri" w:hAnsi="Calibri" w:cs="Calibri"/>
+                <w:sz w:val="15"/>
+              </w:rPr>
+              <w:t>No iniciado</w:t>
+            </w:r>
+          </w:p>
+        </w:tc>
+        <w:tc>
+          <w:tcPr>
+            <w:tcW w:w="2056" w:type="dxa"/>
+          </w:tcPr>
+          <w:p>
+            <w:pPr>
+              <w:spacing w:after="60" w:line="240" w:lineRule="auto"/>
+            </w:pPr>
+            <w:r>
+              <w:rPr>
+                <w:rFonts w:ascii="Calibri" w:hAnsi="Calibri" w:cs="Calibri"/>
+                <w:sz w:val="15"/>
+              </w:rPr>
+              <w:t>—</w:t>
+            </w:r>
+          </w:p>
+        </w:tc>
+      </w:tr>
+      <w:tr>
+        <w:tc>
+          <w:tcPr>
+            <w:tcW w:w="1250" w:type="dxa"/>
+          </w:tcPr>
+          <w:p>
+            <w:pPr>
+              <w:spacing w:after="60" w:line="240" w:lineRule="auto"/>
+            </w:pPr>
+            <w:r>
+              <w:rPr>
+                <w:rFonts w:ascii="Calibri" w:hAnsi="Calibri" w:cs="Calibri"/>
+                <w:sz w:val="15"/>
+              </w:rPr>
+              <w:t>Gestionar proyectos informáticos (2.2 Controla)</w:t>
+            </w:r>
+          </w:p>
+        </w:tc>
+        <w:tc>
+          <w:tcPr>
+            <w:tcW w:w="1100" w:type="dxa"/>
+          </w:tcPr>
+          <w:p>
+            <w:pPr>
+              <w:spacing w:after="60" w:line="240" w:lineRule="auto"/>
+            </w:pPr>
+            <w:r>
+              <w:rPr>
+                <w:rFonts w:ascii="Calibri" w:hAnsi="Calibri" w:cs="Calibri"/>
+                <w:sz w:val="15"/>
+              </w:rPr>
+              <w:t>Preparación de la defensa</w:t>
+            </w:r>
+          </w:p>
+        </w:tc>
+        <w:tc>
+          <w:tcPr>
+            <w:tcW w:w="1150" w:type="dxa"/>
+          </w:tcPr>
+          <w:p>
+            <w:pPr>
+              <w:spacing w:after="60" w:line="240" w:lineRule="auto"/>
+            </w:pPr>
+            <w:r>
+              <w:rPr>
+                <w:rFonts w:ascii="Calibri" w:hAnsi="Calibri" w:cs="Calibri"/>
+                <w:sz w:val="15"/>
+              </w:rPr>
+              <w:t>PowerPoint, TV Box, periféricos</w:t>
+            </w:r>
+          </w:p>
+        </w:tc>
+        <w:tc>
+          <w:tcPr>
+            <w:tcW w:w="820" w:type="dxa"/>
+          </w:tcPr>
+          <w:p>
+            <w:pPr>
+              <w:spacing w:after="60" w:line="240" w:lineRule="auto"/>
+            </w:pPr>
+            <w:r>
+              <w:rPr>
+                <w:rFonts w:ascii="Calibri" w:hAnsi="Calibri" w:cs="Calibri"/>
+                <w:sz w:val="15"/>
+              </w:rPr>
+              <w:t>3 sem. (S16–S18)</w:t>
+            </w:r>
+          </w:p>
+        </w:tc>
+        <w:tc>
+          <w:tcPr>
+            <w:tcW w:w="1000" w:type="dxa"/>
+          </w:tcPr>
+          <w:p>
+            <w:pPr>
+              <w:spacing w:after="60" w:line="240" w:lineRule="auto"/>
+            </w:pPr>
+            <w:r>
+              <w:rPr>
+                <w:rFonts w:ascii="Calibri" w:hAnsi="Calibri" w:cs="Calibri"/>
+                <w:sz w:val="15"/>
+              </w:rPr>
+              <w:t>Franco Núñez y Álvaro Barrera</w:t>
+            </w:r>
+          </w:p>
+        </w:tc>
+        <w:tc>
+          <w:tcPr>
+            <w:tcW w:w="1500" w:type="dxa"/>
+          </w:tcPr>
+          <w:p>
+            <w:pPr>
+              <w:spacing w:after="60" w:line="240" w:lineRule="auto"/>
+            </w:pPr>
+            <w:r>
+              <w:rPr>
+                <w:rFonts w:ascii="Calibri" w:hAnsi="Calibri" w:cs="Calibri"/>
+                <w:sz w:val="15"/>
+              </w:rPr>
+              <w:t>Una sola unidad de TV Box (I-11).</w:t>
+            </w:r>
+          </w:p>
+        </w:tc>
+        <w:tc>
+          <w:tcPr>
+            <w:tcW w:w="900" w:type="dxa"/>
+          </w:tcPr>
+          <w:p>
+            <w:pPr>
+              <w:spacing w:after="60" w:line="240" w:lineRule="auto"/>
+            </w:pPr>
+            <w:r>
+              <w:rPr>
+                <w:rFonts w:ascii="Calibri" w:hAnsi="Calibri" w:cs="Calibri"/>
+                <w:sz w:val="15"/>
+              </w:rPr>
+              <w:t>No iniciado</w:t>
+            </w:r>
+          </w:p>
+        </w:tc>
+        <w:tc>
+          <w:tcPr>
+            <w:tcW w:w="2056" w:type="dxa"/>
+          </w:tcPr>
+          <w:p>
+            <w:pPr>
+              <w:spacing w:after="60" w:line="240" w:lineRule="auto"/>
+            </w:pPr>
+            <w:r>
+              <w:rPr>
+                <w:rFonts w:ascii="Calibri" w:hAnsi="Calibri" w:cs="Calibri"/>
+                <w:sz w:val="15"/>
+              </w:rPr>
+              <w:t>Plan B: segunda unidad o caja en un notebook en modo kiosco.</w:t>
+            </w:r>
+          </w:p>
+        </w:tc>
+      </w:tr>
+      <w:tr>
+        <w:tc>
+          <w:tcPr>
+            <w:tcW w:w="1250" w:type="dxa"/>
+          </w:tcPr>
+          <w:p>
+            <w:pPr>
+              <w:spacing w:after="60" w:line="240" w:lineRule="auto"/>
+            </w:pPr>
+            <w:r>
+              <w:rPr>
+                <w:rFonts w:ascii="Calibri" w:hAnsi="Calibri" w:cs="Calibri"/>
+                <w:sz w:val="15"/>
+              </w:rPr>
+              <w:t>Gestionar proyectos informáticos (2.2 Controla)</w:t>
+            </w:r>
+          </w:p>
+        </w:tc>
+        <w:tc>
+          <w:tcPr>
+            <w:tcW w:w="1100" w:type="dxa"/>
+          </w:tcPr>
+          <w:p>
+            <w:pPr>
+              <w:spacing w:after="60" w:line="240" w:lineRule="auto"/>
+            </w:pPr>
+            <w:r>
+              <w:rPr>
+                <w:rFonts w:ascii="Calibri" w:hAnsi="Calibri" w:cs="Calibri"/>
+                <w:sz w:val="15"/>
+              </w:rPr>
+              <w:t>Defensa y entrega final</w:t>
+            </w:r>
+          </w:p>
+        </w:tc>
+        <w:tc>
+          <w:tcPr>
+            <w:tcW w:w="1150" w:type="dxa"/>
+          </w:tcPr>
+          <w:p>
+            <w:pPr>
+              <w:spacing w:after="60" w:line="240" w:lineRule="auto"/>
+            </w:pPr>
+            <w:r>
+              <w:rPr>
+                <w:rFonts w:ascii="Calibri" w:hAnsi="Calibri" w:cs="Calibri"/>
+                <w:sz w:val="15"/>
+              </w:rPr>
+              <w:t>Todos los entregables</w:t>
+            </w:r>
+          </w:p>
+        </w:tc>
+        <w:tc>
+          <w:tcPr>
+            <w:tcW w:w="820" w:type="dxa"/>
+          </w:tcPr>
+          <w:p>
+            <w:pPr>
+              <w:spacing w:after="60" w:line="240" w:lineRule="auto"/>
+            </w:pPr>
+            <w:r>
+              <w:rPr>
+                <w:rFonts w:ascii="Calibri" w:hAnsi="Calibri" w:cs="Calibri"/>
+                <w:sz w:val="15"/>
+              </w:rPr>
+              <w:t>Semana 18</w:t>
+            </w:r>
+          </w:p>
+        </w:tc>
+        <w:tc>
+          <w:tcPr>
+            <w:tcW w:w="1000" w:type="dxa"/>
+          </w:tcPr>
+          <w:p>
+            <w:pPr>
+              <w:spacing w:after="60" w:line="240" w:lineRule="auto"/>
+            </w:pPr>
+            <w:r>
+              <w:rPr>
+                <w:rFonts w:ascii="Calibri" w:hAnsi="Calibri" w:cs="Calibri"/>
+                <w:sz w:val="15"/>
+              </w:rPr>
+              <w:t>Franco Núñez y Álvaro Barrera</w:t>
+            </w:r>
+          </w:p>
+        </w:tc>
+        <w:tc>
+          <w:tcPr>
+            <w:tcW w:w="1500" w:type="dxa"/>
+          </w:tcPr>
+          <w:p>
+            <w:pPr>
+              <w:spacing w:after="60" w:line="240" w:lineRule="auto"/>
+            </w:pPr>
+            <w:r>
+              <w:rPr>
+                <w:rFonts w:ascii="Calibri" w:hAnsi="Calibri" w:cs="Calibri"/>
+                <w:sz w:val="15"/>
+              </w:rPr>
+              <w:t>—</w:t>
+            </w:r>
+          </w:p>
+        </w:tc>
+        <w:tc>
+          <w:tcPr>
+            <w:tcW w:w="900" w:type="dxa"/>
+          </w:tcPr>
+          <w:p>
+            <w:pPr>
+              <w:spacing w:after="60" w:line="240" w:lineRule="auto"/>
+            </w:pPr>
+            <w:r>
+              <w:rPr>
+                <w:rFonts w:ascii="Calibri" w:hAnsi="Calibri" w:cs="Calibri"/>
+                <w:sz w:val="15"/>
+              </w:rPr>
+              <w:t>No iniciado</w:t>
+            </w:r>
+          </w:p>
+        </w:tc>
+        <w:tc>
+          <w:tcPr>
+            <w:tcW w:w="2056" w:type="dxa"/>
+          </w:tcPr>
+          <w:p>
+            <w:pPr>
+              <w:spacing w:after="60" w:line="240" w:lineRule="auto"/>
+            </w:pPr>
+            <w:r>
+              <w:rPr>
+                <w:rFonts w:ascii="Calibri" w:hAnsi="Calibri" w:cs="Calibri"/>
+                <w:sz w:val="15"/>
+              </w:rPr>
+              <w:t>Hito.</w:t>
             </w:r>
           </w:p>
         </w:tc>
@@ -2320,7 +7050,7 @@
     </w:p>
     <w:tbl>
       <w:tblPr>
-        <w:tblStyle w:val="Tablaconcuadrcula"/>
+        <w:tblStyle w:val="TableGrid"/>
         <w:tblW w:w="9498" w:type="dxa"/>
         <w:tblInd w:w="-572" w:type="dxa"/>
         <w:tblBorders>
@@ -2396,7 +7126,7 @@
           </w:tcPr>
           <w:p>
             <w:pPr>
-              <w:pStyle w:val="Piedepgina"/>
+              <w:pStyle w:val="Footer"/>
               <w:jc w:val="both"/>
               <w:rPr>
                 <w:rFonts w:ascii="Calibri" w:hAnsi="Calibri"/>
@@ -2476,8 +7206,7 @@
     </w:p>
     <w:tbl>
       <w:tblPr>
-        <w:tblStyle w:val="Tablaconcuadrcula"/>
-        <w:tblpPr w:leftFromText="180" w:rightFromText="180" w:vertAnchor="text" w:horzAnchor="margin" w:tblpX="-572" w:tblpY="1"/>
+        <w:tblStyle w:val="TableGrid"/>
         <w:tblW w:w="5590" w:type="pct"/>
         <w:tblBorders>
           <w:top w:val="single" w:sz="4" w:space="0" w:color="BFBFBF" w:themeColor="background1" w:themeShade="BF"/>
@@ -2493,9 +7222,6 @@
         <w:gridCol w:w="9496"/>
       </w:tblGrid>
       <w:tr>
-        <w:trPr>
-          <w:trHeight w:val="1936"/>
-        </w:trPr>
         <w:tc>
           <w:tcPr>
             <w:tcW w:w="5000" w:type="pct"/>
@@ -2503,197 +7229,320 @@
           </w:tcPr>
           <w:p>
             <w:pPr>
+              <w:spacing w:after="60" w:line="240" w:lineRule="auto"/>
               <w:jc w:val="both"/>
-              <w:rPr>
-                <w:rFonts w:ascii="Calibri" w:hAnsi="Calibri" w:cs="Arial"/>
-                <w:i/>
-                <w:iCs/>
-                <w:color w:val="548DD4"/>
-                <w:sz w:val="20"/>
-                <w:szCs w:val="20"/>
-                <w:lang w:eastAsia="es-CL"/>
-              </w:rPr>
-            </w:pPr>
-            <w:r>
-              <w:rPr>
-                <w:rFonts w:ascii="Calibri" w:hAnsi="Calibri"/>
-                <w:color w:val="1F3864" w:themeColor="accent1" w:themeShade="80"/>
-              </w:rPr>
-              <w:t>Factores que han f</w:t>
-            </w:r>
-            <w:r>
-              <w:rPr>
-                <w:rFonts w:ascii="Calibri" w:hAnsi="Calibri"/>
-                <w:color w:val="1F3864" w:themeColor="accent1" w:themeShade="80"/>
-              </w:rPr>
-              <w:t>acilita</w:t>
-            </w:r>
-            <w:r>
-              <w:rPr>
-                <w:rFonts w:ascii="Calibri" w:hAnsi="Calibri"/>
-                <w:color w:val="1F3864" w:themeColor="accent1" w:themeShade="80"/>
-              </w:rPr>
-              <w:t>do y/o</w:t>
-            </w:r>
-            <w:r>
-              <w:rPr>
-                <w:rFonts w:ascii="Calibri" w:hAnsi="Calibri"/>
-                <w:color w:val="1F3864" w:themeColor="accent1" w:themeShade="80"/>
-              </w:rPr>
-              <w:t xml:space="preserve"> </w:t>
-            </w:r>
-            <w:r>
-              <w:rPr>
-                <w:rFonts w:ascii="Calibri" w:hAnsi="Calibri"/>
-                <w:color w:val="1F3864" w:themeColor="accent1" w:themeShade="80"/>
-              </w:rPr>
-              <w:t>dificultado el desarrollo de mi plan de trabajo</w:t>
-            </w:r>
-            <w:r>
-              <w:rPr>
-                <w:rFonts w:ascii="Calibri" w:hAnsi="Calibri" w:cs="Arial"/>
-                <w:color w:val="548DD4"/>
-                <w:sz w:val="20"/>
-                <w:szCs w:val="20"/>
-                <w:lang w:eastAsia="es-CL"/>
-              </w:rPr>
-              <w:t xml:space="preserve">: </w:t>
-            </w:r>
-            <w:r>
-              <w:rPr>
-                <w:rFonts w:ascii="Calibri" w:hAnsi="Calibri" w:cs="Arial"/>
-                <w:i/>
-                <w:iCs/>
-                <w:color w:val="548DD4"/>
-                <w:sz w:val="20"/>
-                <w:szCs w:val="20"/>
-                <w:lang w:eastAsia="es-CL"/>
-              </w:rPr>
-              <w:t>Describe los factores que han facilitado y</w:t>
-            </w:r>
-            <w:r>
-              <w:rPr>
-                <w:rFonts w:ascii="Calibri" w:hAnsi="Calibri" w:cs="Arial"/>
-                <w:i/>
-                <w:iCs/>
-                <w:color w:val="548DD4"/>
-                <w:sz w:val="20"/>
-                <w:szCs w:val="20"/>
-                <w:lang w:eastAsia="es-CL"/>
-              </w:rPr>
-              <w:t>/o</w:t>
-            </w:r>
-            <w:r>
-              <w:rPr>
-                <w:rFonts w:ascii="Calibri" w:hAnsi="Calibri" w:cs="Arial"/>
-                <w:i/>
-                <w:iCs/>
-                <w:color w:val="548DD4"/>
-                <w:sz w:val="20"/>
-                <w:szCs w:val="20"/>
-                <w:lang w:eastAsia="es-CL"/>
-              </w:rPr>
-              <w:t xml:space="preserve"> dificultado el desarrollo de tu Proyecto APT hasta ahora. En el caso de las dificultades</w:t>
-            </w:r>
-            <w:r>
-              <w:rPr>
-                <w:rFonts w:ascii="Calibri" w:hAnsi="Calibri" w:cs="Arial"/>
-                <w:i/>
-                <w:iCs/>
-                <w:color w:val="548DD4"/>
-                <w:sz w:val="20"/>
-                <w:szCs w:val="20"/>
-                <w:lang w:eastAsia="es-CL"/>
-              </w:rPr>
-              <w:t xml:space="preserve"> debes describir</w:t>
-            </w:r>
-            <w:r>
-              <w:rPr>
-                <w:rFonts w:ascii="Calibri" w:hAnsi="Calibri" w:cs="Arial"/>
-                <w:i/>
-                <w:iCs/>
-                <w:color w:val="548DD4"/>
-                <w:sz w:val="20"/>
-                <w:szCs w:val="20"/>
-                <w:lang w:eastAsia="es-CL"/>
-              </w:rPr>
-              <w:t xml:space="preserve"> qué acciones tomaste y/o tomarás para </w:t>
-            </w:r>
-            <w:r>
-              <w:rPr>
-                <w:rFonts w:ascii="Calibri" w:hAnsi="Calibri" w:cs="Arial"/>
-                <w:i/>
-                <w:iCs/>
-                <w:color w:val="548DD4"/>
-                <w:sz w:val="20"/>
-                <w:szCs w:val="20"/>
-                <w:lang w:eastAsia="es-CL"/>
-              </w:rPr>
-              <w:t xml:space="preserve">solucionarlas. </w:t>
-            </w:r>
-            <w:r>
-              <w:rPr>
-                <w:rFonts w:ascii="Calibri" w:hAnsi="Calibri"/>
+            </w:pPr>
+            <w:r>
+              <w:rPr>
+                <w:rFonts w:ascii="Calibri" w:hAnsi="Calibri" w:cs="Calibri"/>
                 <w:b/>
-                <w:color w:val="1F3864" w:themeColor="accent1" w:themeShade="80"/>
-              </w:rPr>
-              <w:t xml:space="preserve"> </w:t>
-            </w:r>
-          </w:p>
-          <w:p>
-            <w:pPr>
-              <w:rPr>
-                <w:rFonts w:ascii="Calibri" w:hAnsi="Calibri"/>
-                <w:color w:val="1F3864" w:themeColor="accent1" w:themeShade="80"/>
-              </w:rPr>
-            </w:pPr>
-          </w:p>
-          <w:p>
-            <w:pPr>
-              <w:rPr>
-                <w:rFonts w:ascii="Calibri" w:hAnsi="Calibri"/>
-                <w:color w:val="1F3864" w:themeColor="accent1" w:themeShade="80"/>
-              </w:rPr>
-            </w:pPr>
-          </w:p>
-          <w:p>
-            <w:pPr>
+                <w:sz w:val="20"/>
+              </w:rPr>
+              <w:lastRenderedPageBreak/>
+              <w:t>Factores que han facilitado y/o dificultado el desarrollo de mi plan de trabajo:</w:t>
+            </w:r>
+          </w:p>
+          <w:p>
+            <w:pPr>
+              <w:spacing w:before="80" w:after="60" w:line="240" w:lineRule="auto"/>
               <w:jc w:val="both"/>
-              <w:rPr>
-                <w:rFonts w:ascii="Calibri" w:hAnsi="Calibri" w:cs="Arial"/>
-                <w:i/>
-                <w:color w:val="548DD4"/>
-                <w:sz w:val="20"/>
-                <w:szCs w:val="20"/>
-                <w:lang w:eastAsia="es-CL"/>
-              </w:rPr>
-            </w:pPr>
-          </w:p>
-          <w:p>
-            <w:pPr>
+            </w:pPr>
+            <w:r>
+              <w:rPr>
+                <w:rFonts w:ascii="Calibri" w:hAnsi="Calibri" w:cs="Calibri"/>
+                <w:b/>
+                <w:sz w:val="20"/>
+              </w:rPr>
+              <w:t>Facilitadores</w:t>
+            </w:r>
+          </w:p>
+          <w:p>
+            <w:pPr>
+              <w:spacing w:after="20" w:line="240" w:lineRule="auto"/>
+              <w:ind w:left="200" w:hanging="160"/>
+            </w:pPr>
+            <w:r>
+              <w:rPr>
+                <w:rFonts w:ascii="Calibri" w:hAnsi="Calibri" w:cs="Calibri"/>
+                <w:sz w:val="20"/>
+              </w:rPr>
+              <w:t>• División del trabajo por dominios (Franco: productos, inventario y predicción; Álvaro: usuarios, caja, pagos y plataforma), que permitió avanzar en paralelo sin conflictos en el código.</w:t>
+            </w:r>
+          </w:p>
+          <w:p>
+            <w:pPr>
+              <w:spacing w:after="20" w:line="240" w:lineRule="auto"/>
+              <w:ind w:left="200" w:hanging="160"/>
+            </w:pPr>
+            <w:r>
+              <w:rPr>
+                <w:rFonts w:ascii="Calibri" w:hAnsi="Calibri" w:cs="Calibri"/>
+                <w:sz w:val="20"/>
+              </w:rPr>
+              <w:t>• Un mismo stack en la caja y en la nube (NestJS sobre Fastify, TypeScript y SQLite) y un diseño de datos hecho antes de programar.</w:t>
+            </w:r>
+          </w:p>
+          <w:p>
+            <w:pPr>
+              <w:spacing w:after="20" w:line="240" w:lineRule="auto"/>
+              <w:ind w:left="200" w:hanging="160"/>
+            </w:pPr>
+            <w:r>
+              <w:rPr>
+                <w:rFonts w:ascii="Calibri" w:hAnsi="Calibri" w:cs="Calibri"/>
+                <w:sz w:val="20"/>
+              </w:rPr>
+              <w:t>• La auditoría del 23 de septiembre, que convirtió las diferencias entre documentos y código en una lista priorizada de trabajo.</w:t>
+            </w:r>
+          </w:p>
+          <w:p>
+            <w:pPr>
+              <w:spacing w:after="20" w:line="240" w:lineRule="auto"/>
+              <w:ind w:left="200" w:hanging="160"/>
+            </w:pPr>
+            <w:r>
+              <w:rPr>
+                <w:rFonts w:ascii="Calibri" w:hAnsi="Calibri" w:cs="Calibri"/>
+                <w:sz w:val="20"/>
+              </w:rPr>
+              <w:t>• El kardex y el simulador de ventas, que entregaron datos para la predicción sin depender del TV Box; por eso la predicción, la lista de compra y la rotación se adelantaron a la Fase 2.</w:t>
+            </w:r>
+          </w:p>
+          <w:p>
+            <w:pPr>
+              <w:spacing w:after="20" w:line="240" w:lineRule="auto"/>
+              <w:ind w:left="200" w:hanging="160"/>
+            </w:pPr>
+            <w:r>
+              <w:rPr>
+                <w:rFonts w:ascii="Calibri" w:hAnsi="Calibri" w:cs="Calibri"/>
+                <w:sz w:val="20"/>
+              </w:rPr>
+              <w:t>• Git con ramas por integrante y respaldos, y un servidor propio (Primigenio) que evitó costos de hosting.</w:t>
+            </w:r>
+          </w:p>
+          <w:p>
+            <w:pPr>
+              <w:spacing w:after="20" w:line="240" w:lineRule="auto"/>
+              <w:ind w:left="200" w:hanging="160"/>
+            </w:pPr>
+            <w:r>
+              <w:rPr>
+                <w:rFonts w:ascii="Calibri" w:hAnsi="Calibri" w:cs="Calibri"/>
+                <w:sz w:val="20"/>
+              </w:rPr>
+              <w:t>• Asistentes de IA para revisar código, encontrar errores e investigar buenas prácticas, siempre con verificación mediante pruebas.</w:t>
+            </w:r>
+          </w:p>
+          <w:p>
+            <w:pPr>
+              <w:spacing w:before="80" w:after="60" w:line="240" w:lineRule="auto"/>
               <w:jc w:val="both"/>
-              <w:rPr>
-                <w:rFonts w:ascii="Calibri" w:hAnsi="Calibri" w:cs="Arial"/>
-                <w:i/>
-                <w:color w:val="548DD4"/>
-                <w:sz w:val="20"/>
-                <w:szCs w:val="20"/>
-                <w:lang w:eastAsia="es-CL"/>
-              </w:rPr>
-            </w:pPr>
-          </w:p>
-          <w:p>
-            <w:pPr>
-              <w:jc w:val="both"/>
-              <w:rPr>
-                <w:rFonts w:ascii="Calibri" w:hAnsi="Calibri" w:cs="Arial"/>
-                <w:i/>
-                <w:color w:val="548DD4"/>
-                <w:sz w:val="20"/>
-                <w:szCs w:val="20"/>
-                <w:lang w:eastAsia="es-CL"/>
-              </w:rPr>
-            </w:pPr>
+            </w:pPr>
+            <w:r>
+              <w:rPr>
+                <w:rFonts w:ascii="Calibri" w:hAnsi="Calibri" w:cs="Calibri"/>
+                <w:b/>
+                <w:sz w:val="20"/>
+              </w:rPr>
+              <w:t>Dificultades y acciones</w:t>
+            </w:r>
+          </w:p>
+          <w:p>
+            <w:pPr>
+              <w:spacing w:after="20" w:line="240" w:lineRule="auto"/>
+              <w:ind w:left="200" w:hanging="160"/>
+            </w:pPr>
+            <w:r>
+              <w:rPr>
+                <w:rFonts w:ascii="Calibri" w:hAnsi="Calibri" w:cs="Calibri"/>
+                <w:sz w:val="20"/>
+              </w:rPr>
+              <w:t xml:space="preserve">• </w:t>
+            </w:r>
+            <w:r>
+              <w:rPr>
+                <w:rFonts w:ascii="Calibri" w:hAnsi="Calibri" w:cs="Calibri"/>
+                <w:b/>
+                <w:sz w:val="20"/>
+              </w:rPr>
+              <w:t>Servicios externos:</w:t>
+            </w:r>
+            <w:r>
+              <w:rPr>
+                <w:rFonts w:ascii="Calibri" w:hAnsi="Calibri" w:cs="Calibri"/>
+                <w:sz w:val="20"/>
+              </w:rPr>
+              <w:t xml:space="preserve"> desde el equipo de trabajo no hay salida a flow.cl y Flow no avisa los cobros fallidos. Acción: probar Flow desde Primigenio, pago simulado como plan B de la demo y revisión diaria del estado de la suscripción.</w:t>
+            </w:r>
+          </w:p>
+          <w:p>
+            <w:pPr>
+              <w:spacing w:after="20" w:line="240" w:lineRule="auto"/>
+              <w:ind w:left="200" w:hanging="160"/>
+            </w:pPr>
+            <w:r>
+              <w:rPr>
+                <w:rFonts w:ascii="Calibri" w:hAnsi="Calibri" w:cs="Calibri"/>
+                <w:sz w:val="20"/>
+              </w:rPr>
+              <w:t xml:space="preserve">• </w:t>
+            </w:r>
+            <w:r>
+              <w:rPr>
+                <w:rFonts w:ascii="Calibri" w:hAnsi="Calibri" w:cs="Calibri"/>
+                <w:b/>
+                <w:sz w:val="20"/>
+              </w:rPr>
+              <w:t>Infraestructura:</w:t>
+            </w:r>
+            <w:r>
+              <w:rPr>
+                <w:rFonts w:ascii="Calibri" w:hAnsi="Calibri" w:cs="Calibri"/>
+                <w:sz w:val="20"/>
+              </w:rPr>
+              <w:t xml:space="preserve"> pérdida de acceso al servidor, conflicto entre systemd y pm2 por el puerto 4000 y ZeroTier sin DNS. Acción: recuperación por GRUB con acceso SSH por llave, solo pm2 y dominio en DuckDNS.</w:t>
+            </w:r>
+          </w:p>
+          <w:p>
+            <w:pPr>
+              <w:spacing w:after="20" w:line="240" w:lineRule="auto"/>
+              <w:ind w:left="200" w:hanging="160"/>
+            </w:pPr>
+            <w:r>
+              <w:rPr>
+                <w:rFonts w:ascii="Calibri" w:hAnsi="Calibri" w:cs="Calibri"/>
+                <w:sz w:val="20"/>
+              </w:rPr>
+              <w:t xml:space="preserve">• </w:t>
+            </w:r>
+            <w:r>
+              <w:rPr>
+                <w:rFonts w:ascii="Calibri" w:hAnsi="Calibri" w:cs="Calibri"/>
+                <w:b/>
+                <w:sz w:val="20"/>
+              </w:rPr>
+              <w:t>Documentación desalineada con el código:</w:t>
+            </w:r>
+            <w:r>
+              <w:rPr>
+                <w:rFonts w:ascii="Calibri" w:hAnsi="Calibri" w:cs="Calibri"/>
+                <w:sz w:val="20"/>
+              </w:rPr>
+              <w:t xml:space="preserve"> el desarrollo avanzó más rápido que los documentos. Acción: una regla común de redacción y un recordatorio semanal para actualizar la documentación.</w:t>
+            </w:r>
+          </w:p>
+          <w:p>
+            <w:pPr>
+              <w:spacing w:after="20" w:line="240" w:lineRule="auto"/>
+              <w:ind w:left="200" w:hanging="160"/>
+            </w:pPr>
+            <w:r>
+              <w:rPr>
+                <w:rFonts w:ascii="Calibri" w:hAnsi="Calibri" w:cs="Calibri"/>
+                <w:sz w:val="20"/>
+              </w:rPr>
+              <w:t xml:space="preserve">• </w:t>
+            </w:r>
+            <w:r>
+              <w:rPr>
+                <w:rFonts w:ascii="Calibri" w:hAnsi="Calibri" w:cs="Calibri"/>
+                <w:b/>
+                <w:sz w:val="20"/>
+              </w:rPr>
+              <w:t>Carga académica:</w:t>
+            </w:r>
+            <w:r>
+              <w:rPr>
+                <w:rFonts w:ascii="Calibri" w:hAnsi="Calibri" w:cs="Calibri"/>
+                <w:sz w:val="20"/>
+              </w:rPr>
+              <w:t xml:space="preserve"> la evaluación formativa y otras asignaturas cortaron el Sprint 4, que se cerró en bloque el último día. Acción: reservar capacidad para entregas académicas y cerrar las historias de a una.</w:t>
+            </w:r>
+          </w:p>
+          <w:p>
+            <w:pPr>
+              <w:spacing w:after="20" w:line="240" w:lineRule="auto"/>
+              <w:ind w:left="200" w:hanging="160"/>
+            </w:pPr>
+            <w:r>
+              <w:rPr>
+                <w:rFonts w:ascii="Calibri" w:hAnsi="Calibri" w:cs="Calibri"/>
+                <w:sz w:val="20"/>
+              </w:rPr>
+              <w:t xml:space="preserve">• </w:t>
+            </w:r>
+            <w:r>
+              <w:rPr>
+                <w:rFonts w:ascii="Calibri" w:hAnsi="Calibri" w:cs="Calibri"/>
+                <w:b/>
+                <w:sz w:val="20"/>
+              </w:rPr>
+              <w:t>Alcance creciente:</w:t>
+            </w:r>
+            <w:r>
+              <w:rPr>
+                <w:rFonts w:ascii="Calibri" w:hAnsi="Calibri" w:cs="Calibri"/>
+                <w:sz w:val="20"/>
+              </w:rPr>
+              <w:t xml:space="preserve"> 13 historias nuevas y hallazgos de seguridad. Acción: priorización MoSCoW; lo Could y parte de lo Should se mueve a los sprints finales o a trabajo futuro.</w:t>
+            </w:r>
+          </w:p>
+          <w:p>
+            <w:pPr>
+              <w:spacing w:after="20" w:line="240" w:lineRule="auto"/>
+              <w:ind w:left="200" w:hanging="160"/>
+            </w:pPr>
+            <w:r>
+              <w:rPr>
+                <w:rFonts w:ascii="Calibri" w:hAnsi="Calibri" w:cs="Calibri"/>
+                <w:sz w:val="20"/>
+              </w:rPr>
+              <w:t xml:space="preserve">• </w:t>
+            </w:r>
+            <w:r>
+              <w:rPr>
+                <w:rFonts w:ascii="Calibri" w:hAnsi="Calibri" w:cs="Calibri"/>
+                <w:b/>
+                <w:sz w:val="20"/>
+              </w:rPr>
+              <w:t>Hardware:</w:t>
+            </w:r>
+            <w:r>
+              <w:rPr>
+                <w:rFonts w:ascii="Calibri" w:hAnsi="Calibri" w:cs="Calibri"/>
+                <w:sz w:val="20"/>
+              </w:rPr>
+              <w:t xml:space="preserve"> una sola unidad de TV Box y WiFi sin driver. Acción: instalación por cable y plan B con la caja en un notebook en modo kiosco.</w:t>
+            </w:r>
+          </w:p>
+          <w:p>
+            <w:pPr>
+              <w:spacing w:after="20" w:line="240" w:lineRule="auto"/>
+              <w:ind w:left="200" w:hanging="160"/>
+            </w:pPr>
+            <w:r>
+              <w:rPr>
+                <w:rFonts w:ascii="Calibri" w:hAnsi="Calibri" w:cs="Calibri"/>
+                <w:sz w:val="20"/>
+              </w:rPr>
+              <w:t xml:space="preserve">• </w:t>
+            </w:r>
+            <w:r>
+              <w:rPr>
+                <w:rFonts w:ascii="Calibri" w:hAnsi="Calibri" w:cs="Calibri"/>
+                <w:b/>
+                <w:sz w:val="20"/>
+              </w:rPr>
+              <w:t>Comunicación:</w:t>
+            </w:r>
+            <w:r>
+              <w:rPr>
+                <w:rFonts w:ascii="Calibri" w:hAnsi="Calibri" w:cs="Calibri"/>
+                <w:sz w:val="20"/>
+              </w:rPr>
+              <w:t xml:space="preserve"> poco tiempo de trabajo conjunto. Acción: dailies lunes, miércoles y viernes y una reunión semanal para revisar el avance y repartir las tareas nuevas.</w:t>
+            </w:r>
           </w:p>
         </w:tc>
       </w:tr>
@@ -2711,8 +7560,7 @@
     </w:p>
     <w:tbl>
       <w:tblPr>
-        <w:tblStyle w:val="Tablaconcuadrcula"/>
-        <w:tblpPr w:leftFromText="180" w:rightFromText="180" w:vertAnchor="text" w:horzAnchor="margin" w:tblpX="-572" w:tblpY="107"/>
+        <w:tblStyle w:val="TableGrid"/>
         <w:tblW w:w="5588" w:type="pct"/>
         <w:tblBorders>
           <w:top w:val="single" w:sz="4" w:space="0" w:color="BFBFBF" w:themeColor="background1" w:themeShade="BF"/>
@@ -2728,9 +7576,6 @@
         <w:gridCol w:w="9493"/>
       </w:tblGrid>
       <w:tr>
-        <w:trPr>
-          <w:trHeight w:val="1936"/>
-        </w:trPr>
         <w:tc>
           <w:tcPr>
             <w:tcW w:w="5000" w:type="pct"/>
@@ -2738,228 +7583,241 @@
           </w:tcPr>
           <w:p>
             <w:pPr>
+              <w:spacing w:after="60" w:line="240" w:lineRule="auto"/>
               <w:jc w:val="both"/>
-              <w:rPr>
-                <w:rFonts w:ascii="Calibri" w:hAnsi="Calibri" w:cs="Arial"/>
-                <w:i/>
-                <w:color w:val="548DD4"/>
-                <w:sz w:val="20"/>
-                <w:szCs w:val="20"/>
-                <w:lang w:eastAsia="es-CL"/>
-              </w:rPr>
-            </w:pPr>
-            <w:r>
-              <w:rPr>
-                <w:rFonts w:ascii="Calibri" w:hAnsi="Calibri"/>
-                <w:color w:val="1F3864" w:themeColor="accent1" w:themeShade="80"/>
-              </w:rPr>
-              <w:lastRenderedPageBreak/>
-              <w:t xml:space="preserve">Actividades ajustadas o eliminadas: </w:t>
-            </w:r>
-            <w:r>
-              <w:rPr>
-                <w:rFonts w:ascii="Calibri" w:hAnsi="Calibri" w:cs="Arial"/>
-                <w:i/>
-                <w:color w:val="548DD4"/>
-                <w:sz w:val="20"/>
-                <w:szCs w:val="20"/>
-                <w:lang w:eastAsia="es-CL"/>
-              </w:rPr>
-              <w:t>Señalar los ajustes</w:t>
-            </w:r>
-            <w:r>
-              <w:rPr>
-                <w:rFonts w:ascii="Calibri" w:hAnsi="Calibri" w:cs="Arial"/>
-                <w:i/>
-                <w:color w:val="548DD4"/>
-                <w:sz w:val="20"/>
-                <w:szCs w:val="20"/>
-                <w:lang w:eastAsia="es-CL"/>
-              </w:rPr>
-              <w:t xml:space="preserve"> que realizaste a tu plan de trabajo o </w:t>
-            </w:r>
-            <w:r>
-              <w:rPr>
-                <w:rFonts w:ascii="Calibri" w:hAnsi="Calibri" w:cs="Arial"/>
-                <w:i/>
-                <w:color w:val="548DD4"/>
-                <w:sz w:val="20"/>
-                <w:szCs w:val="20"/>
-                <w:lang w:eastAsia="es-CL"/>
-              </w:rPr>
-              <w:t>actividades que</w:t>
-            </w:r>
-            <w:r>
-              <w:rPr>
-                <w:rFonts w:ascii="Calibri" w:hAnsi="Calibri" w:cs="Arial"/>
-                <w:i/>
-                <w:color w:val="548DD4"/>
-                <w:sz w:val="20"/>
-                <w:szCs w:val="20"/>
-                <w:lang w:eastAsia="es-CL"/>
-              </w:rPr>
-              <w:t xml:space="preserve"> eliminaste</w:t>
-            </w:r>
-            <w:r>
-              <w:rPr>
-                <w:rFonts w:ascii="Calibri" w:hAnsi="Calibri" w:cs="Arial"/>
-                <w:i/>
-                <w:color w:val="548DD4"/>
-                <w:sz w:val="20"/>
-                <w:szCs w:val="20"/>
-                <w:lang w:eastAsia="es-CL"/>
-              </w:rPr>
-              <w:t xml:space="preserve"> y</w:t>
-            </w:r>
-            <w:r>
-              <w:rPr>
-                <w:rFonts w:ascii="Calibri" w:hAnsi="Calibri" w:cs="Arial"/>
-                <w:i/>
-                <w:color w:val="548DD4"/>
-                <w:sz w:val="20"/>
-                <w:szCs w:val="20"/>
-                <w:lang w:eastAsia="es-CL"/>
-              </w:rPr>
-              <w:t>,</w:t>
-            </w:r>
-            <w:r>
-              <w:rPr>
-                <w:rFonts w:ascii="Calibri" w:hAnsi="Calibri" w:cs="Arial"/>
-                <w:i/>
-                <w:color w:val="548DD4"/>
-                <w:sz w:val="20"/>
-                <w:szCs w:val="20"/>
-                <w:lang w:eastAsia="es-CL"/>
-              </w:rPr>
-              <w:t xml:space="preserve"> justifica por</w:t>
-            </w:r>
-            <w:r>
-              <w:rPr>
-                <w:rFonts w:ascii="Calibri" w:hAnsi="Calibri" w:cs="Arial"/>
-                <w:i/>
-                <w:color w:val="548DD4"/>
-                <w:sz w:val="20"/>
-                <w:szCs w:val="20"/>
-                <w:lang w:eastAsia="es-CL"/>
-              </w:rPr>
-              <w:t xml:space="preserve"> </w:t>
-            </w:r>
-            <w:r>
-              <w:rPr>
-                <w:rFonts w:ascii="Calibri" w:hAnsi="Calibri" w:cs="Arial"/>
-                <w:i/>
-                <w:color w:val="548DD4"/>
-                <w:sz w:val="20"/>
-                <w:szCs w:val="20"/>
-                <w:lang w:eastAsia="es-CL"/>
-              </w:rPr>
-              <w:t xml:space="preserve">qué lo hiciste. </w:t>
-            </w:r>
-            <w:r>
-              <w:t xml:space="preserve"> </w:t>
-            </w:r>
-            <w:r>
-              <w:rPr>
-                <w:rFonts w:ascii="Calibri" w:hAnsi="Calibri" w:cs="Arial"/>
-                <w:i/>
-                <w:color w:val="548DD4"/>
-                <w:sz w:val="20"/>
-                <w:szCs w:val="20"/>
-                <w:lang w:eastAsia="es-CL"/>
-              </w:rPr>
-              <w:t>En el caso de que tu plan de trabajo no haya requerido ni requiera ajustes, justifica esta decisión a partir de los facilitadores que te han permitido desarrollarlo como fue planeado.</w:t>
-            </w:r>
-          </w:p>
-          <w:p>
-            <w:pPr>
-              <w:jc w:val="both"/>
-              <w:rPr>
-                <w:rFonts w:ascii="Calibri" w:hAnsi="Calibri" w:cs="Arial"/>
-                <w:i/>
-                <w:color w:val="548DD4"/>
-                <w:sz w:val="20"/>
-                <w:szCs w:val="20"/>
-                <w:lang w:eastAsia="es-CL"/>
-              </w:rPr>
-            </w:pPr>
-          </w:p>
-          <w:p>
-            <w:pPr>
-              <w:jc w:val="both"/>
-              <w:rPr>
-                <w:rFonts w:ascii="Calibri" w:hAnsi="Calibri" w:cs="Arial"/>
-                <w:i/>
-                <w:color w:val="C00000"/>
-                <w:sz w:val="20"/>
-                <w:szCs w:val="20"/>
-                <w:lang w:eastAsia="es-CL"/>
-              </w:rPr>
-            </w:pPr>
-          </w:p>
-          <w:p>
-            <w:pPr>
-              <w:jc w:val="both"/>
-              <w:rPr>
-                <w:rFonts w:ascii="Calibri" w:hAnsi="Calibri" w:cs="Arial"/>
-                <w:i/>
-                <w:color w:val="548DD4"/>
-                <w:sz w:val="20"/>
-                <w:szCs w:val="20"/>
-                <w:lang w:eastAsia="es-CL"/>
-              </w:rPr>
-            </w:pPr>
-          </w:p>
-          <w:p>
-            <w:pPr>
-              <w:jc w:val="both"/>
-              <w:rPr>
-                <w:rFonts w:ascii="Calibri" w:hAnsi="Calibri" w:cs="Arial"/>
-                <w:i/>
-                <w:color w:val="548DD4"/>
-                <w:sz w:val="20"/>
-                <w:szCs w:val="20"/>
-                <w:lang w:eastAsia="es-CL"/>
-              </w:rPr>
-            </w:pPr>
-          </w:p>
-          <w:p>
-            <w:pPr>
-              <w:jc w:val="both"/>
-              <w:rPr>
-                <w:rFonts w:ascii="Calibri" w:hAnsi="Calibri" w:cs="Arial"/>
-                <w:i/>
-                <w:color w:val="548DD4"/>
-                <w:sz w:val="20"/>
-                <w:szCs w:val="20"/>
-                <w:lang w:eastAsia="es-CL"/>
-              </w:rPr>
-            </w:pPr>
-          </w:p>
-          <w:p>
-            <w:pPr>
-              <w:jc w:val="both"/>
-              <w:rPr>
-                <w:rFonts w:ascii="Calibri" w:hAnsi="Calibri" w:cs="Arial"/>
-                <w:i/>
-                <w:color w:val="548DD4"/>
-                <w:sz w:val="20"/>
-                <w:szCs w:val="20"/>
-                <w:lang w:eastAsia="es-CL"/>
-              </w:rPr>
-            </w:pPr>
-          </w:p>
-          <w:p>
-            <w:pPr>
-              <w:jc w:val="both"/>
-              <w:rPr>
-                <w:rFonts w:ascii="Calibri" w:hAnsi="Calibri" w:cs="Arial"/>
-                <w:i/>
-                <w:color w:val="548DD4"/>
-                <w:sz w:val="20"/>
-                <w:szCs w:val="20"/>
-                <w:lang w:eastAsia="es-CL"/>
-              </w:rPr>
-            </w:pPr>
+            </w:pPr>
+            <w:r>
+              <w:rPr>
+                <w:rFonts w:ascii="Calibri" w:hAnsi="Calibri" w:cs="Calibri"/>
+                <w:b/>
+                <w:sz w:val="20"/>
+              </w:rPr>
+              <w:t>Actividades ajustadas o eliminadas:</w:t>
+            </w:r>
+          </w:p>
+          <w:p>
+            <w:pPr>
+              <w:spacing w:after="20" w:line="240" w:lineRule="auto"/>
+              <w:ind w:left="200" w:hanging="160"/>
+            </w:pPr>
+            <w:r>
+              <w:rPr>
+                <w:rFonts w:ascii="Calibri" w:hAnsi="Calibri" w:cs="Calibri"/>
+                <w:sz w:val="20"/>
+              </w:rPr>
+              <w:t xml:space="preserve">• </w:t>
+            </w:r>
+            <w:r>
+              <w:rPr>
+                <w:rFonts w:ascii="Calibri" w:hAnsi="Calibri" w:cs="Calibri"/>
+                <w:b/>
+                <w:sz w:val="20"/>
+              </w:rPr>
+              <w:t>Eliminadas: inventario, administración y «Mi plan» en React.</w:t>
+            </w:r>
+            <w:r>
+              <w:rPr>
+                <w:rFonts w:ascii="Calibri" w:hAnsi="Calibri" w:cs="Calibri"/>
+                <w:sz w:val="20"/>
+              </w:rPr>
+              <w:t xml:space="preserve"> El panel existente cubría el recorrido de la demo; reescribirlo no agregaba valor al usuario y ponía en riesgo la Fase 2. El XSS que motivaba el cambio se corrigió escapando los textos, y el tiempo se usó en predicción, lista de compra, rotación y pruebas.</w:t>
+            </w:r>
+          </w:p>
+          <w:p>
+            <w:pPr>
+              <w:spacing w:after="20" w:line="240" w:lineRule="auto"/>
+              <w:ind w:left="200" w:hanging="160"/>
+            </w:pPr>
+            <w:r>
+              <w:rPr>
+                <w:rFonts w:ascii="Calibri" w:hAnsi="Calibri" w:cs="Calibri"/>
+                <w:sz w:val="20"/>
+              </w:rPr>
+              <w:t xml:space="preserve">• </w:t>
+            </w:r>
+            <w:r>
+              <w:rPr>
+                <w:rFonts w:ascii="Calibri" w:hAnsi="Calibri" w:cs="Calibri"/>
+                <w:b/>
+                <w:sz w:val="20"/>
+              </w:rPr>
+              <w:t>Eliminado: chatbot de consultas (opcional en la Fase 1).</w:t>
+            </w:r>
+            <w:r>
+              <w:rPr>
+                <w:rFonts w:ascii="Calibri" w:hAnsi="Calibri" w:cs="Calibri"/>
+                <w:sz w:val="20"/>
+              </w:rPr>
+              <w:t xml:space="preserve"> No es parte del recorrido de la demo y competía por tiempo con las funciones de análisis.</w:t>
+            </w:r>
+          </w:p>
+          <w:p>
+            <w:pPr>
+              <w:spacing w:after="20" w:line="240" w:lineRule="auto"/>
+              <w:ind w:left="200" w:hanging="160"/>
+            </w:pPr>
+            <w:r>
+              <w:rPr>
+                <w:rFonts w:ascii="Calibri" w:hAnsi="Calibri" w:cs="Calibri"/>
+                <w:sz w:val="20"/>
+              </w:rPr>
+              <w:t xml:space="preserve">• </w:t>
+            </w:r>
+            <w:r>
+              <w:rPr>
+                <w:rFonts w:ascii="Calibri" w:hAnsi="Calibri" w:cs="Calibri"/>
+                <w:b/>
+                <w:sz w:val="20"/>
+              </w:rPr>
+              <w:t>Ajustado: onboarding manual → registro autoservicio con activación por pago.</w:t>
+            </w:r>
+            <w:r>
+              <w:rPr>
+                <w:rFonts w:ascii="Calibri" w:hAnsi="Calibri" w:cs="Calibri"/>
+                <w:sz w:val="20"/>
+              </w:rPr>
+              <w:t xml:space="preserve"> Elimina el paso manual del staff; la administración pasa a monitorear clientes, flota y MRR.</w:t>
+            </w:r>
+          </w:p>
+          <w:p>
+            <w:pPr>
+              <w:spacing w:after="20" w:line="240" w:lineRule="auto"/>
+              <w:ind w:left="200" w:hanging="160"/>
+            </w:pPr>
+            <w:r>
+              <w:rPr>
+                <w:rFonts w:ascii="Calibri" w:hAnsi="Calibri" w:cs="Calibri"/>
+                <w:sz w:val="20"/>
+              </w:rPr>
+              <w:t xml:space="preserve">• </w:t>
+            </w:r>
+            <w:r>
+              <w:rPr>
+                <w:rFonts w:ascii="Calibri" w:hAnsi="Calibri" w:cs="Calibri"/>
+                <w:b/>
+                <w:sz w:val="20"/>
+              </w:rPr>
+              <w:t>Ajustado: despliegue en VPS → servidor propio Primigenio.</w:t>
+            </w:r>
+            <w:r>
+              <w:rPr>
+                <w:rFonts w:ascii="Calibri" w:hAnsi="Calibri" w:cs="Calibri"/>
+                <w:sz w:val="20"/>
+              </w:rPr>
+              <w:t xml:space="preserve"> Costo cero y control total durante el desarrollo; el acceso público con HTTPS se resuelve antes de la defensa.</w:t>
+            </w:r>
+          </w:p>
+          <w:p>
+            <w:pPr>
+              <w:spacing w:after="20" w:line="240" w:lineRule="auto"/>
+              <w:ind w:left="200" w:hanging="160"/>
+            </w:pPr>
+            <w:r>
+              <w:rPr>
+                <w:rFonts w:ascii="Calibri" w:hAnsi="Calibri" w:cs="Calibri"/>
+                <w:sz w:val="20"/>
+              </w:rPr>
+              <w:t xml:space="preserve">• </w:t>
+            </w:r>
+            <w:r>
+              <w:rPr>
+                <w:rFonts w:ascii="Calibri" w:hAnsi="Calibri" w:cs="Calibri"/>
+                <w:b/>
+                <w:sz w:val="20"/>
+              </w:rPr>
+              <w:t>Ajustado: cifrado en reposo e integración con el SII → trabajo futuro.</w:t>
+            </w:r>
+            <w:r>
+              <w:rPr>
+                <w:rFonts w:ascii="Calibri" w:hAnsi="Calibri" w:cs="Calibri"/>
+                <w:sz w:val="20"/>
+              </w:rPr>
+              <w:t xml:space="preserve"> No caben en el semestre sin sacrificar la demo; la caja queda protegida por el kill-switch y la emisión simulada mantiene la interfaz preparada.</w:t>
+            </w:r>
+          </w:p>
+          <w:p>
+            <w:pPr>
+              <w:spacing w:after="20" w:line="240" w:lineRule="auto"/>
+              <w:ind w:left="200" w:hanging="160"/>
+            </w:pPr>
+            <w:r>
+              <w:rPr>
+                <w:rFonts w:ascii="Calibri" w:hAnsi="Calibri" w:cs="Calibri"/>
+                <w:sz w:val="20"/>
+              </w:rPr>
+              <w:t xml:space="preserve">• </w:t>
+            </w:r>
+            <w:r>
+              <w:rPr>
+                <w:rFonts w:ascii="Calibri" w:hAnsi="Calibri" w:cs="Calibri"/>
+                <w:b/>
+                <w:sz w:val="20"/>
+              </w:rPr>
+              <w:t>Ajustado: acceso del cajero.</w:t>
+            </w:r>
+            <w:r>
+              <w:rPr>
+                <w:rFonts w:ascii="Calibri" w:hAnsi="Calibri" w:cs="Calibri"/>
+                <w:sz w:val="20"/>
+              </w:rPr>
+              <w:t xml:space="preserve"> El cajero ya no entra a la plataforma web y opera solo en la caja con su PIN; así se corrigió un error de permisos sin agregar complejidad.</w:t>
+            </w:r>
+          </w:p>
+          <w:p>
+            <w:pPr>
+              <w:spacing w:after="20" w:line="240" w:lineRule="auto"/>
+              <w:ind w:left="200" w:hanging="160"/>
+            </w:pPr>
+            <w:r>
+              <w:rPr>
+                <w:rFonts w:ascii="Calibri" w:hAnsi="Calibri" w:cs="Calibri"/>
+                <w:sz w:val="20"/>
+              </w:rPr>
+              <w:t xml:space="preserve">• </w:t>
+            </w:r>
+            <w:r>
+              <w:rPr>
+                <w:rFonts w:ascii="Calibri" w:hAnsi="Calibri" w:cs="Calibri"/>
+                <w:b/>
+                <w:sz w:val="20"/>
+              </w:rPr>
+              <w:t>Adelantadas desde la Fase 3:</w:t>
+            </w:r>
+            <w:r>
+              <w:rPr>
+                <w:rFonts w:ascii="Calibri" w:hAnsi="Calibri" w:cs="Calibri"/>
+                <w:sz w:val="20"/>
+              </w:rPr>
+              <w:t xml:space="preserve"> simulador de ventas, inventario predictivo, lista de compra, rotación y pruebas E2E, gracias a que el kardex dejó disponible el historial de ventas por producto.</w:t>
+            </w:r>
+          </w:p>
+          <w:p>
+            <w:pPr>
+              <w:spacing w:after="20" w:line="240" w:lineRule="auto"/>
+              <w:ind w:left="200" w:hanging="160"/>
+            </w:pPr>
+            <w:r>
+              <w:rPr>
+                <w:rFonts w:ascii="Calibri" w:hAnsi="Calibri" w:cs="Calibri"/>
+                <w:sz w:val="20"/>
+              </w:rPr>
+              <w:t xml:space="preserve">• </w:t>
+            </w:r>
+            <w:r>
+              <w:rPr>
+                <w:rFonts w:ascii="Calibri" w:hAnsi="Calibri" w:cs="Calibri"/>
+                <w:b/>
+                <w:sz w:val="20"/>
+              </w:rPr>
+              <w:t>Nuevas:</w:t>
+            </w:r>
+            <w:r>
+              <w:rPr>
+                <w:rFonts w:ascii="Calibri" w:hAnsi="Calibri" w:cs="Calibri"/>
+                <w:sz w:val="20"/>
+              </w:rPr>
+              <w:t xml:space="preserve"> auditoría del código, lotes con vencimiento FEFO y conteo físico, resumen de ventas por período (H23), morosidad (H28) y «Mi cuenta».</w:t>
+            </w:r>
           </w:p>
         </w:tc>
       </w:tr>
@@ -2994,7 +7852,7 @@
     </w:p>
     <w:tbl>
       <w:tblPr>
-        <w:tblStyle w:val="Tablaconcuadrcula"/>
+        <w:tblStyle w:val="TableGrid"/>
         <w:tblW w:w="5591" w:type="pct"/>
         <w:tblInd w:w="-572" w:type="dxa"/>
         <w:tblBorders>
@@ -3011,9 +7869,6 @@
         <w:gridCol w:w="9498"/>
       </w:tblGrid>
       <w:tr>
-        <w:trPr>
-          <w:trHeight w:val="1966"/>
-        </w:trPr>
         <w:tc>
           <w:tcPr>
             <w:tcW w:w="5000" w:type="pct"/>
@@ -3021,273 +7876,158 @@
           </w:tcPr>
           <w:p>
             <w:pPr>
+              <w:spacing w:after="60" w:line="240" w:lineRule="auto"/>
               <w:jc w:val="both"/>
-              <w:rPr>
-                <w:rFonts w:ascii="Calibri" w:hAnsi="Calibri" w:cs="Arial"/>
-                <w:i/>
-                <w:color w:val="548DD4"/>
-                <w:sz w:val="20"/>
-                <w:szCs w:val="20"/>
-                <w:lang w:eastAsia="es-CL"/>
-              </w:rPr>
-            </w:pPr>
-            <w:r>
-              <w:rPr>
-                <w:rFonts w:ascii="Calibri" w:hAnsi="Calibri"/>
-                <w:color w:val="1F3864" w:themeColor="accent1" w:themeShade="80"/>
+            </w:pPr>
+            <w:r>
+              <w:rPr>
+                <w:rFonts w:ascii="Calibri" w:hAnsi="Calibri" w:cs="Calibri"/>
+                <w:b/>
+                <w:sz w:val="20"/>
               </w:rPr>
               <w:t>Actividades que no has iniciado o están retrasadas:</w:t>
             </w:r>
-            <w:r>
-              <w:rPr>
-                <w:rFonts w:ascii="Calibri" w:hAnsi="Calibri" w:cs="Arial"/>
-                <w:i/>
-                <w:color w:val="548DD4"/>
-                <w:sz w:val="20"/>
-                <w:szCs w:val="20"/>
-                <w:lang w:eastAsia="es-CL"/>
-              </w:rPr>
-              <w:t xml:space="preserve"> </w:t>
-            </w:r>
-            <w:r>
-              <w:rPr>
-                <w:rFonts w:ascii="Calibri" w:hAnsi="Calibri" w:cs="Arial"/>
-                <w:i/>
-                <w:color w:val="548DD4"/>
-                <w:sz w:val="20"/>
-                <w:szCs w:val="20"/>
-                <w:lang w:eastAsia="es-CL"/>
-              </w:rPr>
-              <w:t>En caso</w:t>
-            </w:r>
-            <w:r>
-              <w:rPr>
-                <w:rFonts w:ascii="Calibri" w:hAnsi="Calibri" w:cs="Arial"/>
-                <w:i/>
-                <w:color w:val="548DD4"/>
-                <w:sz w:val="20"/>
-                <w:szCs w:val="20"/>
-                <w:lang w:eastAsia="es-CL"/>
-              </w:rPr>
-              <w:t xml:space="preserve"> de</w:t>
-            </w:r>
-            <w:r>
-              <w:rPr>
-                <w:rFonts w:ascii="Calibri" w:hAnsi="Calibri" w:cs="Arial"/>
-                <w:i/>
-                <w:color w:val="548DD4"/>
-                <w:sz w:val="20"/>
-                <w:szCs w:val="20"/>
-                <w:lang w:eastAsia="es-CL"/>
-              </w:rPr>
-              <w:t xml:space="preserve"> que </w:t>
-            </w:r>
-            <w:r>
-              <w:rPr>
-                <w:rFonts w:ascii="Calibri" w:hAnsi="Calibri" w:cs="Arial"/>
+          </w:p>
+          <w:p>
+            <w:pPr>
+              <w:spacing w:after="20" w:line="240" w:lineRule="auto"/>
+              <w:ind w:left="200" w:hanging="160"/>
+            </w:pPr>
+            <w:r>
+              <w:rPr>
+                <w:rFonts w:ascii="Calibri" w:hAnsi="Calibri" w:cs="Calibri"/>
+                <w:sz w:val="20"/>
+              </w:rPr>
+              <w:lastRenderedPageBreak/>
+              <w:t xml:space="preserve">• </w:t>
+            </w:r>
+            <w:r>
+              <w:rPr>
+                <w:rFonts w:ascii="Calibri" w:hAnsi="Calibri" w:cs="Calibri"/>
                 <w:b/>
-                <w:i/>
-                <w:color w:val="548DD4"/>
-                <w:sz w:val="20"/>
-                <w:szCs w:val="20"/>
-                <w:lang w:eastAsia="es-CL"/>
-              </w:rPr>
-              <w:t>no ha</w:t>
-            </w:r>
-            <w:r>
-              <w:rPr>
-                <w:rFonts w:ascii="Calibri" w:hAnsi="Calibri" w:cs="Arial"/>
+                <w:sz w:val="20"/>
+              </w:rPr>
+              <w:t>Catálogo nube → caja (H21), con retraso.</w:t>
+            </w:r>
+            <w:r>
+              <w:rPr>
+                <w:rFonts w:ascii="Calibri" w:hAnsi="Calibri" w:cs="Calibri"/>
+                <w:sz w:val="20"/>
+              </w:rPr>
+              <w:t xml:space="preserve"> Se arrastró dos sprints porque dependía de cerrar el contrato del SKU (H20) y porque se priorizó el alta con pago; además, la revisión del flujo de la caja encontró ajustes previos (IVA sumado sobre el precio, rango de numeración al vincular, lector de códigos). Estrategia: prioridad P1 del Sprint 6 (19-oct al 1-nov), Álvaro a cargo con apoyo de Franco, y una prueba de punta a punta: producto creado en la web → venta en la caja → stock descontado en la web. Plan B para la demo: simulador de caja por /api/sync.</w:t>
+            </w:r>
+          </w:p>
+          <w:p>
+            <w:pPr>
+              <w:spacing w:after="20" w:line="240" w:lineRule="auto"/>
+              <w:ind w:left="200" w:hanging="160"/>
+            </w:pPr>
+            <w:r>
+              <w:rPr>
+                <w:rFonts w:ascii="Calibri" w:hAnsi="Calibri" w:cs="Calibri"/>
+                <w:sz w:val="20"/>
+              </w:rPr>
+              <w:t xml:space="preserve">• </w:t>
+            </w:r>
+            <w:r>
+              <w:rPr>
+                <w:rFonts w:ascii="Calibri" w:hAnsi="Calibri" w:cs="Calibri"/>
                 <w:b/>
-                <w:i/>
-                <w:color w:val="548DD4"/>
-                <w:sz w:val="20"/>
-                <w:szCs w:val="20"/>
-                <w:lang w:eastAsia="es-CL"/>
-              </w:rPr>
-              <w:t>yas</w:t>
-            </w:r>
-            <w:r>
-              <w:rPr>
-                <w:rFonts w:ascii="Calibri" w:hAnsi="Calibri" w:cs="Arial"/>
+                <w:sz w:val="20"/>
+              </w:rPr>
+              <w:t>Pago con Flow real, en curso.</w:t>
+            </w:r>
+            <w:r>
+              <w:rPr>
+                <w:rFonts w:ascii="Calibri" w:hAnsi="Calibri" w:cs="Calibri"/>
+                <w:sz w:val="20"/>
+              </w:rPr>
+              <w:t xml:space="preserve"> Se prueba desde Primigenio en el Sprint 6; si no hay salida a Flow, la demo usa el pago simulado, que sigue el mismo flujo.</w:t>
+            </w:r>
+          </w:p>
+          <w:p>
+            <w:pPr>
+              <w:spacing w:after="20" w:line="240" w:lineRule="auto"/>
+              <w:ind w:left="200" w:hanging="160"/>
+            </w:pPr>
+            <w:r>
+              <w:rPr>
+                <w:rFonts w:ascii="Calibri" w:hAnsi="Calibri" w:cs="Calibri"/>
+                <w:sz w:val="20"/>
+              </w:rPr>
+              <w:t xml:space="preserve">• </w:t>
+            </w:r>
+            <w:r>
+              <w:rPr>
+                <w:rFonts w:ascii="Calibri" w:hAnsi="Calibri" w:cs="Calibri"/>
                 <w:b/>
-                <w:i/>
-                <w:color w:val="548DD4"/>
-                <w:sz w:val="20"/>
-                <w:szCs w:val="20"/>
-                <w:lang w:eastAsia="es-CL"/>
-              </w:rPr>
-              <w:t xml:space="preserve"> iniciado actividades o est</w:t>
-            </w:r>
-            <w:r>
-              <w:rPr>
-                <w:rFonts w:ascii="Calibri" w:hAnsi="Calibri" w:cs="Arial"/>
+                <w:sz w:val="20"/>
+              </w:rPr>
+              <w:t>Morosidad (H28) y cobro recurrente (H15), no iniciados.</w:t>
+            </w:r>
+            <w:r>
+              <w:rPr>
+                <w:rFonts w:ascii="Calibri" w:hAnsi="Calibri" w:cs="Calibri"/>
+                <w:sz w:val="20"/>
+              </w:rPr>
+              <w:t xml:space="preserve"> H28 entra al Sprint 6 con una revisión diaria del estado; H15 queda para el Sprint 8 si el tiempo alcanza, por ser Should.</w:t>
+            </w:r>
+          </w:p>
+          <w:p>
+            <w:pPr>
+              <w:spacing w:after="20" w:line="240" w:lineRule="auto"/>
+              <w:ind w:left="200" w:hanging="160"/>
+            </w:pPr>
+            <w:r>
+              <w:rPr>
+                <w:rFonts w:ascii="Calibri" w:hAnsi="Calibri" w:cs="Calibri"/>
+                <w:sz w:val="20"/>
+              </w:rPr>
+              <w:t xml:space="preserve">• </w:t>
+            </w:r>
+            <w:r>
+              <w:rPr>
+                <w:rFonts w:ascii="Calibri" w:hAnsi="Calibri" w:cs="Calibri"/>
                 <w:b/>
-                <w:i/>
-                <w:color w:val="548DD4"/>
-                <w:sz w:val="20"/>
-                <w:szCs w:val="20"/>
-                <w:lang w:eastAsia="es-CL"/>
-              </w:rPr>
-              <w:t>é</w:t>
-            </w:r>
-            <w:r>
-              <w:rPr>
-                <w:rFonts w:ascii="Calibri" w:hAnsi="Calibri" w:cs="Arial"/>
+                <w:sz w:val="20"/>
+              </w:rPr>
+              <w:t>Endurecimiento final de seguridad, en curso.</w:t>
+            </w:r>
+            <w:r>
+              <w:rPr>
+                <w:rFonts w:ascii="Calibri" w:hAnsi="Calibri" w:cs="Calibri"/>
+                <w:sz w:val="20"/>
+              </w:rPr>
+              <w:t xml:space="preserve"> Límite de intentos de ingreso, invalidación de sesiones y HTTPS en el Sprint 7, antes de exponer la web.</w:t>
+            </w:r>
+          </w:p>
+          <w:p>
+            <w:pPr>
+              <w:spacing w:after="20" w:line="240" w:lineRule="auto"/>
+              <w:ind w:left="200" w:hanging="160"/>
+            </w:pPr>
+            <w:r>
+              <w:rPr>
+                <w:rFonts w:ascii="Calibri" w:hAnsi="Calibri" w:cs="Calibri"/>
+                <w:sz w:val="20"/>
+              </w:rPr>
+              <w:t xml:space="preserve">• </w:t>
+            </w:r>
+            <w:r>
+              <w:rPr>
+                <w:rFonts w:ascii="Calibri" w:hAnsi="Calibri" w:cs="Calibri"/>
                 <w:b/>
-                <w:i/>
-                <w:color w:val="548DD4"/>
-                <w:sz w:val="20"/>
-                <w:szCs w:val="20"/>
-                <w:lang w:eastAsia="es-CL"/>
-              </w:rPr>
-              <w:t>n retrasadas</w:t>
-            </w:r>
-            <w:r>
-              <w:rPr>
-                <w:rFonts w:ascii="Calibri" w:hAnsi="Calibri" w:cs="Arial"/>
-                <w:i/>
-                <w:color w:val="548DD4"/>
-                <w:sz w:val="20"/>
-                <w:szCs w:val="20"/>
-                <w:lang w:eastAsia="es-CL"/>
-              </w:rPr>
-              <w:t xml:space="preserve"> de acuerdo a tu planificación</w:t>
-            </w:r>
-            <w:r>
-              <w:rPr>
-                <w:rFonts w:ascii="Calibri" w:hAnsi="Calibri" w:cs="Arial"/>
-                <w:i/>
-                <w:color w:val="548DD4"/>
-                <w:sz w:val="20"/>
-                <w:szCs w:val="20"/>
-                <w:lang w:eastAsia="es-CL"/>
-              </w:rPr>
-              <w:t>,</w:t>
-            </w:r>
-            <w:r>
-              <w:rPr>
-                <w:rFonts w:ascii="Calibri" w:hAnsi="Calibri" w:cs="Arial"/>
-                <w:i/>
-                <w:color w:val="548DD4"/>
-                <w:sz w:val="20"/>
-                <w:szCs w:val="20"/>
-                <w:lang w:eastAsia="es-CL"/>
-              </w:rPr>
-              <w:t xml:space="preserve"> señala los motivos por lo</w:t>
-            </w:r>
-            <w:r>
-              <w:rPr>
-                <w:rFonts w:ascii="Calibri" w:hAnsi="Calibri" w:cs="Arial"/>
-                <w:i/>
-                <w:color w:val="548DD4"/>
-                <w:sz w:val="20"/>
-                <w:szCs w:val="20"/>
-                <w:lang w:eastAsia="es-CL"/>
-              </w:rPr>
-              <w:t>s</w:t>
-            </w:r>
-            <w:r>
-              <w:rPr>
-                <w:rFonts w:ascii="Calibri" w:hAnsi="Calibri" w:cs="Arial"/>
-                <w:i/>
-                <w:color w:val="548DD4"/>
-                <w:sz w:val="20"/>
-                <w:szCs w:val="20"/>
-                <w:lang w:eastAsia="es-CL"/>
-              </w:rPr>
-              <w:t xml:space="preserve"> que no has podido cumplir dichos plazos y qué estrategias utilizarás para avanzar en dichas actividades y no afectar tu proyecto APT. </w:t>
-            </w:r>
-          </w:p>
-          <w:p>
-            <w:pPr>
-              <w:jc w:val="both"/>
-              <w:rPr>
-                <w:rFonts w:ascii="Calibri" w:hAnsi="Calibri" w:cs="Arial"/>
-                <w:i/>
-                <w:color w:val="548DD4"/>
-                <w:sz w:val="20"/>
-                <w:szCs w:val="20"/>
-                <w:lang w:eastAsia="es-CL"/>
-              </w:rPr>
-            </w:pPr>
-          </w:p>
-          <w:p>
-            <w:pPr>
-              <w:jc w:val="both"/>
-              <w:rPr>
-                <w:rFonts w:ascii="Calibri" w:hAnsi="Calibri" w:cs="Arial"/>
-                <w:i/>
-                <w:color w:val="548DD4"/>
-                <w:sz w:val="20"/>
-                <w:szCs w:val="20"/>
-                <w:lang w:eastAsia="es-CL"/>
-              </w:rPr>
-            </w:pPr>
-          </w:p>
-          <w:p>
-            <w:pPr>
-              <w:jc w:val="both"/>
-              <w:rPr>
-                <w:rFonts w:ascii="Calibri" w:hAnsi="Calibri" w:cs="Arial"/>
-                <w:i/>
-                <w:color w:val="548DD4"/>
-                <w:sz w:val="20"/>
-                <w:szCs w:val="20"/>
-                <w:lang w:eastAsia="es-CL"/>
-              </w:rPr>
-            </w:pPr>
-          </w:p>
-          <w:p>
-            <w:pPr>
-              <w:jc w:val="both"/>
-              <w:rPr>
-                <w:rFonts w:ascii="Calibri" w:hAnsi="Calibri" w:cs="Arial"/>
-                <w:i/>
-                <w:color w:val="548DD4"/>
-                <w:sz w:val="20"/>
-                <w:szCs w:val="20"/>
-                <w:lang w:eastAsia="es-CL"/>
-              </w:rPr>
-            </w:pPr>
-          </w:p>
-          <w:p>
-            <w:pPr>
-              <w:jc w:val="both"/>
-              <w:rPr>
-                <w:rFonts w:ascii="Calibri" w:hAnsi="Calibri" w:cs="Arial"/>
-                <w:i/>
-                <w:color w:val="548DD4"/>
-                <w:sz w:val="20"/>
-                <w:szCs w:val="20"/>
-                <w:lang w:eastAsia="es-CL"/>
-              </w:rPr>
-            </w:pPr>
-          </w:p>
-          <w:p>
-            <w:pPr>
-              <w:jc w:val="both"/>
-              <w:rPr>
-                <w:rFonts w:ascii="Calibri" w:hAnsi="Calibri" w:cs="Arial"/>
-                <w:i/>
-                <w:color w:val="548DD4"/>
-                <w:sz w:val="20"/>
-                <w:szCs w:val="20"/>
-                <w:lang w:eastAsia="es-CL"/>
-              </w:rPr>
-            </w:pPr>
-          </w:p>
-          <w:p>
-            <w:pPr>
-              <w:jc w:val="both"/>
-              <w:rPr>
-                <w:rFonts w:ascii="Calibri" w:hAnsi="Calibri" w:cs="Arial"/>
-                <w:i/>
-                <w:color w:val="548DD4"/>
-                <w:sz w:val="20"/>
-                <w:szCs w:val="20"/>
-                <w:lang w:eastAsia="es-CL"/>
-              </w:rPr>
-            </w:pPr>
+                <w:sz w:val="20"/>
+              </w:rPr>
+              <w:t>Piloto, correcciones docentes y defensa, no iniciados.</w:t>
+            </w:r>
+            <w:r>
+              <w:rPr>
+                <w:rFonts w:ascii="Calibri" w:hAnsi="Calibri" w:cs="Calibri"/>
+                <w:sz w:val="20"/>
+              </w:rPr>
+              <w:t xml:space="preserve"> Corresponden por calendario a los sprints 8 y 9; no están retrasados.</w:t>
+            </w:r>
           </w:p>
         </w:tc>
       </w:tr>
@@ -3311,7 +8051,7 @@
 </file>
 
 <file path=word/endnotes.xml><?xml version="1.0" encoding="utf-8"?>
-<w:endnotes xmlns:wpc="http://schemas.microsoft.com/office/word/2010/wordprocessingCanvas" xmlns:cx="http://schemas.microsoft.com/office/drawing/2014/chartex" xmlns:mc="http://schemas.openxmlformats.org/markup-compatibility/2006" xmlns:o="urn:schemas-microsoft-com:office:office" xmlns:r="http://schemas.openxmlformats.org/officeDocument/2006/relationships" xmlns:m="http://schemas.openxmlformats.org/officeDocument/2006/math" xmlns:v="urn:schemas-microsoft-com:vml" xmlns:wp14="http://schemas.microsoft.com/office/word/2010/wordprocessingDrawing" xmlns:wp="http://schemas.openxmlformats.org/drawingml/2006/wordprocessingDrawing" xmlns:w10="urn:schemas-microsoft-com:office:word" xmlns:w="http://schemas.openxmlformats.org/wordprocessingml/2006/main" xmlns:w14="http://schemas.microsoft.com/office/word/2010/wordml" xmlns:w15="http://schemas.microsoft.com/office/word/2012/wordml" xmlns:w16se="http://schemas.microsoft.com/office/word/2015/wordml/symex" xmlns:wpg="http://schemas.microsoft.com/office/word/2010/wordprocessingGroup" xmlns:wpi="http://schemas.microsoft.com/office/word/2010/wordprocessingInk" xmlns:wne="http://schemas.microsoft.com/office/word/2006/wordml" xmlns:wps="http://schemas.microsoft.com/office/word/2010/wordprocessingShape" mc:Ignorable="w14 w15 w16se wp14">
+<w:endnotes xmlns:wpc="http://schemas.microsoft.com/office/word/2010/wordprocessingCanvas" xmlns:cx="http://schemas.microsoft.com/office/drawing/2014/chartex" xmlns:cx1="http://schemas.microsoft.com/office/drawing/2015/9/8/chartex" xmlns:cx2="http://schemas.microsoft.com/office/drawing/2015/10/21/chartex" xmlns:cx3="http://schemas.microsoft.com/office/drawing/2016/5/9/chartex" xmlns:cx4="http://schemas.microsoft.com/office/drawing/2016/5/10/chartex" xmlns:cx5="http://schemas.microsoft.com/office/drawing/2016/5/11/chartex" xmlns:cx6="http://schemas.microsoft.com/office/drawing/2016/5/12/chartex" xmlns:cx7="http://schemas.microsoft.com/office/drawing/2016/5/13/chartex" xmlns:cx8="http://schemas.microsoft.com/office/drawing/2016/5/14/chartex" xmlns:mc="http://schemas.openxmlformats.org/markup-compatibility/2006" xmlns:aink="http://schemas.microsoft.com/office/drawing/2016/ink" xmlns:am3d="http://schemas.microsoft.com/office/drawing/2017/model3d" xmlns:o="urn:schemas-microsoft-com:office:office" xmlns:oel="http://schemas.microsoft.com/office/2019/extlst" xmlns:r="http://schemas.openxmlformats.org/officeDocument/2006/relationships" xmlns:m="http://schemas.openxmlformats.org/officeDocument/2006/math" xmlns:v="urn:schemas-microsoft-com:vml" xmlns:wp14="http://schemas.microsoft.com/office/word/2010/wordprocessingDrawing" xmlns:wp="http://schemas.openxmlformats.org/drawingml/2006/wordprocessingDrawing" xmlns:w10="urn:schemas-microsoft-com:office:word" xmlns:w="http://schemas.openxmlformats.org/wordprocessingml/2006/main" xmlns:w14="http://schemas.microsoft.com/office/word/2010/wordml" xmlns:w15="http://schemas.microsoft.com/office/word/2012/wordml" xmlns:w16cex="http://schemas.microsoft.com/office/word/2018/wordml/cex" xmlns:w16cid="http://schemas.microsoft.com/office/word/2016/wordml/cid" xmlns:w16="http://schemas.microsoft.com/office/word/2018/wordml" xmlns:w16du="http://schemas.microsoft.com/office/word/2023/wordml/word16du" xmlns:w16sdtdh="http://schemas.microsoft.com/office/word/2020/wordml/sdtdatahash" xmlns:w16sdtfl="http://schemas.microsoft.com/office/word/2024/wordml/sdtformatlock" xmlns:w16se="http://schemas.microsoft.com/office/word/2015/wordml/symex" xmlns:wpg="http://schemas.microsoft.com/office/word/2010/wordprocessingGroup" xmlns:wpi="http://schemas.microsoft.com/office/word/2010/wordprocessingInk" xmlns:wne="http://schemas.microsoft.com/office/word/2006/wordml" xmlns:wps="http://schemas.microsoft.com/office/word/2010/wordprocessingShape" mc:Ignorable="w14 w15 w16se w16cid w16 w16cex w16sdtdh w16sdtfl w16du wp14">
   <w:endnote w:type="separator" w:id="-1">
     <w:p>
       <w:pPr>
@@ -3336,7 +8076,7 @@
 </file>
 
 <file path=word/footnotes.xml><?xml version="1.0" encoding="utf-8"?>
-<w:footnotes xmlns:wpc="http://schemas.microsoft.com/office/word/2010/wordprocessingCanvas" xmlns:cx="http://schemas.microsoft.com/office/drawing/2014/chartex" xmlns:mc="http://schemas.openxmlformats.org/markup-compatibility/2006" xmlns:o="urn:schemas-microsoft-com:office:office" xmlns:r="http://schemas.openxmlformats.org/officeDocument/2006/relationships" xmlns:m="http://schemas.openxmlformats.org/officeDocument/2006/math" xmlns:v="urn:schemas-microsoft-com:vml" xmlns:wp14="http://schemas.microsoft.com/office/word/2010/wordprocessingDrawing" xmlns:wp="http://schemas.openxmlformats.org/drawingml/2006/wordprocessingDrawing" xmlns:w10="urn:schemas-microsoft-com:office:word" xmlns:w="http://schemas.openxmlformats.org/wordprocessingml/2006/main" xmlns:w14="http://schemas.microsoft.com/office/word/2010/wordml" xmlns:w15="http://schemas.microsoft.com/office/word/2012/wordml" xmlns:w16se="http://schemas.microsoft.com/office/word/2015/wordml/symex" xmlns:wpg="http://schemas.microsoft.com/office/word/2010/wordprocessingGroup" xmlns:wpi="http://schemas.microsoft.com/office/word/2010/wordprocessingInk" xmlns:wne="http://schemas.microsoft.com/office/word/2006/wordml" xmlns:wps="http://schemas.microsoft.com/office/word/2010/wordprocessingShape" mc:Ignorable="w14 w15 w16se wp14">
+<w:footnotes xmlns:wpc="http://schemas.microsoft.com/office/word/2010/wordprocessingCanvas" xmlns:cx="http://schemas.microsoft.com/office/drawing/2014/chartex" xmlns:cx1="http://schemas.microsoft.com/office/drawing/2015/9/8/chartex" xmlns:cx2="http://schemas.microsoft.com/office/drawing/2015/10/21/chartex" xmlns:cx3="http://schemas.microsoft.com/office/drawing/2016/5/9/chartex" xmlns:cx4="http://schemas.microsoft.com/office/drawing/2016/5/10/chartex" xmlns:cx5="http://schemas.microsoft.com/office/drawing/2016/5/11/chartex" xmlns:cx6="http://schemas.microsoft.com/office/drawing/2016/5/12/chartex" xmlns:cx7="http://schemas.microsoft.com/office/drawing/2016/5/13/chartex" xmlns:cx8="http://schemas.microsoft.com/office/drawing/2016/5/14/chartex" xmlns:mc="http://schemas.openxmlformats.org/markup-compatibility/2006" xmlns:aink="http://schemas.microsoft.com/office/drawing/2016/ink" xmlns:am3d="http://schemas.microsoft.com/office/drawing/2017/model3d" xmlns:o="urn:schemas-microsoft-com:office:office" xmlns:oel="http://schemas.microsoft.com/office/2019/extlst" xmlns:r="http://schemas.openxmlformats.org/officeDocument/2006/relationships" xmlns:m="http://schemas.openxmlformats.org/officeDocument/2006/math" xmlns:v="urn:schemas-microsoft-com:vml" xmlns:wp14="http://schemas.microsoft.com/office/word/2010/wordprocessingDrawing" xmlns:wp="http://schemas.openxmlformats.org/drawingml/2006/wordprocessingDrawing" xmlns:w10="urn:schemas-microsoft-com:office:word" xmlns:w="http://schemas.openxmlformats.org/wordprocessingml/2006/main" xmlns:w14="http://schemas.microsoft.com/office/word/2010/wordml" xmlns:w15="http://schemas.microsoft.com/office/word/2012/wordml" xmlns:w16cex="http://schemas.microsoft.com/office/word/2018/wordml/cex" xmlns:w16cid="http://schemas.microsoft.com/office/word/2016/wordml/cid" xmlns:w16="http://schemas.microsoft.com/office/word/2018/wordml" xmlns:w16du="http://schemas.microsoft.com/office/word/2023/wordml/word16du" xmlns:w16sdtdh="http://schemas.microsoft.com/office/word/2020/wordml/sdtdatahash" xmlns:w16sdtfl="http://schemas.microsoft.com/office/word/2024/wordml/sdtformatlock" xmlns:w16se="http://schemas.microsoft.com/office/word/2015/wordml/symex" xmlns:wpg="http://schemas.microsoft.com/office/word/2010/wordprocessingGroup" xmlns:wpi="http://schemas.microsoft.com/office/word/2010/wordprocessingInk" xmlns:wne="http://schemas.microsoft.com/office/word/2006/wordml" xmlns:wps="http://schemas.microsoft.com/office/word/2010/wordprocessingShape" mc:Ignorable="w14 w15 w16se w16cid w16 w16cex w16sdtdh w16sdtfl w16du wp14">
   <w:footnote w:type="separator" w:id="-1">
     <w:p>
       <w:pPr>
@@ -3360,14 +8100,14 @@
   <w:footnote w:id="1">
     <w:p>
       <w:pPr>
-        <w:pStyle w:val="Textonotapie"/>
+        <w:pStyle w:val="FootnoteText"/>
         <w:rPr>
           <w:color w:val="595959" w:themeColor="text1" w:themeTint="A6"/>
         </w:rPr>
       </w:pPr>
       <w:r>
         <w:rPr>
-          <w:rStyle w:val="Refdenotaalpie"/>
+          <w:rStyle w:val="FootnoteReference"/>
           <w:color w:val="595959" w:themeColor="text1" w:themeTint="A6"/>
         </w:rPr>
         <w:footnoteRef/>
@@ -3419,7 +8159,7 @@
 </file>
 
 <file path=word/header1.xml><?xml version="1.0" encoding="utf-8"?>
-<w:hdr xmlns:wpc="http://schemas.microsoft.com/office/word/2010/wordprocessingCanvas" xmlns:cx="http://schemas.microsoft.com/office/drawing/2014/chartex" xmlns:mc="http://schemas.openxmlformats.org/markup-compatibility/2006" xmlns:o="urn:schemas-microsoft-com:office:office" xmlns:r="http://schemas.openxmlformats.org/officeDocument/2006/relationships" xmlns:m="http://schemas.openxmlformats.org/officeDocument/2006/math" xmlns:v="urn:schemas-microsoft-com:vml" xmlns:wp14="http://schemas.microsoft.com/office/word/2010/wordprocessingDrawing" xmlns:wp="http://schemas.openxmlformats.org/drawingml/2006/wordprocessingDrawing" xmlns:w10="urn:schemas-microsoft-com:office:word" xmlns:w="http://schemas.openxmlformats.org/wordprocessingml/2006/main" xmlns:w14="http://schemas.microsoft.com/office/word/2010/wordml" xmlns:w15="http://schemas.microsoft.com/office/word/2012/wordml" xmlns:w16se="http://schemas.microsoft.com/office/word/2015/wordml/symex" xmlns:wpg="http://schemas.microsoft.com/office/word/2010/wordprocessingGroup" xmlns:wpi="http://schemas.microsoft.com/office/word/2010/wordprocessingInk" xmlns:wne="http://schemas.microsoft.com/office/word/2006/wordml" xmlns:wps="http://schemas.microsoft.com/office/word/2010/wordprocessingShape" mc:Ignorable="w14 w15 w16se wp14">
+<w:hdr xmlns:wpc="http://schemas.microsoft.com/office/word/2010/wordprocessingCanvas" xmlns:cx="http://schemas.microsoft.com/office/drawing/2014/chartex" xmlns:cx1="http://schemas.microsoft.com/office/drawing/2015/9/8/chartex" xmlns:cx2="http://schemas.microsoft.com/office/drawing/2015/10/21/chartex" xmlns:cx3="http://schemas.microsoft.com/office/drawing/2016/5/9/chartex" xmlns:cx4="http://schemas.microsoft.com/office/drawing/2016/5/10/chartex" xmlns:cx5="http://schemas.microsoft.com/office/drawing/2016/5/11/chartex" xmlns:cx6="http://schemas.microsoft.com/office/drawing/2016/5/12/chartex" xmlns:cx7="http://schemas.microsoft.com/office/drawing/2016/5/13/chartex" xmlns:cx8="http://schemas.microsoft.com/office/drawing/2016/5/14/chartex" xmlns:mc="http://schemas.openxmlformats.org/markup-compatibility/2006" xmlns:aink="http://schemas.microsoft.com/office/drawing/2016/ink" xmlns:am3d="http://schemas.microsoft.com/office/drawing/2017/model3d" xmlns:o="urn:schemas-microsoft-com:office:office" xmlns:oel="http://schemas.microsoft.com/office/2019/extlst" xmlns:r="http://schemas.openxmlformats.org/officeDocument/2006/relationships" xmlns:m="http://schemas.openxmlformats.org/officeDocument/2006/math" xmlns:v="urn:schemas-microsoft-com:vml" xmlns:wp14="http://schemas.microsoft.com/office/word/2010/wordprocessingDrawing" xmlns:wp="http://schemas.openxmlformats.org/drawingml/2006/wordprocessingDrawing" xmlns:w10="urn:schemas-microsoft-com:office:word" xmlns:w="http://schemas.openxmlformats.org/wordprocessingml/2006/main" xmlns:w14="http://schemas.microsoft.com/office/word/2010/wordml" xmlns:w15="http://schemas.microsoft.com/office/word/2012/wordml" xmlns:w16cex="http://schemas.microsoft.com/office/word/2018/wordml/cex" xmlns:w16cid="http://schemas.microsoft.com/office/word/2016/wordml/cid" xmlns:w16="http://schemas.microsoft.com/office/word/2018/wordml" xmlns:w16du="http://schemas.microsoft.com/office/word/2023/wordml/word16du" xmlns:w16sdtdh="http://schemas.microsoft.com/office/word/2020/wordml/sdtdatahash" xmlns:w16sdtfl="http://schemas.microsoft.com/office/word/2024/wordml/sdtformatlock" xmlns:w16se="http://schemas.microsoft.com/office/word/2015/wordml/symex" xmlns:wpg="http://schemas.microsoft.com/office/word/2010/wordprocessingGroup" xmlns:wpi="http://schemas.microsoft.com/office/word/2010/wordprocessingInk" xmlns:wne="http://schemas.microsoft.com/office/word/2006/wordml" xmlns:wps="http://schemas.microsoft.com/office/word/2010/wordprocessingShape" mc:Ignorable="w14 w15 w16se w16cid w16 w16cex w16sdtdh w16sdtfl w16du wp14">
   <w:tbl>
     <w:tblPr>
       <w:tblStyle w:val="Tablaconcuadrcula1"/>
@@ -3637,14 +8377,14 @@
   </w:tbl>
   <w:p>
     <w:pPr>
-      <w:pStyle w:val="Encabezado"/>
+      <w:pStyle w:val="Header"/>
     </w:pPr>
   </w:p>
 </w:hdr>
 </file>
 
 <file path=word/numbering.xml><?xml version="1.0" encoding="utf-8"?>
-<w:numbering xmlns:wpc="http://schemas.microsoft.com/office/word/2010/wordprocessingCanvas" xmlns:cx="http://schemas.microsoft.com/office/drawing/2014/chartex" xmlns:mc="http://schemas.openxmlformats.org/markup-compatibility/2006" xmlns:o="urn:schemas-microsoft-com:office:office" xmlns:r="http://schemas.openxmlformats.org/officeDocument/2006/relationships" xmlns:m="http://schemas.openxmlformats.org/officeDocument/2006/math" xmlns:v="urn:schemas-microsoft-com:vml" xmlns:wp14="http://schemas.microsoft.com/office/word/2010/wordprocessingDrawing" xmlns:wp="http://schemas.openxmlformats.org/drawingml/2006/wordprocessingDrawing" xmlns:w10="urn:schemas-microsoft-com:office:word" xmlns:w="http://schemas.openxmlformats.org/wordprocessingml/2006/main" xmlns:w14="http://schemas.microsoft.com/office/word/2010/wordml" xmlns:w15="http://schemas.microsoft.com/office/word/2012/wordml" xmlns:w16se="http://schemas.microsoft.com/office/word/2015/wordml/symex" xmlns:wpg="http://schemas.microsoft.com/office/word/2010/wordprocessingGroup" xmlns:wpi="http://schemas.microsoft.com/office/word/2010/wordprocessingInk" xmlns:wne="http://schemas.microsoft.com/office/word/2006/wordml" xmlns:wps="http://schemas.microsoft.com/office/word/2010/wordprocessingShape" mc:Ignorable="w14 w15 w16se wp14">
+<w:numbering xmlns:wpc="http://schemas.microsoft.com/office/word/2010/wordprocessingCanvas" xmlns:cx="http://schemas.microsoft.com/office/drawing/2014/chartex" xmlns:cx1="http://schemas.microsoft.com/office/drawing/2015/9/8/chartex" xmlns:cx2="http://schemas.microsoft.com/office/drawing/2015/10/21/chartex" xmlns:cx3="http://schemas.microsoft.com/office/drawing/2016/5/9/chartex" xmlns:cx4="http://schemas.microsoft.com/office/drawing/2016/5/10/chartex" xmlns:cx5="http://schemas.microsoft.com/office/drawing/2016/5/11/chartex" xmlns:cx6="http://schemas.microsoft.com/office/drawing/2016/5/12/chartex" xmlns:cx7="http://schemas.microsoft.com/office/drawing/2016/5/13/chartex" xmlns:cx8="http://schemas.microsoft.com/office/drawing/2016/5/14/chartex" xmlns:mc="http://schemas.openxmlformats.org/markup-compatibility/2006" xmlns:aink="http://schemas.microsoft.com/office/drawing/2016/ink" xmlns:am3d="http://schemas.microsoft.com/office/drawing/2017/model3d" xmlns:o="urn:schemas-microsoft-com:office:office" xmlns:oel="http://schemas.microsoft.com/office/2019/extlst" xmlns:r="http://schemas.openxmlformats.org/officeDocument/2006/relationships" xmlns:m="http://schemas.openxmlformats.org/officeDocument/2006/math" xmlns:v="urn:schemas-microsoft-com:vml" xmlns:wp14="http://schemas.microsoft.com/office/word/2010/wordprocessingDrawing" xmlns:wp="http://schemas.openxmlformats.org/drawingml/2006/wordprocessingDrawing" xmlns:w10="urn:schemas-microsoft-com:office:word" xmlns:w="http://schemas.openxmlformats.org/wordprocessingml/2006/main" xmlns:w14="http://schemas.microsoft.com/office/word/2010/wordml" xmlns:w15="http://schemas.microsoft.com/office/word/2012/wordml" xmlns:w16cex="http://schemas.microsoft.com/office/word/2018/wordml/cex" xmlns:w16cid="http://schemas.microsoft.com/office/word/2016/wordml/cid" xmlns:w16="http://schemas.microsoft.com/office/word/2018/wordml" xmlns:w16du="http://schemas.microsoft.com/office/word/2023/wordml/word16du" xmlns:w16sdtdh="http://schemas.microsoft.com/office/word/2020/wordml/sdtdatahash" xmlns:w16sdtfl="http://schemas.microsoft.com/office/word/2024/wordml/sdtformatlock" xmlns:w16se="http://schemas.microsoft.com/office/word/2015/wordml/symex" xmlns:wpg="http://schemas.microsoft.com/office/word/2010/wordprocessingGroup" xmlns:wpi="http://schemas.microsoft.com/office/word/2010/wordprocessingInk" xmlns:wne="http://schemas.microsoft.com/office/word/2006/wordml" xmlns:wps="http://schemas.microsoft.com/office/word/2010/wordprocessingShape" mc:Ignorable="w14 w15 w16se w16cid w16 w16cex w16sdtdh w16sdtfl w16du wp14">
   <w:abstractNum w:abstractNumId="0" w15:restartNumberingAfterBreak="0">
     <w:nsid w:val="2FFD4C7F"/>
     <w:multiLevelType w:val="multilevel"/>
@@ -3766,14 +8506,14 @@
       </w:rPr>
     </w:lvl>
   </w:abstractNum>
-  <w:num w:numId="1">
+  <w:num w:numId="1" w16cid:durableId="275020632">
     <w:abstractNumId w:val="0"/>
   </w:num>
 </w:numbering>
 </file>
 
 <file path=word/styles.xml><?xml version="1.0" encoding="utf-8"?>
-<w:styles xmlns:mc="http://schemas.openxmlformats.org/markup-compatibility/2006" xmlns:r="http://schemas.openxmlformats.org/officeDocument/2006/relationships" xmlns:w="http://schemas.openxmlformats.org/wordprocessingml/2006/main" xmlns:w14="http://schemas.microsoft.com/office/word/2010/wordml" xmlns:w15="http://schemas.microsoft.com/office/word/2012/wordml" xmlns:w16se="http://schemas.microsoft.com/office/word/2015/wordml/symex" mc:Ignorable="w14 w15 w16se">
+<w:styles xmlns:mc="http://schemas.openxmlformats.org/markup-compatibility/2006" xmlns:r="http://schemas.openxmlformats.org/officeDocument/2006/relationships" xmlns:w="http://schemas.openxmlformats.org/wordprocessingml/2006/main" xmlns:w14="http://schemas.microsoft.com/office/word/2010/wordml" xmlns:w15="http://schemas.microsoft.com/office/word/2012/wordml" xmlns:w16cex="http://schemas.microsoft.com/office/word/2018/wordml/cex" xmlns:w16cid="http://schemas.microsoft.com/office/word/2016/wordml/cid" xmlns:w16="http://schemas.microsoft.com/office/word/2018/wordml" xmlns:w16du="http://schemas.microsoft.com/office/word/2023/wordml/word16du" xmlns:w16sdtdh="http://schemas.microsoft.com/office/word/2020/wordml/sdtdatahash" xmlns:w16sdtfl="http://schemas.microsoft.com/office/word/2024/wordml/sdtformatlock" xmlns:w16se="http://schemas.microsoft.com/office/word/2015/wordml/symex" mc:Ignorable="w14 w15 w16se w16cid w16 w16cex w16sdtdh w16sdtfl w16du">
   <w:docDefaults>
     <w:rPrDefault>
       <w:rPr>
@@ -3785,7 +8525,7 @@
     </w:rPrDefault>
     <w:pPrDefault/>
   </w:docDefaults>
-  <w:latentStyles w:defLockedState="0" w:defUIPriority="99" w:defSemiHidden="0" w:defUnhideWhenUsed="0" w:defQFormat="0" w:count="371">
+  <w:latentStyles w:defLockedState="0" w:defUIPriority="99" w:defSemiHidden="0" w:defUnhideWhenUsed="0" w:defQFormat="0" w:count="376">
     <w:lsdException w:name="Normal" w:uiPriority="0" w:qFormat="1"/>
     <w:lsdException w:name="heading 1" w:uiPriority="9" w:qFormat="1"/>
     <w:lsdException w:name="heading 2" w:semiHidden="1" w:uiPriority="9" w:unhideWhenUsed="1" w:qFormat="1"/>
@@ -4157,6 +8897,11 @@
     <w:lsdException w:name="List Table 5 Dark Accent 6" w:uiPriority="50"/>
     <w:lsdException w:name="List Table 6 Colorful Accent 6" w:uiPriority="51"/>
     <w:lsdException w:name="List Table 7 Colorful Accent 6" w:uiPriority="52"/>
+    <w:lsdException w:name="Mention" w:semiHidden="1" w:unhideWhenUsed="1"/>
+    <w:lsdException w:name="Smart Hyperlink" w:semiHidden="1" w:unhideWhenUsed="1"/>
+    <w:lsdException w:name="Hashtag" w:semiHidden="1" w:unhideWhenUsed="1"/>
+    <w:lsdException w:name="Unresolved Mention" w:semiHidden="1" w:unhideWhenUsed="1"/>
+    <w:lsdException w:name="Smart Link" w:semiHidden="1" w:unhideWhenUsed="1"/>
   </w:latentStyles>
   <w:style w:type="paragraph" w:default="1" w:styleId="Normal">
     <w:name w:val="Normal"/>
@@ -4170,11 +8915,11 @@
       <w:szCs w:val="22"/>
     </w:rPr>
   </w:style>
-  <w:style w:type="paragraph" w:styleId="Ttulo3">
+  <w:style w:type="paragraph" w:styleId="Heading3">
     <w:name w:val="heading 3"/>
     <w:basedOn w:val="Normal"/>
     <w:next w:val="Normal"/>
-    <w:link w:val="Ttulo3Car"/>
+    <w:link w:val="Heading3Char"/>
     <w:uiPriority w:val="9"/>
     <w:unhideWhenUsed/>
     <w:qFormat/>
@@ -4192,13 +8937,13 @@
       <w:szCs w:val="24"/>
     </w:rPr>
   </w:style>
-  <w:style w:type="character" w:default="1" w:styleId="Fuentedeprrafopredeter">
+  <w:style w:type="character" w:default="1" w:styleId="DefaultParagraphFont">
     <w:name w:val="Default Paragraph Font"/>
     <w:uiPriority w:val="1"/>
     <w:semiHidden/>
     <w:unhideWhenUsed/>
   </w:style>
-  <w:style w:type="table" w:default="1" w:styleId="Tablanormal">
+  <w:style w:type="table" w:default="1" w:styleId="TableNormal">
     <w:name w:val="Normal Table"/>
     <w:uiPriority w:val="99"/>
     <w:semiHidden/>
@@ -4213,16 +8958,16 @@
       </w:tblCellMar>
     </w:tblPr>
   </w:style>
-  <w:style w:type="numbering" w:default="1" w:styleId="Sinlista">
+  <w:style w:type="numbering" w:default="1" w:styleId="NoList">
     <w:name w:val="No List"/>
     <w:uiPriority w:val="99"/>
     <w:semiHidden/>
     <w:unhideWhenUsed/>
   </w:style>
-  <w:style w:type="character" w:customStyle="1" w:styleId="Ttulo3Car">
-    <w:name w:val="Título 3 Car"/>
-    <w:basedOn w:val="Fuentedeprrafopredeter"/>
-    <w:link w:val="Ttulo3"/>
+  <w:style w:type="character" w:customStyle="1" w:styleId="Heading3Char">
+    <w:name w:val="Heading 3 Char"/>
+    <w:basedOn w:val="DefaultParagraphFont"/>
+    <w:link w:val="Heading3"/>
     <w:uiPriority w:val="9"/>
     <w:rsid w:val="0003309E"/>
     <w:rPr>
@@ -4230,9 +8975,9 @@
       <w:color w:val="1F3763" w:themeColor="accent1" w:themeShade="7F"/>
     </w:rPr>
   </w:style>
-  <w:style w:type="table" w:styleId="Tablaconcuadrcula">
+  <w:style w:type="table" w:styleId="TableGrid">
     <w:name w:val="Table Grid"/>
-    <w:basedOn w:val="Tablanormal"/>
+    <w:basedOn w:val="TableNormal"/>
     <w:uiPriority w:val="39"/>
     <w:rsid w:val="0003309E"/>
     <w:rPr>
@@ -4250,10 +8995,10 @@
       </w:tblBorders>
     </w:tblPr>
   </w:style>
-  <w:style w:type="paragraph" w:styleId="Piedepgina">
+  <w:style w:type="paragraph" w:styleId="Footer">
     <w:name w:val="footer"/>
     <w:basedOn w:val="Normal"/>
-    <w:link w:val="PiedepginaCar"/>
+    <w:link w:val="FooterChar"/>
     <w:uiPriority w:val="99"/>
     <w:unhideWhenUsed/>
     <w:rsid w:val="0003309E"/>
@@ -4265,10 +9010,10 @@
       <w:spacing w:after="0" w:line="240" w:lineRule="auto"/>
     </w:pPr>
   </w:style>
-  <w:style w:type="character" w:customStyle="1" w:styleId="PiedepginaCar">
-    <w:name w:val="Pie de página Car"/>
-    <w:basedOn w:val="Fuentedeprrafopredeter"/>
-    <w:link w:val="Piedepgina"/>
+  <w:style w:type="character" w:customStyle="1" w:styleId="FooterChar">
+    <w:name w:val="Footer Char"/>
+    <w:basedOn w:val="DefaultParagraphFont"/>
+    <w:link w:val="Footer"/>
     <w:uiPriority w:val="99"/>
     <w:rsid w:val="0003309E"/>
     <w:rPr>
@@ -4276,10 +9021,10 @@
       <w:szCs w:val="22"/>
     </w:rPr>
   </w:style>
-  <w:style w:type="paragraph" w:styleId="Textonotapie">
+  <w:style w:type="paragraph" w:styleId="FootnoteText">
     <w:name w:val="footnote text"/>
     <w:basedOn w:val="Normal"/>
-    <w:link w:val="TextonotapieCar"/>
+    <w:link w:val="FootnoteTextChar"/>
     <w:uiPriority w:val="99"/>
     <w:semiHidden/>
     <w:unhideWhenUsed/>
@@ -4293,10 +9038,10 @@
       <w:lang w:val="es-ES"/>
     </w:rPr>
   </w:style>
-  <w:style w:type="character" w:customStyle="1" w:styleId="TextonotapieCar">
-    <w:name w:val="Texto nota pie Car"/>
-    <w:basedOn w:val="Fuentedeprrafopredeter"/>
-    <w:link w:val="Textonotapie"/>
+  <w:style w:type="character" w:customStyle="1" w:styleId="FootnoteTextChar">
+    <w:name w:val="Footnote Text Char"/>
+    <w:basedOn w:val="DefaultParagraphFont"/>
+    <w:link w:val="FootnoteText"/>
     <w:uiPriority w:val="99"/>
     <w:semiHidden/>
     <w:rsid w:val="0003309E"/>
@@ -4306,19 +9051,19 @@
       <w:lang w:val="es-ES"/>
     </w:rPr>
   </w:style>
-  <w:style w:type="character" w:styleId="Refdenotaalpie">
+  <w:style w:type="character" w:styleId="FootnoteReference">
     <w:name w:val="footnote reference"/>
-    <w:basedOn w:val="Fuentedeprrafopredeter"/>
+    <w:basedOn w:val="DefaultParagraphFont"/>
     <w:unhideWhenUsed/>
     <w:rsid w:val="0003309E"/>
     <w:rPr>
       <w:vertAlign w:val="superscript"/>
     </w:rPr>
   </w:style>
-  <w:style w:type="paragraph" w:styleId="Encabezado">
+  <w:style w:type="paragraph" w:styleId="Header">
     <w:name w:val="header"/>
     <w:basedOn w:val="Normal"/>
-    <w:link w:val="EncabezadoCar"/>
+    <w:link w:val="HeaderChar"/>
     <w:uiPriority w:val="99"/>
     <w:unhideWhenUsed/>
     <w:rsid w:val="00586C9C"/>
@@ -4330,10 +9075,10 @@
       <w:spacing w:after="0" w:line="240" w:lineRule="auto"/>
     </w:pPr>
   </w:style>
-  <w:style w:type="character" w:customStyle="1" w:styleId="EncabezadoCar">
-    <w:name w:val="Encabezado Car"/>
-    <w:basedOn w:val="Fuentedeprrafopredeter"/>
-    <w:link w:val="Encabezado"/>
+  <w:style w:type="character" w:customStyle="1" w:styleId="HeaderChar">
+    <w:name w:val="Header Char"/>
+    <w:basedOn w:val="DefaultParagraphFont"/>
+    <w:link w:val="Header"/>
     <w:uiPriority w:val="99"/>
     <w:rsid w:val="00586C9C"/>
     <w:rPr>
@@ -4343,8 +9088,8 @@
   </w:style>
   <w:style w:type="table" w:customStyle="1" w:styleId="Tablaconcuadrcula1">
     <w:name w:val="Tabla con cuadrícula1"/>
-    <w:basedOn w:val="Tablanormal"/>
-    <w:next w:val="Tablaconcuadrcula"/>
+    <w:basedOn w:val="TableNormal"/>
+    <w:next w:val="TableGrid"/>
     <w:uiPriority w:val="39"/>
     <w:rsid w:val="00C44557"/>
     <w:rPr>
@@ -4362,10 +9107,10 @@
       </w:tblBorders>
     </w:tblPr>
   </w:style>
-  <w:style w:type="paragraph" w:styleId="Textodeglobo">
+  <w:style w:type="paragraph" w:styleId="BalloonText">
     <w:name w:val="Balloon Text"/>
     <w:basedOn w:val="Normal"/>
-    <w:link w:val="TextodegloboCar"/>
+    <w:link w:val="BalloonTextChar"/>
     <w:uiPriority w:val="99"/>
     <w:semiHidden/>
     <w:unhideWhenUsed/>
@@ -4379,10 +9124,10 @@
       <w:szCs w:val="18"/>
     </w:rPr>
   </w:style>
-  <w:style w:type="character" w:customStyle="1" w:styleId="TextodegloboCar">
-    <w:name w:val="Texto de globo Car"/>
-    <w:basedOn w:val="Fuentedeprrafopredeter"/>
-    <w:link w:val="Textodeglobo"/>
+  <w:style w:type="character" w:customStyle="1" w:styleId="BalloonTextChar">
+    <w:name w:val="Balloon Text Char"/>
+    <w:basedOn w:val="DefaultParagraphFont"/>
+    <w:link w:val="BalloonText"/>
     <w:uiPriority w:val="99"/>
     <w:semiHidden/>
     <w:rsid w:val="00C5122E"/>
@@ -4392,9 +9137,9 @@
       <w:szCs w:val="18"/>
     </w:rPr>
   </w:style>
-  <w:style w:type="character" w:styleId="Refdecomentario">
+  <w:style w:type="character" w:styleId="CommentReference">
     <w:name w:val="annotation reference"/>
-    <w:basedOn w:val="Fuentedeprrafopredeter"/>
+    <w:basedOn w:val="DefaultParagraphFont"/>
     <w:uiPriority w:val="99"/>
     <w:semiHidden/>
     <w:unhideWhenUsed/>
@@ -4404,10 +9149,10 @@
       <w:szCs w:val="16"/>
     </w:rPr>
   </w:style>
-  <w:style w:type="paragraph" w:styleId="Textocomentario">
+  <w:style w:type="paragraph" w:styleId="CommentText">
     <w:name w:val="annotation text"/>
     <w:basedOn w:val="Normal"/>
-    <w:link w:val="TextocomentarioCar"/>
+    <w:link w:val="CommentTextChar"/>
     <w:uiPriority w:val="99"/>
     <w:semiHidden/>
     <w:unhideWhenUsed/>
@@ -4420,10 +9165,10 @@
       <w:szCs w:val="20"/>
     </w:rPr>
   </w:style>
-  <w:style w:type="character" w:customStyle="1" w:styleId="TextocomentarioCar">
-    <w:name w:val="Texto comentario Car"/>
-    <w:basedOn w:val="Fuentedeprrafopredeter"/>
-    <w:link w:val="Textocomentario"/>
+  <w:style w:type="character" w:customStyle="1" w:styleId="CommentTextChar">
+    <w:name w:val="Comment Text Char"/>
+    <w:basedOn w:val="DefaultParagraphFont"/>
+    <w:link w:val="CommentText"/>
     <w:uiPriority w:val="99"/>
     <w:semiHidden/>
     <w:rsid w:val="009E52DF"/>
@@ -4432,11 +9177,11 @@
       <w:szCs w:val="20"/>
     </w:rPr>
   </w:style>
-  <w:style w:type="paragraph" w:styleId="Asuntodelcomentario">
+  <w:style w:type="paragraph" w:styleId="CommentSubject">
     <w:name w:val="annotation subject"/>
-    <w:basedOn w:val="Textocomentario"/>
-    <w:next w:val="Textocomentario"/>
-    <w:link w:val="AsuntodelcomentarioCar"/>
+    <w:basedOn w:val="CommentText"/>
+    <w:next w:val="CommentText"/>
+    <w:link w:val="CommentSubjectChar"/>
     <w:uiPriority w:val="99"/>
     <w:semiHidden/>
     <w:unhideWhenUsed/>
@@ -4446,10 +9191,10 @@
       <w:bCs/>
     </w:rPr>
   </w:style>
-  <w:style w:type="character" w:customStyle="1" w:styleId="AsuntodelcomentarioCar">
-    <w:name w:val="Asunto del comentario Car"/>
-    <w:basedOn w:val="TextocomentarioCar"/>
-    <w:link w:val="Asuntodelcomentario"/>
+  <w:style w:type="character" w:customStyle="1" w:styleId="CommentSubjectChar">
+    <w:name w:val="Comment Subject Char"/>
+    <w:basedOn w:val="CommentTextChar"/>
+    <w:link w:val="CommentSubject"/>
     <w:uiPriority w:val="99"/>
     <w:semiHidden/>
     <w:rsid w:val="009E52DF"/>
@@ -4759,12 +9504,21 @@
 </file>
 
 <file path=customXml/item1.xml><?xml version="1.0" encoding="utf-8"?>
+<?mso-contentType ?>
+<FormTemplates xmlns="http://schemas.microsoft.com/sharepoint/v3/contenttype/forms">
+  <Display>DocumentLibraryForm</Display>
+  <Edit>DocumentLibraryForm</Edit>
+  <New>DocumentLibraryForm</New>
+</FormTemplates>
+</file>
+
+<file path=customXml/item2.xml><?xml version="1.0" encoding="utf-8"?>
 <p:properties xmlns:p="http://schemas.microsoft.com/office/2006/metadata/properties" xmlns:xsi="http://www.w3.org/2001/XMLSchema-instance" xmlns:pc="http://schemas.microsoft.com/office/infopath/2007/PartnerControls">
   <documentManagement/>
 </p:properties>
 </file>
 
-<file path=customXml/item2.xml><?xml version="1.0" encoding="utf-8"?>
+<file path=customXml/item3.xml><?xml version="1.0" encoding="utf-8"?>
 <ct:contentTypeSchema xmlns:ct="http://schemas.microsoft.com/office/2006/metadata/contentType" xmlns:ma="http://schemas.microsoft.com/office/2006/metadata/properties/metaAttributes" ct:_="" ma:_="" ma:contentTypeName="Documento" ma:contentTypeID="0x010100E96778489EE7714D8BD12CC105EB918B" ma:contentTypeVersion="2" ma:contentTypeDescription="Crear nuevo documento." ma:contentTypeScope="" ma:versionID="416c5c7ae9b5d54d83875cd3c65194e3">
   <xsd:schema xmlns:xsd="http://www.w3.org/2001/XMLSchema" xmlns:xs="http://www.w3.org/2001/XMLSchema" xmlns:p="http://schemas.microsoft.com/office/2006/metadata/properties" xmlns:ns2="126e8a1c-9ea9-435a-ac89-d06c80d62e30" targetNamespace="http://schemas.microsoft.com/office/2006/metadata/properties" ma:root="true" ma:fieldsID="70a237c842677bd850644f8595079f5e" ns2:_="">
     <xsd:import namespace="126e8a1c-9ea9-435a-ac89-d06c80d62e30"/>
@@ -4896,32 +9650,24 @@
 </ct:contentTypeSchema>
 </file>
 
-<file path=customXml/item3.xml><?xml version="1.0" encoding="utf-8"?>
-<?mso-contentType ?>
-<FormTemplates xmlns="http://schemas.microsoft.com/sharepoint/v3/contenttype/forms">
-  <Display>DocumentLibraryForm</Display>
-  <Edit>DocumentLibraryForm</Edit>
-  <New>DocumentLibraryForm</New>
-</FormTemplates>
-</file>
-
 <file path=customXml/itemProps1.xml><?xml version="1.0" encoding="utf-8"?>
-<ds:datastoreItem xmlns:ds="http://schemas.openxmlformats.org/officeDocument/2006/customXml" ds:itemID="{46CA5683-AF87-4E40-B841-2E23A3B52406}">
+<ds:datastoreItem xmlns:ds="http://schemas.openxmlformats.org/officeDocument/2006/customXml" ds:itemID="{D51C61E4-DB75-4684-AD25-71F546404E96}">
   <ds:schemaRefs>
-    <ds:schemaRef ds:uri="http://purl.org/dc/terms/"/>
-    <ds:schemaRef ds:uri="http://purl.org/dc/elements/1.1/"/>
-    <ds:schemaRef ds:uri="http://schemas.openxmlformats.org/package/2006/metadata/core-properties"/>
-    <ds:schemaRef ds:uri="http://www.w3.org/XML/1998/namespace"/>
-    <ds:schemaRef ds:uri="http://schemas.microsoft.com/office/2006/metadata/properties"/>
-    <ds:schemaRef ds:uri="http://schemas.microsoft.com/office/2006/documentManagement/types"/>
-    <ds:schemaRef ds:uri="http://purl.org/dc/dcmitype/"/>
-    <ds:schemaRef ds:uri="http://schemas.microsoft.com/office/infopath/2007/PartnerControls"/>
-    <ds:schemaRef ds:uri="126e8a1c-9ea9-435a-ac89-d06c80d62e30"/>
+    <ds:schemaRef ds:uri="http://schemas.microsoft.com/sharepoint/v3/contenttype/forms"/>
   </ds:schemaRefs>
 </ds:datastoreItem>
 </file>
 
 <file path=customXml/itemProps2.xml><?xml version="1.0" encoding="utf-8"?>
+<ds:datastoreItem xmlns:ds="http://schemas.openxmlformats.org/officeDocument/2006/customXml" ds:itemID="{46CA5683-AF87-4E40-B841-2E23A3B52406}">
+  <ds:schemaRefs>
+    <ds:schemaRef ds:uri="http://schemas.microsoft.com/office/2006/metadata/properties"/>
+    <ds:schemaRef ds:uri="http://schemas.microsoft.com/office/infopath/2007/PartnerControls"/>
+  </ds:schemaRefs>
+</ds:datastoreItem>
+</file>
+
+<file path=customXml/itemProps3.xml><?xml version="1.0" encoding="utf-8"?>
 <ds:datastoreItem xmlns:ds="http://schemas.openxmlformats.org/officeDocument/2006/customXml" ds:itemID="{6F3661B0-5934-4FAB-ADC6-33A19B814E8D}">
   <ds:schemaRefs>
     <ds:schemaRef ds:uri="http://schemas.microsoft.com/office/2006/metadata/contentType"/>
@@ -4937,12 +9683,4 @@
     <ds:schemaRef ds:uri="http://schemas.microsoft.com/internal/obd"/>
   </ds:schemaRefs>
 </ds:datastoreItem>
-</file>
-
-<file path=customXml/itemProps3.xml><?xml version="1.0" encoding="utf-8"?>
-<ds:datastoreItem xmlns:ds="http://schemas.openxmlformats.org/officeDocument/2006/customXml" ds:itemID="{D51C61E4-DB75-4684-AD25-71F546404E96}">
-  <ds:schemaRefs>
-    <ds:schemaRef ds:uri="http://schemas.microsoft.com/sharepoint/v3/contenttype/forms"/>
-  </ds:schemaRefs>
-</ds:datastoreItem>
 </file>